--- a/sujets_bac/Sujet 2/EP-BAC-NSI-Sujet3(1).docx
+++ b/sujets_bac/Sujet 2/EP-BAC-NSI-Sujet3(1).docx
@@ -1,8 +1,8 @@
 
 <file path=word/document.xml><?xml version="1.0" encoding="utf-8"?>
-<w:document xmlns:r="http://schemas.openxmlformats.org/officeDocument/2006/relationships" xmlns:wp="http://schemas.openxmlformats.org/drawingml/2006/wordprocessingDrawing" xmlns:w="http://schemas.openxmlformats.org/wordprocessingml/2006/main" xmlns:w10="urn:schemas-microsoft-com:office:word" xmlns:w14="http://schemas.microsoft.com/office/word/2010/wordml" xmlns:wps="http://schemas.microsoft.com/office/word/2010/wordprocessingShape" xmlns:wpg="http://schemas.microsoft.com/office/word/2010/wordprocessingGroup" xmlns:mc="http://schemas.openxmlformats.org/markup-compatibility/2006" xmlns:v="urn:schemas-microsoft-com:vml" xmlns:o="urn:schemas-microsoft-com:office:office" xmlns:m="http://schemas.openxmlformats.org/officeDocument/2006/math" mc:Ignorable="w14">
+<w:document xmlns:wp14="http://schemas.microsoft.com/office/word/2010/wordprocessingDrawing" xmlns:r="http://schemas.openxmlformats.org/officeDocument/2006/relationships" xmlns:wp="http://schemas.openxmlformats.org/drawingml/2006/wordprocessingDrawing" xmlns:w="http://schemas.openxmlformats.org/wordprocessingml/2006/main" xmlns:w10="urn:schemas-microsoft-com:office:word" xmlns:w14="http://schemas.microsoft.com/office/word/2010/wordml" xmlns:wps="http://schemas.microsoft.com/office/word/2010/wordprocessingShape" xmlns:wpg="http://schemas.microsoft.com/office/word/2010/wordprocessingGroup" xmlns:mc="http://schemas.openxmlformats.org/markup-compatibility/2006" xmlns:v="urn:schemas-microsoft-com:vml" xmlns:o="urn:schemas-microsoft-com:office:office" xmlns:m="http://schemas.openxmlformats.org/officeDocument/2006/math" mc:Ignorable="w14 wp14">
   <w:body>
-    <w:p>
+    <w:p xmlns:wp14="http://schemas.microsoft.com/office/word/2010/wordml" wp14:textId="77777777">
       <w:pPr>
         <w:pStyle w:val="Title"/>
         <w:rPr>
@@ -29,10 +29,38 @@
           <w:rtl w:val="0"/>
           <w:lang w:val="fr-FR"/>
         </w:rPr>
-        <w:t>preuve pratique 2026 - Refuge de protection de renards</w:t>
+        <w:t xml:space="preserve">preuve pratique 2026 - </w:t>
+      </w:r>
+      <w:r>
+        <w:rPr>
+          <w:rStyle w:val="Aucun"/>
+          <w:b w:val="0"/>
+          <w:bCs w:val="0"/>
+          <w:rtl w:val="0"/>
+          <w:lang w:val="fr-FR"/>
+        </w:rPr>
+        <w:t xml:space="preserve">Sujet 7 </w:t>
+      </w:r>
+      <w:r>
+        <w:rPr>
+          <w:rStyle w:val="Aucun"/>
+          <w:b w:val="0"/>
+          <w:bCs w:val="0"/>
+        </w:rPr>
+        <w:br w:type="textWrapping"/>
+      </w:r>
+      <w:r>
+        <w:rPr>
+          <w:rStyle w:val="Aucun"/>
+          <w:b w:val="0"/>
+          <w:bCs w:val="0"/>
+          <w:rtl w:val="0"/>
+          <w:lang w:val="fr-FR"/>
+        </w:rPr>
+        <w:t>Refuge de protection de renards</w:t>
       </w:r>
     </w:p>
-    <w:p>
+    <w:p xmlns:wp14="http://schemas.microsoft.com/office/word/2010/wordml" wp14:textId="77777777">
       <w:pPr>
         <w:pStyle w:val="First Paragraph"/>
         <w:pBdr>
@@ -491,393 +519,446 @@
         <w:t>il le juge utile.</w:t>
       </w:r>
     </w:p>
-    <w:p>
+    <w:p xmlns:wp14="http://schemas.microsoft.com/office/word/2010/wordml" wp14:textId="77777777">
       <w:pPr>
         <w:pStyle w:val="Body Text"/>
       </w:pPr>
       <w:r>
         <w:rPr>
-          <w:rStyle w:val="Aucun A"/>
-          <w:rtl w:val="0"/>
+          <w:rStyle w:val="Aucun"/>
+          <w:rtl w:val="0"/>
+          <w:lang w:val="fr-FR"/>
         </w:rPr>
         <w:t>Le renard, longtemps consid</w:t>
       </w:r>
       <w:r>
         <w:rPr>
-          <w:rStyle w:val="Aucun A"/>
-          <w:rtl w:val="0"/>
+          <w:rStyle w:val="Aucun"/>
+          <w:rtl w:val="0"/>
+          <w:lang w:val="fr-FR"/>
         </w:rPr>
         <w:t>é</w:t>
       </w:r>
       <w:r>
         <w:rPr>
-          <w:rStyle w:val="Aucun A"/>
-          <w:rtl w:val="0"/>
+          <w:rStyle w:val="Aucun"/>
+          <w:rtl w:val="0"/>
+          <w:lang w:val="fr-FR"/>
         </w:rPr>
         <w:t>r</w:t>
       </w:r>
       <w:r>
         <w:rPr>
-          <w:rStyle w:val="Aucun A"/>
-          <w:rtl w:val="0"/>
+          <w:rStyle w:val="Aucun"/>
+          <w:rtl w:val="0"/>
+          <w:lang w:val="fr-FR"/>
         </w:rPr>
         <w:t xml:space="preserve">é </w:t>
       </w:r>
       <w:r>
         <w:rPr>
-          <w:rStyle w:val="Aucun A"/>
-          <w:rtl w:val="0"/>
+          <w:rStyle w:val="Aucun"/>
+          <w:rtl w:val="0"/>
+          <w:lang w:val="fr-FR"/>
         </w:rPr>
         <w:t>comme nuisible, est aujourd'hui de plus en plus prot</w:t>
       </w:r>
       <w:r>
         <w:rPr>
-          <w:rStyle w:val="Aucun A"/>
-          <w:rtl w:val="0"/>
+          <w:rStyle w:val="Aucun"/>
+          <w:rtl w:val="0"/>
+          <w:lang w:val="fr-FR"/>
         </w:rPr>
         <w:t>é</w:t>
       </w:r>
       <w:r>
         <w:rPr>
-          <w:rStyle w:val="Aucun A"/>
-          <w:rtl w:val="0"/>
+          <w:rStyle w:val="Aucun"/>
+          <w:rtl w:val="0"/>
+          <w:lang w:val="fr-FR"/>
         </w:rPr>
         <w:t>g</w:t>
       </w:r>
       <w:r>
         <w:rPr>
-          <w:rStyle w:val="Aucun A"/>
-          <w:rtl w:val="0"/>
+          <w:rStyle w:val="Aucun"/>
+          <w:rtl w:val="0"/>
+          <w:lang w:val="fr-FR"/>
         </w:rPr>
         <w:t xml:space="preserve">é </w:t>
       </w:r>
       <w:r>
         <w:rPr>
-          <w:rStyle w:val="Aucun A"/>
-          <w:rtl w:val="0"/>
+          <w:rStyle w:val="Aucun"/>
+          <w:rtl w:val="0"/>
+          <w:lang w:val="fr-FR"/>
         </w:rPr>
         <w:t>pour son r</w:t>
       </w:r>
       <w:r>
         <w:rPr>
-          <w:rStyle w:val="Aucun A"/>
-          <w:rtl w:val="0"/>
+          <w:rStyle w:val="Aucun"/>
+          <w:rtl w:val="0"/>
+          <w:lang w:val="fr-FR"/>
         </w:rPr>
         <w:t>ô</w:t>
       </w:r>
       <w:r>
         <w:rPr>
-          <w:rStyle w:val="Aucun A"/>
-          <w:rtl w:val="0"/>
+          <w:rStyle w:val="Aucun"/>
+          <w:rtl w:val="0"/>
+          <w:lang w:val="fr-FR"/>
         </w:rPr>
         <w:t>le dans la r</w:t>
       </w:r>
       <w:r>
         <w:rPr>
-          <w:rStyle w:val="Aucun A"/>
-          <w:rtl w:val="0"/>
+          <w:rStyle w:val="Aucun"/>
+          <w:rtl w:val="0"/>
+          <w:lang w:val="fr-FR"/>
         </w:rPr>
         <w:t>é</w:t>
       </w:r>
       <w:r>
         <w:rPr>
-          <w:rStyle w:val="Aucun A"/>
-          <w:rtl w:val="0"/>
+          <w:rStyle w:val="Aucun"/>
+          <w:rtl w:val="0"/>
+          <w:lang w:val="fr-FR"/>
         </w:rPr>
         <w:t>gulation de la biodiversit</w:t>
       </w:r>
       <w:r>
         <w:rPr>
-          <w:rStyle w:val="Aucun A"/>
-          <w:rtl w:val="0"/>
+          <w:rStyle w:val="Aucun"/>
+          <w:rtl w:val="0"/>
+          <w:lang w:val="fr-FR"/>
         </w:rPr>
         <w:t>é</w:t>
       </w:r>
       <w:r>
         <w:rPr>
-          <w:rStyle w:val="Aucun A"/>
-          <w:rtl w:val="0"/>
+          <w:rStyle w:val="Aucun"/>
+          <w:rtl w:val="0"/>
+          <w:lang w:val="fr-FR"/>
         </w:rPr>
         <w:t xml:space="preserve">. </w:t>
       </w:r>
     </w:p>
-    <w:p>
+    <w:p xmlns:wp14="http://schemas.microsoft.com/office/word/2010/wordml" wp14:textId="77777777">
       <w:pPr>
         <w:pStyle w:val="Body Text"/>
         <w:rPr>
-          <w:rStyle w:val="Aucun A"/>
+          <w:rStyle w:val="Aucun"/>
         </w:rPr>
       </w:pPr>
       <w:bookmarkStart w:name="X430a16810bc927428662d1b1fd47aa2084da4f0" w:id="0"/>
       <w:r>
         <w:rPr>
-          <w:rStyle w:val="Aucun A"/>
-          <w:rtl w:val="0"/>
+          <w:rStyle w:val="Aucun"/>
+          <w:rtl w:val="0"/>
+          <w:lang w:val="fr-FR"/>
         </w:rPr>
         <w:t>L</w:t>
       </w:r>
       <w:r>
         <w:rPr>
-          <w:rStyle w:val="Aucun A"/>
-          <w:rtl w:val="0"/>
+          <w:rStyle w:val="Aucun"/>
+          <w:rtl w:val="0"/>
+          <w:lang w:val="fr-FR"/>
         </w:rPr>
         <w:t>’</w:t>
       </w:r>
       <w:r>
         <w:rPr>
-          <w:rStyle w:val="Aucun A"/>
-          <w:rtl w:val="0"/>
+          <w:rStyle w:val="Aucun"/>
+          <w:rtl w:val="0"/>
+          <w:lang w:val="fr-FR"/>
         </w:rPr>
         <w:t>arr</w:t>
       </w:r>
       <w:r>
         <w:rPr>
-          <w:rStyle w:val="Aucun A"/>
-          <w:rtl w:val="0"/>
+          <w:rStyle w:val="Aucun"/>
+          <w:rtl w:val="0"/>
+          <w:lang w:val="fr-FR"/>
         </w:rPr>
         <w:t>ê</w:t>
       </w:r>
       <w:r>
         <w:rPr>
-          <w:rStyle w:val="Aucun A"/>
-          <w:rtl w:val="0"/>
+          <w:rStyle w:val="Aucun"/>
+          <w:rtl w:val="0"/>
+          <w:lang w:val="fr-FR"/>
         </w:rPr>
         <w:t>t</w:t>
       </w:r>
       <w:r>
         <w:rPr>
-          <w:rStyle w:val="Aucun A"/>
-          <w:rtl w:val="0"/>
+          <w:rStyle w:val="Aucun"/>
+          <w:rtl w:val="0"/>
+          <w:lang w:val="fr-FR"/>
         </w:rPr>
         <w:t xml:space="preserve">é </w:t>
       </w:r>
       <w:r>
         <w:rPr>
-          <w:rStyle w:val="Aucun A"/>
-          <w:rtl w:val="0"/>
+          <w:rStyle w:val="Aucun"/>
+          <w:rtl w:val="0"/>
+          <w:lang w:val="fr-FR"/>
         </w:rPr>
         <w:t>du 3 ao</w:t>
       </w:r>
       <w:r>
         <w:rPr>
-          <w:rStyle w:val="Aucun A"/>
-          <w:rtl w:val="0"/>
+          <w:rStyle w:val="Aucun"/>
+          <w:rtl w:val="0"/>
+          <w:lang w:val="fr-FR"/>
         </w:rPr>
         <w:t>û</w:t>
       </w:r>
       <w:r>
         <w:rPr>
-          <w:rStyle w:val="Aucun A"/>
-          <w:rtl w:val="0"/>
+          <w:rStyle w:val="Aucun"/>
+          <w:rtl w:val="0"/>
+          <w:lang w:val="fr-FR"/>
         </w:rPr>
         <w:t>t 2023 s</w:t>
       </w:r>
       <w:r>
         <w:rPr>
-          <w:rStyle w:val="Aucun A"/>
-          <w:rtl w:val="0"/>
+          <w:rStyle w:val="Aucun"/>
+          <w:rtl w:val="0"/>
+          <w:lang w:val="fr-FR"/>
         </w:rPr>
         <w:t>’</w:t>
       </w:r>
       <w:r>
         <w:rPr>
-          <w:rStyle w:val="Aucun A"/>
-          <w:rtl w:val="0"/>
+          <w:rStyle w:val="Aucun"/>
+          <w:rtl w:val="0"/>
+          <w:lang w:val="fr-FR"/>
         </w:rPr>
         <w:t>appuie sur une liste de 9 esp</w:t>
       </w:r>
       <w:r>
         <w:rPr>
-          <w:rStyle w:val="Aucun A"/>
-          <w:rtl w:val="0"/>
+          <w:rStyle w:val="Aucun"/>
+          <w:rtl w:val="0"/>
+          <w:lang w:val="fr-FR"/>
         </w:rPr>
         <w:t>è</w:t>
       </w:r>
       <w:r>
         <w:rPr>
-          <w:rStyle w:val="Aucun A"/>
-          <w:rtl w:val="0"/>
+          <w:rStyle w:val="Aucun"/>
+          <w:rtl w:val="0"/>
+          <w:lang w:val="fr-FR"/>
         </w:rPr>
         <w:t>ces indig</w:t>
       </w:r>
       <w:r>
         <w:rPr>
-          <w:rStyle w:val="Aucun A"/>
-          <w:rtl w:val="0"/>
+          <w:rStyle w:val="Aucun"/>
+          <w:rtl w:val="0"/>
+          <w:lang w:val="fr-FR"/>
         </w:rPr>
         <w:t>è</w:t>
       </w:r>
       <w:r>
         <w:rPr>
-          <w:rStyle w:val="Aucun A"/>
-          <w:rtl w:val="0"/>
+          <w:rStyle w:val="Aucun"/>
+          <w:rtl w:val="0"/>
+          <w:lang w:val="fr-FR"/>
         </w:rPr>
         <w:t xml:space="preserve">nes qui peuvent </w:t>
       </w:r>
       <w:r>
         <w:rPr>
-          <w:rStyle w:val="Aucun A"/>
-          <w:rtl w:val="0"/>
+          <w:rStyle w:val="Aucun"/>
+          <w:rtl w:val="0"/>
+          <w:lang w:val="fr-FR"/>
         </w:rPr>
         <w:t>ê</w:t>
       </w:r>
       <w:r>
         <w:rPr>
-          <w:rStyle w:val="Aucun A"/>
-          <w:rtl w:val="0"/>
+          <w:rStyle w:val="Aucun"/>
+          <w:rtl w:val="0"/>
+          <w:lang w:val="fr-FR"/>
         </w:rPr>
         <w:t>tre class</w:t>
       </w:r>
       <w:r>
         <w:rPr>
-          <w:rStyle w:val="Aucun A"/>
-          <w:rtl w:val="0"/>
+          <w:rStyle w:val="Aucun"/>
+          <w:rtl w:val="0"/>
+          <w:lang w:val="fr-FR"/>
         </w:rPr>
         <w:t>é</w:t>
       </w:r>
       <w:r>
         <w:rPr>
-          <w:rStyle w:val="Aucun A"/>
-          <w:rtl w:val="0"/>
+          <w:rStyle w:val="Aucun"/>
+          <w:rtl w:val="0"/>
+          <w:lang w:val="fr-FR"/>
         </w:rPr>
         <w:t xml:space="preserve">s </w:t>
       </w:r>
       <w:r>
         <w:rPr>
-          <w:rStyle w:val="Aucun A"/>
-          <w:rtl w:val="0"/>
+          <w:rStyle w:val="Aucun"/>
+          <w:rtl w:val="0"/>
+          <w:lang w:val="fr-FR"/>
         </w:rPr>
         <w:t xml:space="preserve">« </w:t>
       </w:r>
       <w:r>
         <w:rPr>
-          <w:rStyle w:val="Aucun A"/>
-          <w:rtl w:val="0"/>
+          <w:rStyle w:val="Aucun"/>
+          <w:rtl w:val="0"/>
+          <w:lang w:val="fr-FR"/>
         </w:rPr>
         <w:t>susceptibles d</w:t>
       </w:r>
       <w:r>
         <w:rPr>
-          <w:rStyle w:val="Aucun A"/>
-          <w:rtl w:val="0"/>
+          <w:rStyle w:val="Aucun"/>
+          <w:rtl w:val="0"/>
+          <w:lang w:val="fr-FR"/>
         </w:rPr>
         <w:t>’</w:t>
       </w:r>
       <w:r>
         <w:rPr>
-          <w:rStyle w:val="Aucun A"/>
-          <w:rtl w:val="0"/>
+          <w:rStyle w:val="Aucun"/>
+          <w:rtl w:val="0"/>
+          <w:lang w:val="fr-FR"/>
         </w:rPr>
         <w:t>occasionner des d</w:t>
       </w:r>
       <w:r>
         <w:rPr>
-          <w:rStyle w:val="Aucun A"/>
-          <w:rtl w:val="0"/>
+          <w:rStyle w:val="Aucun"/>
+          <w:rtl w:val="0"/>
+          <w:lang w:val="fr-FR"/>
         </w:rPr>
         <w:t>é</w:t>
       </w:r>
       <w:r>
         <w:rPr>
-          <w:rStyle w:val="Aucun A"/>
-          <w:rtl w:val="0"/>
+          <w:rStyle w:val="Aucun"/>
+          <w:rtl w:val="0"/>
+          <w:lang w:val="fr-FR"/>
         </w:rPr>
         <w:t>g</w:t>
       </w:r>
       <w:r>
         <w:rPr>
-          <w:rStyle w:val="Aucun A"/>
-          <w:rtl w:val="0"/>
+          <w:rStyle w:val="Aucun"/>
+          <w:rtl w:val="0"/>
+          <w:lang w:val="fr-FR"/>
         </w:rPr>
         <w:t>â</w:t>
       </w:r>
       <w:r>
         <w:rPr>
-          <w:rStyle w:val="Aucun A"/>
-          <w:rtl w:val="0"/>
+          <w:rStyle w:val="Aucun"/>
+          <w:rtl w:val="0"/>
+          <w:lang w:val="fr-FR"/>
         </w:rPr>
         <w:t xml:space="preserve">ts </w:t>
       </w:r>
       <w:r>
         <w:rPr>
-          <w:rStyle w:val="Aucun A"/>
-          <w:rtl w:val="0"/>
+          <w:rStyle w:val="Aucun"/>
+          <w:rtl w:val="0"/>
+          <w:lang w:val="fr-FR"/>
         </w:rPr>
         <w:t xml:space="preserve">» à </w:t>
       </w:r>
       <w:r>
         <w:rPr>
-          <w:rStyle w:val="Aucun A"/>
-          <w:rtl w:val="0"/>
+          <w:rStyle w:val="Aucun"/>
+          <w:rtl w:val="0"/>
+          <w:lang w:val="fr-FR"/>
         </w:rPr>
         <w:t>l</w:t>
       </w:r>
       <w:r>
         <w:rPr>
-          <w:rStyle w:val="Aucun A"/>
-          <w:rtl w:val="0"/>
+          <w:rStyle w:val="Aucun"/>
+          <w:rtl w:val="0"/>
+          <w:lang w:val="fr-FR"/>
         </w:rPr>
         <w:t>’é</w:t>
       </w:r>
       <w:r>
         <w:rPr>
-          <w:rStyle w:val="Aucun A"/>
-          <w:rtl w:val="0"/>
+          <w:rStyle w:val="Aucun"/>
+          <w:rtl w:val="0"/>
+          <w:lang w:val="fr-FR"/>
         </w:rPr>
         <w:t>chelle des d</w:t>
       </w:r>
       <w:r>
         <w:rPr>
-          <w:rStyle w:val="Aucun A"/>
-          <w:rtl w:val="0"/>
+          <w:rStyle w:val="Aucun"/>
+          <w:rtl w:val="0"/>
+          <w:lang w:val="fr-FR"/>
         </w:rPr>
         <w:t>é</w:t>
       </w:r>
       <w:r>
         <w:rPr>
-          <w:rStyle w:val="Aucun A"/>
-          <w:rtl w:val="0"/>
+          <w:rStyle w:val="Aucun"/>
+          <w:rtl w:val="0"/>
+          <w:lang w:val="fr-FR"/>
         </w:rPr>
         <w:t>partements, en fonction des populations et de la r</w:t>
       </w:r>
       <w:r>
         <w:rPr>
-          <w:rStyle w:val="Aucun A"/>
-          <w:rtl w:val="0"/>
+          <w:rStyle w:val="Aucun"/>
+          <w:rtl w:val="0"/>
+          <w:lang w:val="fr-FR"/>
         </w:rPr>
         <w:t>é</w:t>
       </w:r>
       <w:r>
         <w:rPr>
-          <w:rStyle w:val="Aucun A"/>
-          <w:rtl w:val="0"/>
+          <w:rStyle w:val="Aucun"/>
+          <w:rtl w:val="0"/>
+          <w:lang w:val="fr-FR"/>
         </w:rPr>
         <w:t>partition locale de ces esp</w:t>
       </w:r>
       <w:r>
         <w:rPr>
-          <w:rStyle w:val="Aucun A"/>
-          <w:rtl w:val="0"/>
+          <w:rStyle w:val="Aucun"/>
+          <w:rtl w:val="0"/>
+          <w:lang w:val="fr-FR"/>
         </w:rPr>
         <w:t>è</w:t>
       </w:r>
       <w:r>
         <w:rPr>
-          <w:rStyle w:val="Aucun A"/>
-          <w:rtl w:val="0"/>
+          <w:rStyle w:val="Aucun"/>
+          <w:rtl w:val="0"/>
+          <w:lang w:val="fr-FR"/>
         </w:rPr>
         <w:t>ces.</w:t>
       </w:r>
       <w:bookmarkEnd w:id="0"/>
       <w:r>
         <w:rPr>
-          <w:rStyle w:val="Aucun A"/>
-          <w:rtl w:val="0"/>
+          <w:rStyle w:val="Aucun"/>
+          <w:rtl w:val="0"/>
+          <w:lang w:val="fr-FR"/>
         </w:rPr>
         <w:t xml:space="preserve"> </w:t>
       </w:r>
     </w:p>
-    <w:p>
+    <w:p xmlns:wp14="http://schemas.microsoft.com/office/word/2010/wordml" wp14:textId="77777777">
       <w:pPr>
         <w:pStyle w:val="Body Text"/>
         <w:rPr>
@@ -887,364 +968,433 @@
       </w:pPr>
       <w:r>
         <w:rPr>
-          <w:rStyle w:val="Aucun A"/>
-          <w:rtl w:val="0"/>
+          <w:rStyle w:val="Aucun"/>
+          <w:rtl w:val="0"/>
+          <w:lang w:val="fr-FR"/>
         </w:rPr>
         <w:t xml:space="preserve">Afin d'aider </w:t>
       </w:r>
       <w:r>
         <w:rPr>
-          <w:rStyle w:val="Aucun A"/>
-          <w:rtl w:val="0"/>
+          <w:rStyle w:val="Aucun"/>
+          <w:rtl w:val="0"/>
+          <w:lang w:val="fr-FR"/>
         </w:rPr>
         <w:t xml:space="preserve">à </w:t>
       </w:r>
       <w:r>
         <w:rPr>
-          <w:rStyle w:val="Aucun A"/>
-          <w:rtl w:val="0"/>
+          <w:rStyle w:val="Aucun"/>
+          <w:rtl w:val="0"/>
+          <w:lang w:val="fr-FR"/>
         </w:rPr>
         <w:t>la r</w:t>
       </w:r>
       <w:r>
         <w:rPr>
-          <w:rStyle w:val="Aucun A"/>
-          <w:rtl w:val="0"/>
+          <w:rStyle w:val="Aucun"/>
+          <w:rtl w:val="0"/>
+          <w:lang w:val="fr-FR"/>
         </w:rPr>
         <w:t>é</w:t>
       </w:r>
       <w:r>
         <w:rPr>
-          <w:rStyle w:val="Aucun A"/>
-          <w:rtl w:val="0"/>
+          <w:rStyle w:val="Aucun"/>
+          <w:rtl w:val="0"/>
+          <w:lang w:val="fr-FR"/>
         </w:rPr>
         <w:t>habilitation des individus bless</w:t>
       </w:r>
       <w:r>
         <w:rPr>
-          <w:rStyle w:val="Aucun A"/>
-          <w:rtl w:val="0"/>
+          <w:rStyle w:val="Aucun"/>
+          <w:rtl w:val="0"/>
+          <w:lang w:val="fr-FR"/>
         </w:rPr>
         <w:t>é</w:t>
       </w:r>
       <w:r>
         <w:rPr>
-          <w:rStyle w:val="Aucun A"/>
-          <w:rtl w:val="0"/>
+          <w:rStyle w:val="Aucun"/>
+          <w:rtl w:val="0"/>
+          <w:lang w:val="fr-FR"/>
         </w:rPr>
         <w:t xml:space="preserve">s ou orphelins, un refuge de protection a </w:t>
       </w:r>
       <w:r>
         <w:rPr>
-          <w:rStyle w:val="Aucun A"/>
-          <w:rtl w:val="0"/>
+          <w:rStyle w:val="Aucun"/>
+          <w:rtl w:val="0"/>
+          <w:lang w:val="fr-FR"/>
         </w:rPr>
         <w:t>é</w:t>
       </w:r>
       <w:r>
         <w:rPr>
-          <w:rStyle w:val="Aucun A"/>
-          <w:rtl w:val="0"/>
+          <w:rStyle w:val="Aucun"/>
+          <w:rtl w:val="0"/>
+          <w:lang w:val="fr-FR"/>
         </w:rPr>
         <w:t>t</w:t>
       </w:r>
       <w:r>
         <w:rPr>
-          <w:rStyle w:val="Aucun A"/>
-          <w:rtl w:val="0"/>
+          <w:rStyle w:val="Aucun"/>
+          <w:rtl w:val="0"/>
+          <w:lang w:val="fr-FR"/>
         </w:rPr>
         <w:t xml:space="preserve">é </w:t>
       </w:r>
       <w:r>
         <w:rPr>
-          <w:rStyle w:val="Aucun A"/>
-          <w:rtl w:val="0"/>
+          <w:rStyle w:val="Aucun"/>
+          <w:rtl w:val="0"/>
+          <w:lang w:val="fr-FR"/>
         </w:rPr>
         <w:t>construit.</w:t>
       </w:r>
     </w:p>
-    <w:p>
+    <w:p xmlns:wp14="http://schemas.microsoft.com/office/word/2010/wordml" wp14:textId="77777777">
       <w:pPr>
         <w:pStyle w:val="Body Text"/>
       </w:pPr>
       <w:r>
         <w:rPr>
-          <w:rStyle w:val="Aucun A"/>
-          <w:rtl w:val="0"/>
+          <w:rStyle w:val="Aucun"/>
+          <w:rtl w:val="0"/>
+          <w:lang w:val="fr-FR"/>
         </w:rPr>
         <w:t>La personne en charge de l'infrastructure souhaite mod</w:t>
       </w:r>
       <w:r>
         <w:rPr>
-          <w:rStyle w:val="Aucun A"/>
-          <w:rtl w:val="0"/>
+          <w:rStyle w:val="Aucun"/>
+          <w:rtl w:val="0"/>
+          <w:lang w:val="fr-FR"/>
         </w:rPr>
         <w:t>é</w:t>
       </w:r>
       <w:r>
         <w:rPr>
-          <w:rStyle w:val="Aucun A"/>
-          <w:rtl w:val="0"/>
+          <w:rStyle w:val="Aucun"/>
+          <w:rtl w:val="0"/>
+          <w:lang w:val="fr-FR"/>
         </w:rPr>
         <w:t>liser les pr</w:t>
       </w:r>
       <w:r>
         <w:rPr>
-          <w:rStyle w:val="Aucun A"/>
-          <w:rtl w:val="0"/>
+          <w:rStyle w:val="Aucun"/>
+          <w:rtl w:val="0"/>
+          <w:lang w:val="fr-FR"/>
         </w:rPr>
         <w:t>é</w:t>
       </w:r>
       <w:r>
         <w:rPr>
-          <w:rStyle w:val="Aucun A"/>
-          <w:rtl w:val="0"/>
+          <w:rStyle w:val="Aucun"/>
+          <w:rtl w:val="0"/>
+          <w:lang w:val="fr-FR"/>
         </w:rPr>
         <w:t>mices de base de donn</w:t>
       </w:r>
       <w:r>
         <w:rPr>
-          <w:rStyle w:val="Aucun A"/>
-          <w:rtl w:val="0"/>
+          <w:rStyle w:val="Aucun"/>
+          <w:rtl w:val="0"/>
+          <w:lang w:val="fr-FR"/>
         </w:rPr>
         <w:t>é</w:t>
       </w:r>
       <w:r>
         <w:rPr>
-          <w:rStyle w:val="Aucun A"/>
-          <w:rtl w:val="0"/>
+          <w:rStyle w:val="Aucun"/>
+          <w:rtl w:val="0"/>
+          <w:lang w:val="fr-FR"/>
         </w:rPr>
         <w:t>es en CSV et Python pour stocker les informations essentielles sur les renards pris en charge.</w:t>
       </w:r>
       <w:r>
         <w:rPr>
-          <w:rStyle w:val="Aucun A"/>
+          <w:rStyle w:val="Aucun"/>
         </w:rPr>
         <w:br w:type="textWrapping"/>
+      </w:r>
+      <w:r>
+        <w:rPr>
+          <w:rStyle w:val="Aucun"/>
+        </w:rPr>
         <w:br w:type="textWrapping"/>
       </w:r>
       <w:r>
         <w:rPr>
-          <w:rStyle w:val="Aucun A"/>
-          <w:rtl w:val="0"/>
+          <w:rStyle w:val="Aucun"/>
+          <w:rtl w:val="0"/>
+          <w:lang w:val="fr-FR"/>
         </w:rPr>
         <w:t>Deux entit</w:t>
       </w:r>
       <w:r>
         <w:rPr>
-          <w:rStyle w:val="Aucun A"/>
-          <w:rtl w:val="0"/>
+          <w:rStyle w:val="Aucun"/>
+          <w:rtl w:val="0"/>
+          <w:lang w:val="fr-FR"/>
         </w:rPr>
         <w:t>é</w:t>
       </w:r>
       <w:r>
         <w:rPr>
-          <w:rStyle w:val="Aucun A"/>
-          <w:rtl w:val="0"/>
+          <w:rStyle w:val="Aucun"/>
+          <w:rtl w:val="0"/>
+          <w:lang w:val="fr-FR"/>
         </w:rPr>
         <w:t xml:space="preserve">s seront </w:t>
       </w:r>
       <w:r>
         <w:rPr>
-          <w:rStyle w:val="Aucun A"/>
-          <w:rtl w:val="0"/>
+          <w:rStyle w:val="Aucun"/>
+          <w:rtl w:val="0"/>
+          <w:lang w:val="fr-FR"/>
         </w:rPr>
         <w:t xml:space="preserve">à </w:t>
       </w:r>
       <w:r>
         <w:rPr>
-          <w:rStyle w:val="Aucun A"/>
-          <w:rtl w:val="0"/>
+          <w:rStyle w:val="Aucun"/>
+          <w:rtl w:val="0"/>
+          <w:lang w:val="fr-FR"/>
         </w:rPr>
         <w:t>mod</w:t>
       </w:r>
       <w:r>
         <w:rPr>
-          <w:rStyle w:val="Aucun A"/>
-          <w:rtl w:val="0"/>
+          <w:rStyle w:val="Aucun"/>
+          <w:rtl w:val="0"/>
+          <w:lang w:val="fr-FR"/>
         </w:rPr>
         <w:t>é</w:t>
       </w:r>
       <w:r>
         <w:rPr>
-          <w:rStyle w:val="Aucun A"/>
-          <w:rtl w:val="0"/>
+          <w:rStyle w:val="Aucun"/>
+          <w:rtl w:val="0"/>
+          <w:lang w:val="fr-FR"/>
         </w:rPr>
         <w:t>liser : le Renard et le Refuge.</w:t>
       </w:r>
     </w:p>
-    <w:p>
+    <w:p xmlns:wp14="http://schemas.microsoft.com/office/word/2010/wordml" wp14:textId="77777777">
       <w:pPr>
         <w:pStyle w:val="Body Text"/>
       </w:pPr>
       <w:r>
         <w:rPr>
-          <w:rStyle w:val="Aucun A"/>
-          <w:rtl w:val="0"/>
+          <w:rStyle w:val="Aucun"/>
+          <w:rtl w:val="0"/>
+          <w:lang w:val="fr-FR"/>
         </w:rPr>
         <w:t>- Un Renard est caract</w:t>
       </w:r>
       <w:r>
         <w:rPr>
-          <w:rStyle w:val="Aucun A"/>
-          <w:rtl w:val="0"/>
+          <w:rStyle w:val="Aucun"/>
+          <w:rtl w:val="0"/>
+          <w:lang w:val="fr-FR"/>
         </w:rPr>
         <w:t>é</w:t>
       </w:r>
       <w:r>
         <w:rPr>
-          <w:rStyle w:val="Aucun A"/>
-          <w:rtl w:val="0"/>
+          <w:rStyle w:val="Aucun"/>
+          <w:rtl w:val="0"/>
+          <w:lang w:val="fr-FR"/>
         </w:rPr>
         <w:t>ris</w:t>
       </w:r>
       <w:r>
         <w:rPr>
-          <w:rStyle w:val="Aucun A"/>
-          <w:rtl w:val="0"/>
+          <w:rStyle w:val="Aucun"/>
+          <w:rtl w:val="0"/>
+          <w:lang w:val="fr-FR"/>
         </w:rPr>
         <w:t xml:space="preserve">é </w:t>
       </w:r>
       <w:r>
         <w:rPr>
-          <w:rStyle w:val="Aucun A"/>
-          <w:rtl w:val="0"/>
+          <w:rStyle w:val="Aucun"/>
+          <w:rtl w:val="0"/>
+          <w:lang w:val="fr-FR"/>
         </w:rPr>
         <w:t>par un identifiant (entier), un nom (cha</w:t>
       </w:r>
       <w:r>
         <w:rPr>
-          <w:rStyle w:val="Aucun A"/>
-          <w:rtl w:val="0"/>
+          <w:rStyle w:val="Aucun"/>
+          <w:rtl w:val="0"/>
+          <w:lang w:val="fr-FR"/>
         </w:rPr>
         <w:t>î</w:t>
       </w:r>
       <w:r>
         <w:rPr>
-          <w:rStyle w:val="Aucun A"/>
-          <w:rtl w:val="0"/>
+          <w:rStyle w:val="Aucun"/>
+          <w:rtl w:val="0"/>
+          <w:lang w:val="fr-FR"/>
         </w:rPr>
         <w:t>ne de caract</w:t>
       </w:r>
       <w:r>
         <w:rPr>
-          <w:rStyle w:val="Aucun A"/>
-          <w:rtl w:val="0"/>
+          <w:rStyle w:val="Aucun"/>
+          <w:rtl w:val="0"/>
+          <w:lang w:val="fr-FR"/>
         </w:rPr>
         <w:t>è</w:t>
       </w:r>
       <w:r>
         <w:rPr>
-          <w:rStyle w:val="Aucun A"/>
-          <w:rtl w:val="0"/>
+          <w:rStyle w:val="Aucun"/>
+          <w:rtl w:val="0"/>
+          <w:lang w:val="fr-FR"/>
         </w:rPr>
         <w:t>res), une masse en kg (flottant) et une date d</w:t>
       </w:r>
       <w:r>
         <w:rPr>
-          <w:rStyle w:val="Aucun A"/>
-          <w:rtl w:val="0"/>
+          <w:rStyle w:val="Aucun"/>
+          <w:rtl w:val="0"/>
+          <w:lang w:val="fr-FR"/>
         </w:rPr>
         <w:t>’</w:t>
       </w:r>
       <w:r>
         <w:rPr>
-          <w:rStyle w:val="Aucun A"/>
-          <w:rtl w:val="0"/>
-        </w:rPr>
-        <w:t>arrivee (cha</w:t>
-      </w:r>
-      <w:r>
-        <w:rPr>
-          <w:rStyle w:val="Aucun A"/>
-          <w:rtl w:val="0"/>
+          <w:rStyle w:val="Aucun"/>
+          <w:rtl w:val="0"/>
+          <w:lang w:val="fr-FR"/>
+        </w:rPr>
+        <w:t>arriv</w:t>
+      </w:r>
+      <w:r>
+        <w:rPr>
+          <w:rStyle w:val="Aucun"/>
+          <w:rtl w:val="0"/>
+          <w:lang w:val="fr-FR"/>
+        </w:rPr>
+        <w:t>é</w:t>
+      </w:r>
+      <w:r>
+        <w:rPr>
+          <w:rStyle w:val="Aucun"/>
+          <w:rtl w:val="0"/>
+          <w:lang w:val="fr-FR"/>
+        </w:rPr>
+        <w:t>e (cha</w:t>
+      </w:r>
+      <w:r>
+        <w:rPr>
+          <w:rStyle w:val="Aucun"/>
+          <w:rtl w:val="0"/>
+          <w:lang w:val="fr-FR"/>
         </w:rPr>
         <w:t>î</w:t>
       </w:r>
       <w:r>
         <w:rPr>
-          <w:rStyle w:val="Aucun A"/>
-          <w:rtl w:val="0"/>
+          <w:rStyle w:val="Aucun"/>
+          <w:rtl w:val="0"/>
+          <w:lang w:val="fr-FR"/>
         </w:rPr>
         <w:t>ne de caract</w:t>
       </w:r>
       <w:r>
         <w:rPr>
-          <w:rStyle w:val="Aucun A"/>
-          <w:rtl w:val="0"/>
+          <w:rStyle w:val="Aucun"/>
+          <w:rtl w:val="0"/>
+          <w:lang w:val="fr-FR"/>
         </w:rPr>
         <w:t>è</w:t>
       </w:r>
       <w:r>
         <w:rPr>
-          <w:rStyle w:val="Aucun A"/>
-          <w:rtl w:val="0"/>
+          <w:rStyle w:val="Aucun"/>
+          <w:rtl w:val="0"/>
+          <w:lang w:val="fr-FR"/>
         </w:rPr>
         <w:t>res AAAA-MM-JJ).</w:t>
       </w:r>
     </w:p>
-    <w:p>
+    <w:p xmlns:wp14="http://schemas.microsoft.com/office/word/2010/wordml" wp14:textId="77777777">
       <w:pPr>
         <w:pStyle w:val="Body Text"/>
       </w:pPr>
       <w:r>
         <w:rPr>
-          <w:rStyle w:val="Aucun A"/>
-          <w:rtl w:val="0"/>
+          <w:rStyle w:val="Aucun"/>
+          <w:rtl w:val="0"/>
+          <w:lang w:val="fr-FR"/>
         </w:rPr>
         <w:t>- Un Refuge est caract</w:t>
       </w:r>
       <w:r>
         <w:rPr>
-          <w:rStyle w:val="Aucun A"/>
-          <w:rtl w:val="0"/>
+          <w:rStyle w:val="Aucun"/>
+          <w:rtl w:val="0"/>
+          <w:lang w:val="fr-FR"/>
         </w:rPr>
         <w:t>é</w:t>
       </w:r>
       <w:r>
         <w:rPr>
-          <w:rStyle w:val="Aucun A"/>
-          <w:rtl w:val="0"/>
+          <w:rStyle w:val="Aucun"/>
+          <w:rtl w:val="0"/>
+          <w:lang w:val="fr-FR"/>
         </w:rPr>
         <w:t>ris</w:t>
       </w:r>
       <w:r>
         <w:rPr>
-          <w:rStyle w:val="Aucun A"/>
-          <w:rtl w:val="0"/>
+          <w:rStyle w:val="Aucun"/>
+          <w:rtl w:val="0"/>
+          <w:lang w:val="fr-FR"/>
         </w:rPr>
         <w:t xml:space="preserve">é </w:t>
       </w:r>
       <w:r>
         <w:rPr>
-          <w:rStyle w:val="Aucun A"/>
-          <w:rtl w:val="0"/>
+          <w:rStyle w:val="Aucun"/>
+          <w:rtl w:val="0"/>
+          <w:lang w:val="fr-FR"/>
         </w:rPr>
         <w:t>par son nom, son adresse et une liste d'objets Renard.</w:t>
       </w:r>
     </w:p>
-    <w:p>
+    <w:p xmlns:wp14="http://schemas.microsoft.com/office/word/2010/wordml" wp14:textId="77777777">
       <w:pPr>
         <w:pStyle w:val="Body Text"/>
       </w:pPr>
       <w:r>
         <w:rPr>
-          <w:rStyle w:val="Aucun A"/>
-          <w:rtl w:val="0"/>
+          <w:rStyle w:val="Aucun"/>
+          <w:rtl w:val="0"/>
+          <w:lang w:val="fr-FR"/>
         </w:rPr>
         <w:t>Toutes les donn</w:t>
       </w:r>
       <w:r>
         <w:rPr>
-          <w:rStyle w:val="Aucun A"/>
-          <w:rtl w:val="0"/>
+          <w:rStyle w:val="Aucun"/>
+          <w:rtl w:val="0"/>
+          <w:lang w:val="fr-FR"/>
         </w:rPr>
         <w:t>é</w:t>
       </w:r>
       <w:r>
         <w:rPr>
-          <w:rStyle w:val="Aucun A"/>
-          <w:rtl w:val="0"/>
+          <w:rStyle w:val="Aucun"/>
+          <w:rtl w:val="0"/>
+          <w:lang w:val="fr-FR"/>
         </w:rPr>
         <w:t xml:space="preserve">es sont fournies dans le fichier </w:t>
       </w:r>
@@ -1259,146 +1409,195 @@
       </w:r>
       <w:r>
         <w:rPr>
-          <w:rStyle w:val="Aucun A"/>
-          <w:rtl w:val="0"/>
+          <w:rStyle w:val="Aucun"/>
+          <w:rtl w:val="0"/>
+          <w:lang w:val="fr-FR"/>
         </w:rPr>
         <w:t xml:space="preserve"> qui est au format CSV avec s</w:t>
       </w:r>
       <w:r>
         <w:rPr>
-          <w:rStyle w:val="Aucun A"/>
-          <w:rtl w:val="0"/>
+          <w:rStyle w:val="Aucun"/>
+          <w:rtl w:val="0"/>
+          <w:lang w:val="fr-FR"/>
         </w:rPr>
         <w:t>é</w:t>
       </w:r>
       <w:r>
         <w:rPr>
-          <w:rStyle w:val="Aucun A"/>
-          <w:rtl w:val="0"/>
+          <w:rStyle w:val="Aucun"/>
+          <w:rtl w:val="0"/>
+          <w:lang w:val="fr-FR"/>
         </w:rPr>
         <w:t>parateur `;`.</w:t>
       </w:r>
     </w:p>
-    <w:p>
+    <w:p xmlns:wp14="http://schemas.microsoft.com/office/word/2010/wordml" wp14:textId="77777777">
+      <w:pPr>
+        <w:pStyle w:val="Body Text"/>
+        <w:rPr>
+          <w:rStyle w:val="Aucun"/>
+        </w:rPr>
+      </w:pPr>
+      <w:r>
+        <w:rPr>
+          <w:rStyle w:val="Aucun"/>
+          <w:rtl w:val="0"/>
+          <w:lang w:val="fr-FR"/>
+        </w:rPr>
+        <w:t>Le fichier</w:t>
+      </w:r>
+      <w:r>
+        <w:rPr>
+          <w:rStyle w:val="Aucun"/>
+          <w:rFonts w:ascii="Courier New" w:hAnsi="Courier New"/>
+          <w:rtl w:val="0"/>
+          <w:lang w:val="fr-FR"/>
+        </w:rPr>
+        <w:t xml:space="preserve"> gestion_refuge.py</w:t>
+      </w:r>
+      <w:r>
+        <w:rPr>
+          <w:rStyle w:val="Aucun"/>
+          <w:rtl w:val="0"/>
+          <w:lang w:val="fr-FR"/>
+        </w:rPr>
+        <w:t xml:space="preserve"> contient les squelettes de classes et m</w:t>
+      </w:r>
+      <w:r>
+        <w:rPr>
+          <w:rStyle w:val="Aucun"/>
+          <w:rtl w:val="0"/>
+          <w:lang w:val="fr-FR"/>
+        </w:rPr>
+        <w:t>é</w:t>
+      </w:r>
+      <w:r>
+        <w:rPr>
+          <w:rStyle w:val="Aucun"/>
+          <w:rtl w:val="0"/>
+          <w:lang w:val="fr-FR"/>
+        </w:rPr>
+        <w:t xml:space="preserve">thodes qui vont </w:t>
+      </w:r>
+      <w:r>
+        <w:rPr>
+          <w:rStyle w:val="Aucun"/>
+          <w:rtl w:val="0"/>
+          <w:lang w:val="fr-FR"/>
+        </w:rPr>
+        <w:t>ê</w:t>
+      </w:r>
+      <w:r>
+        <w:rPr>
+          <w:rStyle w:val="Aucun"/>
+          <w:rtl w:val="0"/>
+          <w:lang w:val="fr-FR"/>
+        </w:rPr>
+        <w:t>tre compl</w:t>
+      </w:r>
+      <w:r>
+        <w:rPr>
+          <w:rStyle w:val="Aucun"/>
+          <w:rtl w:val="0"/>
+          <w:lang w:val="fr-FR"/>
+        </w:rPr>
+        <w:t>é</w:t>
+      </w:r>
+      <w:r>
+        <w:rPr>
+          <w:rStyle w:val="Aucun"/>
+          <w:rtl w:val="0"/>
+          <w:lang w:val="fr-FR"/>
+        </w:rPr>
+        <w:t>t</w:t>
+      </w:r>
+      <w:r>
+        <w:rPr>
+          <w:rStyle w:val="Aucun"/>
+          <w:rtl w:val="0"/>
+          <w:lang w:val="fr-FR"/>
+        </w:rPr>
+        <w:t>é</w:t>
+      </w:r>
+      <w:r>
+        <w:rPr>
+          <w:rStyle w:val="Aucun"/>
+          <w:rtl w:val="0"/>
+          <w:lang w:val="fr-FR"/>
+        </w:rPr>
+        <w:t>es et am</w:t>
+      </w:r>
+      <w:r>
+        <w:rPr>
+          <w:rStyle w:val="Aucun"/>
+          <w:rtl w:val="0"/>
+          <w:lang w:val="fr-FR"/>
+        </w:rPr>
+        <w:t>é</w:t>
+      </w:r>
+      <w:r>
+        <w:rPr>
+          <w:rStyle w:val="Aucun"/>
+          <w:rtl w:val="0"/>
+          <w:lang w:val="fr-FR"/>
+        </w:rPr>
+        <w:t>lior</w:t>
+      </w:r>
+      <w:r>
+        <w:rPr>
+          <w:rStyle w:val="Aucun"/>
+          <w:rtl w:val="0"/>
+          <w:lang w:val="fr-FR"/>
+        </w:rPr>
+        <w:t>é</w:t>
+      </w:r>
+      <w:r>
+        <w:rPr>
+          <w:rStyle w:val="Aucun"/>
+          <w:rtl w:val="0"/>
+          <w:lang w:val="fr-FR"/>
+        </w:rPr>
+        <w:t>es.</w:t>
+      </w:r>
+    </w:p>
+    <w:p xmlns:wp14="http://schemas.microsoft.com/office/word/2010/wordml" wp14:textId="77777777">
+      <w:pPr>
+        <w:pStyle w:val="Body Text"/>
+        <w:rPr>
+          <w:rStyle w:val="Aucun"/>
+        </w:rPr>
+      </w:pPr>
+    </w:p>
+    <w:p xmlns:wp14="http://schemas.microsoft.com/office/word/2010/wordml" wp14:textId="77777777">
+      <w:pPr>
+        <w:pStyle w:val="Body Text"/>
+        <w:rPr>
+          <w:rStyle w:val="Aucun"/>
+        </w:rPr>
+      </w:pPr>
+    </w:p>
+    <w:p xmlns:wp14="http://schemas.microsoft.com/office/word/2010/wordml" wp14:textId="77777777">
+      <w:pPr>
+        <w:pStyle w:val="Body Text"/>
+        <w:rPr>
+          <w:rStyle w:val="Aucun"/>
+        </w:rPr>
+      </w:pPr>
+    </w:p>
+    <w:p xmlns:wp14="http://schemas.microsoft.com/office/word/2010/wordml" wp14:textId="77777777">
       <w:pPr>
         <w:pStyle w:val="Body Text"/>
       </w:pPr>
-      <w:r>
-        <w:rPr>
-          <w:rStyle w:val="Aucun A"/>
-          <w:rtl w:val="0"/>
-        </w:rPr>
-        <w:t>Le fichier</w:t>
-      </w:r>
-      <w:r>
-        <w:rPr>
-          <w:rStyle w:val="Aucun"/>
-          <w:rFonts w:ascii="Courier New" w:hAnsi="Courier New"/>
-          <w:rtl w:val="0"/>
-          <w:lang w:val="fr-FR"/>
-        </w:rPr>
-        <w:t xml:space="preserve"> gestion_refuge.py</w:t>
-      </w:r>
-      <w:r>
-        <w:rPr>
-          <w:rStyle w:val="Aucun A"/>
-          <w:rtl w:val="0"/>
-        </w:rPr>
-        <w:t xml:space="preserve"> contient les squelettes de classes et m</w:t>
-      </w:r>
-      <w:r>
-        <w:rPr>
-          <w:rStyle w:val="Aucun A"/>
-          <w:rtl w:val="0"/>
-        </w:rPr>
-        <w:t>é</w:t>
-      </w:r>
-      <w:r>
-        <w:rPr>
-          <w:rStyle w:val="Aucun A"/>
-          <w:rtl w:val="0"/>
-        </w:rPr>
-        <w:t xml:space="preserve">thodes qui vont </w:t>
-      </w:r>
-      <w:r>
-        <w:rPr>
-          <w:rStyle w:val="Aucun A"/>
-          <w:rtl w:val="0"/>
-        </w:rPr>
-        <w:t>ê</w:t>
-      </w:r>
-      <w:r>
-        <w:rPr>
-          <w:rStyle w:val="Aucun A"/>
-          <w:rtl w:val="0"/>
-        </w:rPr>
-        <w:t>tre compl</w:t>
-      </w:r>
-      <w:r>
-        <w:rPr>
-          <w:rStyle w:val="Aucun A"/>
-          <w:rtl w:val="0"/>
-        </w:rPr>
-        <w:t>é</w:t>
-      </w:r>
-      <w:r>
-        <w:rPr>
-          <w:rStyle w:val="Aucun A"/>
-          <w:rtl w:val="0"/>
-        </w:rPr>
-        <w:t>t</w:t>
-      </w:r>
-      <w:r>
-        <w:rPr>
-          <w:rStyle w:val="Aucun A"/>
-          <w:rtl w:val="0"/>
-        </w:rPr>
-        <w:t>é</w:t>
-      </w:r>
-      <w:r>
-        <w:rPr>
-          <w:rStyle w:val="Aucun A"/>
-          <w:rtl w:val="0"/>
-        </w:rPr>
-        <w:t>es et am</w:t>
-      </w:r>
-      <w:r>
-        <w:rPr>
-          <w:rStyle w:val="Aucun A"/>
-          <w:rtl w:val="0"/>
-        </w:rPr>
-        <w:t>é</w:t>
-      </w:r>
-      <w:r>
-        <w:rPr>
-          <w:rStyle w:val="Aucun A"/>
-          <w:rtl w:val="0"/>
-        </w:rPr>
-        <w:t>lior</w:t>
-      </w:r>
-      <w:r>
-        <w:rPr>
-          <w:rStyle w:val="Aucun A"/>
-          <w:rtl w:val="0"/>
-        </w:rPr>
-        <w:t>é</w:t>
-      </w:r>
-      <w:r>
-        <w:rPr>
-          <w:rStyle w:val="Aucun A"/>
-          <w:rtl w:val="0"/>
-        </w:rPr>
-        <w:t>es.</w:t>
-      </w:r>
     </w:p>
-    <w:p>
+    <w:p xmlns:wp14="http://schemas.microsoft.com/office/word/2010/wordml" wp14:textId="77777777">
       <w:pPr>
         <w:pStyle w:val="Body Text"/>
         <w:jc w:val="both"/>
       </w:pPr>
       <w:r>
         <w:rPr>
-          <w:rStyle w:val="Aucun A"/>
+          <w:rStyle w:val="Aucun"/>
           <w:rtl w:val="0"/>
           <w:lang w:val="fr-FR"/>
         </w:rPr>
@@ -1406,13 +1605,13 @@
       </w:r>
       <w:r>
         <w:rPr>
-          <w:rStyle w:val="Aucun A"/>
+          <w:rStyle w:val="Aucun"/>
         </w:rPr>
         <w:br w:type="textWrapping"/>
       </w:r>
       <w:r>
         <w:rPr>
-          <w:rStyle w:val="Aucun A"/>
+          <w:rStyle w:val="Aucun"/>
           <w:rtl w:val="0"/>
           <w:lang w:val="fr-FR"/>
         </w:rPr>
@@ -1429,20 +1628,20 @@
       </w:r>
       <w:r>
         <w:rPr>
-          <w:rStyle w:val="Aucun A"/>
+          <w:rStyle w:val="Aucun"/>
           <w:rtl w:val="0"/>
           <w:lang w:val="fr-FR"/>
         </w:rPr>
         <w:t xml:space="preserve"> qui fournit des informations sur chacun des renards.</w:t>
       </w:r>
     </w:p>
-    <w:p>
+    <w:p xmlns:wp14="http://schemas.microsoft.com/office/word/2010/wordml" wp14:textId="77777777">
       <w:pPr>
         <w:pStyle w:val="Body Text"/>
         <w:jc w:val="both"/>
       </w:pPr>
     </w:p>
-    <w:p>
+    <w:p xmlns:wp14="http://schemas.microsoft.com/office/word/2010/wordml" wp14:textId="77777777">
       <w:pPr>
         <w:pStyle w:val="Body Text"/>
         <w:jc w:val="both"/>
@@ -1452,7 +1651,7 @@
       <w:tblPr>
         <w:tblW w:w="9058" w:type="dxa"/>
         <w:jc w:val="left"/>
-        <w:tblInd w:w="540" w:type="dxa"/>
+        <w:tblInd w:w="864" w:type="dxa"/>
         <w:tblBorders>
           <w:top w:val="single" w:color="ffffff" w:sz="8" w:space="0" w:shadow="0" w:frame="0"/>
           <w:left w:val="single" w:color="ffffff" w:sz="8" w:space="0" w:shadow="0" w:frame="0"/>
@@ -1470,16 +1669,16 @@
         <w:gridCol w:w="2264"/>
         <w:gridCol w:w="2265"/>
       </w:tblGrid>
-      <w:tr>
+      <w:tr xmlns:wp14="http://schemas.microsoft.com/office/word/2010/wordml" wp14:textId="77777777">
         <w:tblPrEx>
           <w:shd w:val="clear" w:color="auto" w:fill="ced7e7"/>
         </w:tblPrEx>
         <w:trPr>
-          <w:trHeight w:val="372" w:hRule="atLeast"/>
+          <w:trHeight w:val="432" w:hRule="atLeast"/>
         </w:trPr>
         <w:tc>
           <w:tcPr>
-            <w:tcW w:type="dxa" w:w="2264"/>
+            <w:tcW w:w="2264" w:type="dxa"/>
             <w:tcBorders>
               <w:top w:val="single" w:color="ffffff" w:sz="8" w:space="0" w:shadow="0" w:frame="0"/>
               <w:left w:val="single" w:color="ffffff" w:sz="8" w:space="0" w:shadow="0" w:frame="0"/>
@@ -1488,14 +1687,14 @@
             </w:tcBorders>
             <w:shd w:val="clear" w:color="auto" w:fill="ced7e7"/>
             <w:tcMar>
-              <w:top w:type="dxa" w:w="80"/>
-              <w:left w:type="dxa" w:w="80"/>
-              <w:bottom w:type="dxa" w:w="80"/>
-              <w:right w:type="dxa" w:w="80"/>
+              <w:top w:w="80" w:type="dxa"/>
+              <w:left w:w="80" w:type="dxa"/>
+              <w:bottom w:w="80" w:type="dxa"/>
+              <w:right w:w="80" w:type="dxa"/>
             </w:tcMar>
             <w:vAlign w:val="center"/>
           </w:tcPr>
-          <w:p>
+          <w:p wp14:textId="77777777">
             <w:pPr>
               <w:pStyle w:val="Corps A"/>
               <w:tabs>
@@ -1528,7 +1727,7 @@
         </w:tc>
         <w:tc>
           <w:tcPr>
-            <w:tcW w:type="dxa" w:w="2265"/>
+            <w:tcW w:w="2265" w:type="dxa"/>
             <w:tcBorders>
               <w:top w:val="single" w:color="ffffff" w:sz="8" w:space="0" w:shadow="0" w:frame="0"/>
               <w:left w:val="single" w:color="ffffff" w:sz="8" w:space="0" w:shadow="0" w:frame="0"/>
@@ -1537,14 +1736,14 @@
             </w:tcBorders>
             <w:shd w:val="clear" w:color="auto" w:fill="ced7e7"/>
             <w:tcMar>
-              <w:top w:type="dxa" w:w="80"/>
-              <w:left w:type="dxa" w:w="80"/>
-              <w:bottom w:type="dxa" w:w="80"/>
-              <w:right w:type="dxa" w:w="80"/>
+              <w:top w:w="80" w:type="dxa"/>
+              <w:left w:w="80" w:type="dxa"/>
+              <w:bottom w:w="80" w:type="dxa"/>
+              <w:right w:w="80" w:type="dxa"/>
             </w:tcMar>
             <w:vAlign w:val="center"/>
           </w:tcPr>
-          <w:p>
+          <w:p wp14:textId="77777777">
             <w:pPr>
               <w:pStyle w:val="Corps A"/>
               <w:tabs>
@@ -1568,7 +1767,7 @@
         </w:tc>
         <w:tc>
           <w:tcPr>
-            <w:tcW w:type="dxa" w:w="2264"/>
+            <w:tcW w:w="2264" w:type="dxa"/>
             <w:tcBorders>
               <w:top w:val="single" w:color="ffffff" w:sz="8" w:space="0" w:shadow="0" w:frame="0"/>
               <w:left w:val="single" w:color="ffffff" w:sz="8" w:space="0" w:shadow="0" w:frame="0"/>
@@ -1577,14 +1776,14 @@
             </w:tcBorders>
             <w:shd w:val="clear" w:color="auto" w:fill="ced7e7"/>
             <w:tcMar>
-              <w:top w:type="dxa" w:w="80"/>
-              <w:left w:type="dxa" w:w="80"/>
-              <w:bottom w:type="dxa" w:w="80"/>
-              <w:right w:type="dxa" w:w="80"/>
+              <w:top w:w="80" w:type="dxa"/>
+              <w:left w:w="80" w:type="dxa"/>
+              <w:bottom w:w="80" w:type="dxa"/>
+              <w:right w:w="80" w:type="dxa"/>
             </w:tcMar>
             <w:vAlign w:val="center"/>
           </w:tcPr>
-          <w:p>
+          <w:p wp14:textId="77777777">
             <w:pPr>
               <w:pStyle w:val="Corps A"/>
               <w:tabs>
@@ -1608,7 +1807,7 @@
         </w:tc>
         <w:tc>
           <w:tcPr>
-            <w:tcW w:type="dxa" w:w="2265"/>
+            <w:tcW w:w="2265" w:type="dxa"/>
             <w:tcBorders>
               <w:top w:val="single" w:color="ffffff" w:sz="8" w:space="0" w:shadow="0" w:frame="0"/>
               <w:left w:val="single" w:color="ffffff" w:sz="8" w:space="0" w:shadow="0" w:frame="0"/>
@@ -1617,14 +1816,14 @@
             </w:tcBorders>
             <w:shd w:val="clear" w:color="auto" w:fill="ced7e7"/>
             <w:tcMar>
-              <w:top w:type="dxa" w:w="80"/>
-              <w:left w:type="dxa" w:w="80"/>
-              <w:bottom w:type="dxa" w:w="80"/>
-              <w:right w:type="dxa" w:w="80"/>
+              <w:top w:w="80" w:type="dxa"/>
+              <w:left w:w="80" w:type="dxa"/>
+              <w:bottom w:w="80" w:type="dxa"/>
+              <w:right w:w="80" w:type="dxa"/>
             </w:tcMar>
             <w:vAlign w:val="center"/>
           </w:tcPr>
-          <w:p>
+          <w:p wp14:textId="77777777">
             <w:pPr>
               <w:pStyle w:val="Corps A"/>
               <w:tabs>
@@ -1647,16 +1846,16 @@
           </w:p>
         </w:tc>
       </w:tr>
-      <w:tr>
+      <w:tr xmlns:wp14="http://schemas.microsoft.com/office/word/2010/wordml" wp14:textId="77777777">
         <w:tblPrEx>
           <w:shd w:val="clear" w:color="auto" w:fill="ced7e7"/>
         </w:tblPrEx>
         <w:trPr>
-          <w:trHeight w:val="372" w:hRule="atLeast"/>
+          <w:trHeight w:val="432" w:hRule="atLeast"/>
         </w:trPr>
         <w:tc>
           <w:tcPr>
-            <w:tcW w:type="dxa" w:w="2264"/>
+            <w:tcW w:w="2264" w:type="dxa"/>
             <w:tcBorders>
               <w:top w:val="single" w:color="ffffff" w:sz="8" w:space="0" w:shadow="0" w:frame="0"/>
               <w:left w:val="single" w:color="ffffff" w:sz="8" w:space="0" w:shadow="0" w:frame="0"/>
@@ -1665,14 +1864,14 @@
             </w:tcBorders>
             <w:shd w:val="clear" w:color="auto" w:fill="e8ecf3"/>
             <w:tcMar>
-              <w:top w:type="dxa" w:w="80"/>
-              <w:left w:type="dxa" w:w="80"/>
-              <w:bottom w:type="dxa" w:w="80"/>
-              <w:right w:type="dxa" w:w="80"/>
+              <w:top w:w="80" w:type="dxa"/>
+              <w:left w:w="80" w:type="dxa"/>
+              <w:bottom w:w="80" w:type="dxa"/>
+              <w:right w:w="80" w:type="dxa"/>
             </w:tcMar>
             <w:vAlign w:val="center"/>
           </w:tcPr>
-          <w:p>
+          <w:p wp14:textId="77777777">
             <w:pPr>
               <w:pStyle w:val="Corps A"/>
               <w:tabs>
@@ -1696,7 +1895,7 @@
         </w:tc>
         <w:tc>
           <w:tcPr>
-            <w:tcW w:type="dxa" w:w="2265"/>
+            <w:tcW w:w="2265" w:type="dxa"/>
             <w:tcBorders>
               <w:top w:val="single" w:color="ffffff" w:sz="8" w:space="0" w:shadow="0" w:frame="0"/>
               <w:left w:val="single" w:color="ffffff" w:sz="8" w:space="0" w:shadow="0" w:frame="0"/>
@@ -1705,14 +1904,14 @@
             </w:tcBorders>
             <w:shd w:val="clear" w:color="auto" w:fill="e8ecf3"/>
             <w:tcMar>
-              <w:top w:type="dxa" w:w="80"/>
-              <w:left w:type="dxa" w:w="80"/>
-              <w:bottom w:type="dxa" w:w="80"/>
-              <w:right w:type="dxa" w:w="80"/>
+              <w:top w:w="80" w:type="dxa"/>
+              <w:left w:w="80" w:type="dxa"/>
+              <w:bottom w:w="80" w:type="dxa"/>
+              <w:right w:w="80" w:type="dxa"/>
             </w:tcMar>
             <w:vAlign w:val="center"/>
           </w:tcPr>
-          <w:p>
+          <w:p wp14:textId="77777777">
             <w:pPr>
               <w:pStyle w:val="Corps A"/>
               <w:tabs>
@@ -1725,7 +1924,7 @@
             <w:r>
               <w:rPr>
                 <w:rStyle w:val="Aucun"/>
-                <w:rFonts w:ascii="Arial" w:hAnsi="Arial" w:hint="default"/>
+                <w:rFonts w:hint="default" w:ascii="Arial" w:hAnsi="Arial"/>
                 <w:shd w:val="nil" w:color="auto" w:fill="auto"/>
                 <w:rtl w:val="0"/>
                 <w:lang w:val="en-US"/>
@@ -1746,7 +1945,7 @@
         </w:tc>
         <w:tc>
           <w:tcPr>
-            <w:tcW w:type="dxa" w:w="2264"/>
+            <w:tcW w:w="2264" w:type="dxa"/>
             <w:tcBorders>
               <w:top w:val="single" w:color="ffffff" w:sz="8" w:space="0" w:shadow="0" w:frame="0"/>
               <w:left w:val="single" w:color="ffffff" w:sz="8" w:space="0" w:shadow="0" w:frame="0"/>
@@ -1755,14 +1954,14 @@
             </w:tcBorders>
             <w:shd w:val="clear" w:color="auto" w:fill="e8ecf3"/>
             <w:tcMar>
-              <w:top w:type="dxa" w:w="80"/>
-              <w:left w:type="dxa" w:w="80"/>
-              <w:bottom w:type="dxa" w:w="80"/>
-              <w:right w:type="dxa" w:w="80"/>
+              <w:top w:w="80" w:type="dxa"/>
+              <w:left w:w="80" w:type="dxa"/>
+              <w:bottom w:w="80" w:type="dxa"/>
+              <w:right w:w="80" w:type="dxa"/>
             </w:tcMar>
             <w:vAlign w:val="center"/>
           </w:tcPr>
-          <w:p>
+          <w:p wp14:textId="77777777">
             <w:pPr>
               <w:pStyle w:val="Corps A"/>
               <w:tabs>
@@ -1786,7 +1985,7 @@
         </w:tc>
         <w:tc>
           <w:tcPr>
-            <w:tcW w:type="dxa" w:w="2265"/>
+            <w:tcW w:w="2265" w:type="dxa"/>
             <w:tcBorders>
               <w:top w:val="single" w:color="ffffff" w:sz="8" w:space="0" w:shadow="0" w:frame="0"/>
               <w:left w:val="single" w:color="ffffff" w:sz="8" w:space="0" w:shadow="0" w:frame="0"/>
@@ -1795,14 +1994,14 @@
             </w:tcBorders>
             <w:shd w:val="clear" w:color="auto" w:fill="e8ecf3"/>
             <w:tcMar>
-              <w:top w:type="dxa" w:w="80"/>
-              <w:left w:type="dxa" w:w="80"/>
-              <w:bottom w:type="dxa" w:w="80"/>
-              <w:right w:type="dxa" w:w="80"/>
+              <w:top w:w="80" w:type="dxa"/>
+              <w:left w:w="80" w:type="dxa"/>
+              <w:bottom w:w="80" w:type="dxa"/>
+              <w:right w:w="80" w:type="dxa"/>
             </w:tcMar>
             <w:vAlign w:val="center"/>
           </w:tcPr>
-          <w:p>
+          <w:p wp14:textId="77777777">
             <w:pPr>
               <w:pStyle w:val="Corps A"/>
               <w:tabs>
@@ -1825,16 +2024,16 @@
           </w:p>
         </w:tc>
       </w:tr>
-      <w:tr>
+      <w:tr xmlns:wp14="http://schemas.microsoft.com/office/word/2010/wordml" wp14:textId="77777777">
         <w:tblPrEx>
           <w:shd w:val="clear" w:color="auto" w:fill="ced7e7"/>
         </w:tblPrEx>
         <w:trPr>
-          <w:trHeight w:val="372" w:hRule="atLeast"/>
+          <w:trHeight w:val="432" w:hRule="atLeast"/>
         </w:trPr>
         <w:tc>
           <w:tcPr>
-            <w:tcW w:type="dxa" w:w="2264"/>
+            <w:tcW w:w="2264" w:type="dxa"/>
             <w:tcBorders>
               <w:top w:val="single" w:color="ffffff" w:sz="8" w:space="0" w:shadow="0" w:frame="0"/>
               <w:left w:val="single" w:color="ffffff" w:sz="8" w:space="0" w:shadow="0" w:frame="0"/>
@@ -1843,14 +2042,14 @@
             </w:tcBorders>
             <w:shd w:val="clear" w:color="auto" w:fill="ced7e7"/>
             <w:tcMar>
-              <w:top w:type="dxa" w:w="80"/>
-              <w:left w:type="dxa" w:w="80"/>
-              <w:bottom w:type="dxa" w:w="80"/>
-              <w:right w:type="dxa" w:w="80"/>
+              <w:top w:w="80" w:type="dxa"/>
+              <w:left w:w="80" w:type="dxa"/>
+              <w:bottom w:w="80" w:type="dxa"/>
+              <w:right w:w="80" w:type="dxa"/>
             </w:tcMar>
             <w:vAlign w:val="center"/>
           </w:tcPr>
-          <w:p>
+          <w:p wp14:textId="77777777">
             <w:pPr>
               <w:pStyle w:val="Corps A"/>
               <w:tabs>
@@ -1874,7 +2073,7 @@
         </w:tc>
         <w:tc>
           <w:tcPr>
-            <w:tcW w:type="dxa" w:w="2265"/>
+            <w:tcW w:w="2265" w:type="dxa"/>
             <w:tcBorders>
               <w:top w:val="single" w:color="ffffff" w:sz="8" w:space="0" w:shadow="0" w:frame="0"/>
               <w:left w:val="single" w:color="ffffff" w:sz="8" w:space="0" w:shadow="0" w:frame="0"/>
@@ -1883,14 +2082,14 @@
             </w:tcBorders>
             <w:shd w:val="clear" w:color="auto" w:fill="ced7e7"/>
             <w:tcMar>
-              <w:top w:type="dxa" w:w="80"/>
-              <w:left w:type="dxa" w:w="80"/>
-              <w:bottom w:type="dxa" w:w="80"/>
-              <w:right w:type="dxa" w:w="80"/>
+              <w:top w:w="80" w:type="dxa"/>
+              <w:left w:w="80" w:type="dxa"/>
+              <w:bottom w:w="80" w:type="dxa"/>
+              <w:right w:w="80" w:type="dxa"/>
             </w:tcMar>
             <w:vAlign w:val="center"/>
           </w:tcPr>
-          <w:p>
+          <w:p wp14:textId="77777777">
             <w:pPr>
               <w:pStyle w:val="Corps A"/>
               <w:tabs>
@@ -1913,7 +2112,7 @@
             <w:r>
               <w:rPr>
                 <w:rStyle w:val="Aucun"/>
-                <w:rFonts w:ascii="Arial" w:hAnsi="Arial" w:hint="default"/>
+                <w:rFonts w:hint="default" w:ascii="Arial" w:hAnsi="Arial"/>
                 <w:shd w:val="nil" w:color="auto" w:fill="auto"/>
                 <w:rtl w:val="0"/>
                 <w:lang w:val="en-US"/>
@@ -1934,7 +2133,7 @@
         </w:tc>
         <w:tc>
           <w:tcPr>
-            <w:tcW w:type="dxa" w:w="2264"/>
+            <w:tcW w:w="2264" w:type="dxa"/>
             <w:tcBorders>
               <w:top w:val="single" w:color="ffffff" w:sz="8" w:space="0" w:shadow="0" w:frame="0"/>
               <w:left w:val="single" w:color="ffffff" w:sz="8" w:space="0" w:shadow="0" w:frame="0"/>
@@ -1943,14 +2142,14 @@
             </w:tcBorders>
             <w:shd w:val="clear" w:color="auto" w:fill="ced7e7"/>
             <w:tcMar>
-              <w:top w:type="dxa" w:w="80"/>
-              <w:left w:type="dxa" w:w="80"/>
-              <w:bottom w:type="dxa" w:w="80"/>
-              <w:right w:type="dxa" w:w="80"/>
+              <w:top w:w="80" w:type="dxa"/>
+              <w:left w:w="80" w:type="dxa"/>
+              <w:bottom w:w="80" w:type="dxa"/>
+              <w:right w:w="80" w:type="dxa"/>
             </w:tcMar>
             <w:vAlign w:val="center"/>
           </w:tcPr>
-          <w:p>
+          <w:p wp14:textId="77777777">
             <w:pPr>
               <w:pStyle w:val="Corps A"/>
               <w:tabs>
@@ -1974,7 +2173,7 @@
         </w:tc>
         <w:tc>
           <w:tcPr>
-            <w:tcW w:type="dxa" w:w="2265"/>
+            <w:tcW w:w="2265" w:type="dxa"/>
             <w:tcBorders>
               <w:top w:val="single" w:color="ffffff" w:sz="8" w:space="0" w:shadow="0" w:frame="0"/>
               <w:left w:val="single" w:color="ffffff" w:sz="8" w:space="0" w:shadow="0" w:frame="0"/>
@@ -1983,14 +2182,14 @@
             </w:tcBorders>
             <w:shd w:val="clear" w:color="auto" w:fill="ced7e7"/>
             <w:tcMar>
-              <w:top w:type="dxa" w:w="80"/>
-              <w:left w:type="dxa" w:w="80"/>
-              <w:bottom w:type="dxa" w:w="80"/>
-              <w:right w:type="dxa" w:w="80"/>
+              <w:top w:w="80" w:type="dxa"/>
+              <w:left w:w="80" w:type="dxa"/>
+              <w:bottom w:w="80" w:type="dxa"/>
+              <w:right w:w="80" w:type="dxa"/>
             </w:tcMar>
             <w:vAlign w:val="center"/>
           </w:tcPr>
-          <w:p>
+          <w:p wp14:textId="77777777">
             <w:pPr>
               <w:pStyle w:val="Corps A"/>
               <w:tabs>
@@ -2013,16 +2212,16 @@
           </w:p>
         </w:tc>
       </w:tr>
-      <w:tr>
+      <w:tr xmlns:wp14="http://schemas.microsoft.com/office/word/2010/wordml" wp14:textId="77777777">
         <w:tblPrEx>
           <w:shd w:val="clear" w:color="auto" w:fill="ced7e7"/>
         </w:tblPrEx>
         <w:trPr>
-          <w:trHeight w:val="372" w:hRule="atLeast"/>
+          <w:trHeight w:val="432" w:hRule="atLeast"/>
         </w:trPr>
         <w:tc>
           <w:tcPr>
-            <w:tcW w:type="dxa" w:w="2264"/>
+            <w:tcW w:w="2264" w:type="dxa"/>
             <w:tcBorders>
               <w:top w:val="single" w:color="ffffff" w:sz="8" w:space="0" w:shadow="0" w:frame="0"/>
               <w:left w:val="single" w:color="ffffff" w:sz="8" w:space="0" w:shadow="0" w:frame="0"/>
@@ -2031,14 +2230,14 @@
             </w:tcBorders>
             <w:shd w:val="clear" w:color="auto" w:fill="e8ecf3"/>
             <w:tcMar>
-              <w:top w:type="dxa" w:w="80"/>
-              <w:left w:type="dxa" w:w="80"/>
-              <w:bottom w:type="dxa" w:w="80"/>
-              <w:right w:type="dxa" w:w="80"/>
+              <w:top w:w="80" w:type="dxa"/>
+              <w:left w:w="80" w:type="dxa"/>
+              <w:bottom w:w="80" w:type="dxa"/>
+              <w:right w:w="80" w:type="dxa"/>
             </w:tcMar>
             <w:vAlign w:val="center"/>
           </w:tcPr>
-          <w:p>
+          <w:p wp14:textId="77777777">
             <w:pPr>
               <w:pStyle w:val="Corps A"/>
               <w:tabs>
@@ -2062,7 +2261,7 @@
         </w:tc>
         <w:tc>
           <w:tcPr>
-            <w:tcW w:type="dxa" w:w="2265"/>
+            <w:tcW w:w="2265" w:type="dxa"/>
             <w:tcBorders>
               <w:top w:val="single" w:color="ffffff" w:sz="8" w:space="0" w:shadow="0" w:frame="0"/>
               <w:left w:val="single" w:color="ffffff" w:sz="8" w:space="0" w:shadow="0" w:frame="0"/>
@@ -2071,14 +2270,14 @@
             </w:tcBorders>
             <w:shd w:val="clear" w:color="auto" w:fill="e8ecf3"/>
             <w:tcMar>
-              <w:top w:type="dxa" w:w="80"/>
-              <w:left w:type="dxa" w:w="80"/>
-              <w:bottom w:type="dxa" w:w="80"/>
-              <w:right w:type="dxa" w:w="80"/>
+              <w:top w:w="80" w:type="dxa"/>
+              <w:left w:w="80" w:type="dxa"/>
+              <w:bottom w:w="80" w:type="dxa"/>
+              <w:right w:w="80" w:type="dxa"/>
             </w:tcMar>
             <w:vAlign w:val="center"/>
           </w:tcPr>
-          <w:p>
+          <w:p wp14:textId="77777777">
             <w:pPr>
               <w:pStyle w:val="Corps A"/>
               <w:tabs>
@@ -2101,7 +2300,7 @@
             <w:r>
               <w:rPr>
                 <w:rStyle w:val="Aucun"/>
-                <w:rFonts w:ascii="Arial" w:hAnsi="Arial" w:hint="default"/>
+                <w:rFonts w:hint="default" w:ascii="Arial" w:hAnsi="Arial"/>
                 <w:shd w:val="nil" w:color="auto" w:fill="auto"/>
                 <w:rtl w:val="0"/>
                 <w:lang w:val="en-US"/>
@@ -2122,7 +2321,7 @@
         </w:tc>
         <w:tc>
           <w:tcPr>
-            <w:tcW w:type="dxa" w:w="2264"/>
+            <w:tcW w:w="2264" w:type="dxa"/>
             <w:tcBorders>
               <w:top w:val="single" w:color="ffffff" w:sz="8" w:space="0" w:shadow="0" w:frame="0"/>
               <w:left w:val="single" w:color="ffffff" w:sz="8" w:space="0" w:shadow="0" w:frame="0"/>
@@ -2131,14 +2330,14 @@
             </w:tcBorders>
             <w:shd w:val="clear" w:color="auto" w:fill="e8ecf3"/>
             <w:tcMar>
-              <w:top w:type="dxa" w:w="80"/>
-              <w:left w:type="dxa" w:w="80"/>
-              <w:bottom w:type="dxa" w:w="80"/>
-              <w:right w:type="dxa" w:w="80"/>
+              <w:top w:w="80" w:type="dxa"/>
+              <w:left w:w="80" w:type="dxa"/>
+              <w:bottom w:w="80" w:type="dxa"/>
+              <w:right w:w="80" w:type="dxa"/>
             </w:tcMar>
             <w:vAlign w:val="center"/>
           </w:tcPr>
-          <w:p>
+          <w:p wp14:textId="77777777">
             <w:pPr>
               <w:pStyle w:val="Corps A"/>
               <w:tabs>
@@ -2162,7 +2361,7 @@
         </w:tc>
         <w:tc>
           <w:tcPr>
-            <w:tcW w:type="dxa" w:w="2265"/>
+            <w:tcW w:w="2265" w:type="dxa"/>
             <w:tcBorders>
               <w:top w:val="single" w:color="ffffff" w:sz="8" w:space="0" w:shadow="0" w:frame="0"/>
               <w:left w:val="single" w:color="ffffff" w:sz="8" w:space="0" w:shadow="0" w:frame="0"/>
@@ -2171,14 +2370,14 @@
             </w:tcBorders>
             <w:shd w:val="clear" w:color="auto" w:fill="e8ecf3"/>
             <w:tcMar>
-              <w:top w:type="dxa" w:w="80"/>
-              <w:left w:type="dxa" w:w="80"/>
-              <w:bottom w:type="dxa" w:w="80"/>
-              <w:right w:type="dxa" w:w="80"/>
+              <w:top w:w="80" w:type="dxa"/>
+              <w:left w:w="80" w:type="dxa"/>
+              <w:bottom w:w="80" w:type="dxa"/>
+              <w:right w:w="80" w:type="dxa"/>
             </w:tcMar>
             <w:vAlign w:val="center"/>
           </w:tcPr>
-          <w:p>
+          <w:p wp14:textId="77777777">
             <w:pPr>
               <w:pStyle w:val="Corps A"/>
               <w:tabs>
@@ -2201,16 +2400,16 @@
           </w:p>
         </w:tc>
       </w:tr>
-      <w:tr>
+      <w:tr xmlns:wp14="http://schemas.microsoft.com/office/word/2010/wordml" wp14:textId="77777777">
         <w:tblPrEx>
           <w:shd w:val="clear" w:color="auto" w:fill="ced7e7"/>
         </w:tblPrEx>
         <w:trPr>
-          <w:trHeight w:val="372" w:hRule="atLeast"/>
+          <w:trHeight w:val="432" w:hRule="atLeast"/>
         </w:trPr>
         <w:tc>
           <w:tcPr>
-            <w:tcW w:type="dxa" w:w="2264"/>
+            <w:tcW w:w="2264" w:type="dxa"/>
             <w:tcBorders>
               <w:top w:val="single" w:color="ffffff" w:sz="8" w:space="0" w:shadow="0" w:frame="0"/>
               <w:left w:val="single" w:color="ffffff" w:sz="8" w:space="0" w:shadow="0" w:frame="0"/>
@@ -2219,14 +2418,14 @@
             </w:tcBorders>
             <w:shd w:val="clear" w:color="auto" w:fill="ced7e7"/>
             <w:tcMar>
-              <w:top w:type="dxa" w:w="80"/>
-              <w:left w:type="dxa" w:w="80"/>
-              <w:bottom w:type="dxa" w:w="80"/>
-              <w:right w:type="dxa" w:w="80"/>
+              <w:top w:w="80" w:type="dxa"/>
+              <w:left w:w="80" w:type="dxa"/>
+              <w:bottom w:w="80" w:type="dxa"/>
+              <w:right w:w="80" w:type="dxa"/>
             </w:tcMar>
             <w:vAlign w:val="center"/>
           </w:tcPr>
-          <w:p>
+          <w:p wp14:textId="77777777">
             <w:pPr>
               <w:pStyle w:val="Corps A"/>
               <w:tabs>
@@ -2250,7 +2449,7 @@
         </w:tc>
         <w:tc>
           <w:tcPr>
-            <w:tcW w:type="dxa" w:w="2265"/>
+            <w:tcW w:w="2265" w:type="dxa"/>
             <w:tcBorders>
               <w:top w:val="single" w:color="ffffff" w:sz="8" w:space="0" w:shadow="0" w:frame="0"/>
               <w:left w:val="single" w:color="ffffff" w:sz="8" w:space="0" w:shadow="0" w:frame="0"/>
@@ -2259,14 +2458,14 @@
             </w:tcBorders>
             <w:shd w:val="clear" w:color="auto" w:fill="ced7e7"/>
             <w:tcMar>
-              <w:top w:type="dxa" w:w="80"/>
-              <w:left w:type="dxa" w:w="80"/>
-              <w:bottom w:type="dxa" w:w="80"/>
-              <w:right w:type="dxa" w:w="80"/>
+              <w:top w:w="80" w:type="dxa"/>
+              <w:left w:w="80" w:type="dxa"/>
+              <w:bottom w:w="80" w:type="dxa"/>
+              <w:right w:w="80" w:type="dxa"/>
             </w:tcMar>
             <w:vAlign w:val="center"/>
           </w:tcPr>
-          <w:p>
+          <w:p wp14:textId="77777777">
             <w:pPr>
               <w:pStyle w:val="Corps A"/>
               <w:tabs>
@@ -2290,7 +2489,7 @@
         </w:tc>
         <w:tc>
           <w:tcPr>
-            <w:tcW w:type="dxa" w:w="2264"/>
+            <w:tcW w:w="2264" w:type="dxa"/>
             <w:tcBorders>
               <w:top w:val="single" w:color="ffffff" w:sz="8" w:space="0" w:shadow="0" w:frame="0"/>
               <w:left w:val="single" w:color="ffffff" w:sz="8" w:space="0" w:shadow="0" w:frame="0"/>
@@ -2299,14 +2498,14 @@
             </w:tcBorders>
             <w:shd w:val="clear" w:color="auto" w:fill="ced7e7"/>
             <w:tcMar>
-              <w:top w:type="dxa" w:w="80"/>
-              <w:left w:type="dxa" w:w="80"/>
-              <w:bottom w:type="dxa" w:w="80"/>
-              <w:right w:type="dxa" w:w="80"/>
+              <w:top w:w="80" w:type="dxa"/>
+              <w:left w:w="80" w:type="dxa"/>
+              <w:bottom w:w="80" w:type="dxa"/>
+              <w:right w:w="80" w:type="dxa"/>
             </w:tcMar>
             <w:vAlign w:val="center"/>
           </w:tcPr>
-          <w:p>
+          <w:p wp14:textId="77777777">
             <w:pPr>
               <w:pStyle w:val="Corps A"/>
               <w:tabs>
@@ -2330,7 +2529,7 @@
         </w:tc>
         <w:tc>
           <w:tcPr>
-            <w:tcW w:type="dxa" w:w="2265"/>
+            <w:tcW w:w="2265" w:type="dxa"/>
             <w:tcBorders>
               <w:top w:val="single" w:color="ffffff" w:sz="8" w:space="0" w:shadow="0" w:frame="0"/>
               <w:left w:val="single" w:color="ffffff" w:sz="8" w:space="0" w:shadow="0" w:frame="0"/>
@@ -2339,14 +2538,14 @@
             </w:tcBorders>
             <w:shd w:val="clear" w:color="auto" w:fill="ced7e7"/>
             <w:tcMar>
-              <w:top w:type="dxa" w:w="80"/>
-              <w:left w:type="dxa" w:w="80"/>
-              <w:bottom w:type="dxa" w:w="80"/>
-              <w:right w:type="dxa" w:w="80"/>
+              <w:top w:w="80" w:type="dxa"/>
+              <w:left w:w="80" w:type="dxa"/>
+              <w:bottom w:w="80" w:type="dxa"/>
+              <w:right w:w="80" w:type="dxa"/>
             </w:tcMar>
             <w:vAlign w:val="center"/>
           </w:tcPr>
-          <w:p>
+          <w:p wp14:textId="77777777">
             <w:pPr>
               <w:pStyle w:val="Corps A"/>
               <w:tabs>
@@ -2370,61 +2569,49 @@
         </w:tc>
       </w:tr>
     </w:tbl>
-    <w:p>
+    <w:p xmlns:wp14="http://schemas.microsoft.com/office/word/2010/wordml" wp14:textId="12964D56">
       <w:pPr>
         <w:pStyle w:val="Body Text"/>
         <w:widowControl w:val="0"/>
         <w:spacing w:line="240" w:lineRule="auto"/>
-        <w:ind w:left="432" w:hanging="432"/>
+        <w:ind w:left="756" w:hanging="756"/>
       </w:pPr>
     </w:p>
-    <w:p>
+    <w:p xmlns:wp14="http://schemas.microsoft.com/office/word/2010/wordml" wp14:textId="77777777">
       <w:pPr>
         <w:pStyle w:val="Body Text"/>
-        <w:widowControl w:val="0"/>
-        <w:spacing w:line="240" w:lineRule="auto"/>
-        <w:ind w:left="324" w:hanging="324"/>
+        <w:rPr>
+          <w:rStyle w:val="Aucun"/>
+          <w:shd w:val="clear" w:color="auto" w:fill="ffffff"/>
+        </w:rPr>
       </w:pPr>
+      <w:r>
+        <w:rPr>
+          <w:rStyle w:val="Aucun"/>
+          <w:rtl w:val="0"/>
+          <w:lang w:val="fr-FR"/>
+        </w:rPr>
+        <w:t xml:space="preserve">Le constructeur de la classe </w:t>
+      </w:r>
+      <w:r>
+        <w:rPr>
+          <w:rStyle w:val="Aucun"/>
+          <w:rFonts w:ascii="Courier New" w:hAnsi="Courier New"/>
+          <w:rtl w:val="0"/>
+          <w:lang w:val="fr-FR"/>
+        </w:rPr>
+        <w:t>Renard</w:t>
+      </w:r>
+      <w:r>
+        <w:rPr>
+          <w:rStyle w:val="Aucun"/>
+          <w:rtl w:val="0"/>
+          <w:lang w:val="fr-FR"/>
+        </w:rPr>
+        <w:t xml:space="preserve"> est fourni.</w:t>
+      </w:r>
     </w:p>
-    <w:p>
-      <w:pPr>
-        <w:pStyle w:val="Body Text"/>
-        <w:widowControl w:val="0"/>
-        <w:spacing w:line="240" w:lineRule="auto"/>
-        <w:ind w:left="216" w:hanging="216"/>
-      </w:pPr>
-    </w:p>
-    <w:p>
-      <w:pPr>
-        <w:pStyle w:val="Body Text"/>
-        <w:widowControl w:val="0"/>
-        <w:spacing w:line="240" w:lineRule="auto"/>
-        <w:ind w:left="108" w:hanging="108"/>
-      </w:pPr>
-    </w:p>
-    <w:p>
-      <w:pPr>
-        <w:pStyle w:val="Body Text"/>
-        <w:jc w:val="both"/>
-      </w:pPr>
-    </w:p>
-    <w:p>
-      <w:pPr>
-        <w:pStyle w:val="Body Text"/>
-        <w:rPr>
-          <w:rStyle w:val="Aucun"/>
-          <w:shd w:val="clear" w:color="auto" w:fill="ffffff"/>
-        </w:rPr>
-      </w:pPr>
-      <w:r>
-        <w:rPr>
-          <w:rStyle w:val="Aucun A"/>
-          <w:rtl w:val="0"/>
-        </w:rPr>
-        <w:t>Le constructeur de la classe Renard est fourni.</w:t>
-      </w:r>
-    </w:p>
-    <w:p>
+    <w:p xmlns:wp14="http://schemas.microsoft.com/office/word/2010/wordml" wp14:textId="77777777">
       <w:pPr>
         <w:pStyle w:val="Body Text"/>
         <w:numPr>
@@ -2441,7 +2628,7 @@
       </w:pPr>
       <w:r>
         <w:rPr>
-          <w:rStyle w:val="Aucun A"/>
+          <w:rStyle w:val="Aucun"/>
           <w:rtl w:val="0"/>
           <w:lang w:val="fr-FR"/>
         </w:rPr>
@@ -2449,7 +2636,7 @@
       </w:r>
       <w:r>
         <w:rPr>
-          <w:rStyle w:val="Aucun A"/>
+          <w:rStyle w:val="Aucun"/>
           <w:rtl w:val="0"/>
           <w:lang w:val="fr-FR"/>
         </w:rPr>
@@ -2457,7 +2644,7 @@
       </w:r>
       <w:r>
         <w:rPr>
-          <w:rStyle w:val="Aucun A"/>
+          <w:rStyle w:val="Aucun"/>
           <w:rtl w:val="0"/>
           <w:lang w:val="fr-FR"/>
         </w:rPr>
@@ -2465,7 +2652,7 @@
       </w:r>
       <w:r>
         <w:rPr>
-          <w:rStyle w:val="Aucun A"/>
+          <w:rStyle w:val="Aucun"/>
           <w:rtl w:val="0"/>
           <w:lang w:val="fr-FR"/>
         </w:rPr>
@@ -2482,23 +2669,32 @@
       </w:r>
       <w:r>
         <w:rPr>
-          <w:rStyle w:val="Aucun A"/>
-          <w:rtl w:val="0"/>
-          <w:lang w:val="fr-FR"/>
-        </w:rPr>
-        <w:t xml:space="preserve"> à </w:t>
-      </w:r>
-      <w:r>
-        <w:rPr>
-          <w:rStyle w:val="Aucun A"/>
-          <w:rtl w:val="0"/>
-          <w:lang w:val="fr-FR"/>
-        </w:rPr>
-        <w:t>la classe Renard qui renvoie une cha</w:t>
-      </w:r>
-      <w:r>
-        <w:rPr>
-          <w:rStyle w:val="Aucun A"/>
+          <w:rStyle w:val="Aucun"/>
+          <w:rtl w:val="0"/>
+          <w:lang w:val="fr-FR"/>
+        </w:rPr>
+        <w:t xml:space="preserve"> de la classe </w:t>
+      </w:r>
+      <w:r>
+        <w:rPr>
+          <w:rStyle w:val="Aucun"/>
+          <w:rFonts w:ascii="Courier New" w:hAnsi="Courier New"/>
+          <w:rtl w:val="0"/>
+          <w:lang w:val="fr-FR"/>
+        </w:rPr>
+        <w:t>Renard</w:t>
+      </w:r>
+      <w:r>
+        <w:rPr>
+          <w:rStyle w:val="Aucun"/>
+          <w:rtl w:val="0"/>
+          <w:lang w:val="fr-FR"/>
+        </w:rPr>
+        <w:t xml:space="preserve"> qui renvoie une cha</w:t>
+      </w:r>
+      <w:r>
+        <w:rPr>
+          <w:rStyle w:val="Aucun"/>
           <w:rtl w:val="0"/>
           <w:lang w:val="fr-FR"/>
         </w:rPr>
@@ -2506,7 +2702,7 @@
       </w:r>
       <w:r>
         <w:rPr>
-          <w:rStyle w:val="Aucun A"/>
+          <w:rStyle w:val="Aucun"/>
           <w:rtl w:val="0"/>
           <w:lang w:val="fr-FR"/>
         </w:rPr>
@@ -2514,7 +2710,7 @@
       </w:r>
       <w:r>
         <w:rPr>
-          <w:rStyle w:val="Aucun A"/>
+          <w:rStyle w:val="Aucun"/>
           <w:rtl w:val="0"/>
           <w:lang w:val="fr-FR"/>
         </w:rPr>
@@ -2522,7 +2718,7 @@
       </w:r>
       <w:r>
         <w:rPr>
-          <w:rStyle w:val="Aucun A"/>
+          <w:rStyle w:val="Aucun"/>
           <w:rtl w:val="0"/>
           <w:lang w:val="fr-FR"/>
         </w:rPr>
@@ -2530,7 +2726,7 @@
       </w:r>
       <w:r>
         <w:rPr>
-          <w:rStyle w:val="Aucun A"/>
+          <w:rStyle w:val="Aucun"/>
           <w:rtl w:val="0"/>
           <w:lang w:val="fr-FR"/>
         </w:rPr>
@@ -2538,7 +2734,7 @@
       </w:r>
       <w:r>
         <w:rPr>
-          <w:rStyle w:val="Aucun A"/>
+          <w:rStyle w:val="Aucun"/>
           <w:rtl w:val="0"/>
           <w:lang w:val="fr-FR"/>
         </w:rPr>
@@ -2546,7 +2742,7 @@
       </w:r>
       <w:r>
         <w:rPr>
-          <w:rStyle w:val="Aucun A"/>
+          <w:rStyle w:val="Aucun"/>
         </w:rPr>
         <w:br w:type="textWrapping"/>
       </w:r>
@@ -2562,7 +2758,7 @@
       <w:r>
         <w:rPr>
           <w:rStyle w:val="Aucun"/>
-          <w:rFonts w:ascii="Courier New" w:hAnsi="Courier New" w:hint="default"/>
+          <w:rFonts w:hint="default" w:ascii="Courier New" w:hAnsi="Courier New"/>
           <w:rtl w:val="0"/>
           <w:lang w:val="fr-FR"/>
         </w:rPr>
@@ -2579,7 +2775,7 @@
       </w:r>
       <w:r>
         <w:rPr>
-          <w:rStyle w:val="Aucun A"/>
+          <w:rStyle w:val="Aucun"/>
           <w:rtl w:val="0"/>
           <w:lang w:val="fr-FR"/>
         </w:rPr>
@@ -2587,14 +2783,19 @@
       </w:r>
       <w:r>
         <w:rPr>
-          <w:rStyle w:val="Aucun A"/>
+          <w:rStyle w:val="Aucun"/>
         </w:rPr>
         <w:br w:type="textWrapping"/>
+      </w:r>
+      <w:r>
+        <w:rPr>
+          <w:rStyle w:val="Aucun"/>
+        </w:rPr>
         <w:br w:type="textWrapping"/>
       </w:r>
       <w:r>
         <w:rPr>
-          <w:rStyle w:val="Aucun A"/>
+          <w:rStyle w:val="Aucun"/>
           <w:rtl w:val="0"/>
           <w:lang w:val="fr-FR"/>
         </w:rPr>
@@ -2611,7 +2812,7 @@
       </w:r>
       <w:r>
         <w:rPr>
-          <w:rStyle w:val="Aucun A"/>
+          <w:rStyle w:val="Aucun"/>
           <w:rtl w:val="0"/>
           <w:lang w:val="fr-FR"/>
         </w:rPr>
@@ -2628,15 +2829,32 @@
       </w:r>
       <w:r>
         <w:rPr>
-          <w:rStyle w:val="Aucun A"/>
-          <w:rtl w:val="0"/>
-          <w:lang w:val="fr-FR"/>
-        </w:rPr>
-        <w:t xml:space="preserve"> qui a pour id 200, s'appelle Oscar, p</w:t>
-      </w:r>
-      <w:r>
-        <w:rPr>
-          <w:rStyle w:val="Aucun A"/>
+          <w:rStyle w:val="Aucun"/>
+          <w:rtl w:val="0"/>
+          <w:lang w:val="fr-FR"/>
+        </w:rPr>
+        <w:t xml:space="preserve"> qui a pour </w:t>
+      </w:r>
+      <w:r>
+        <w:rPr>
+          <w:rStyle w:val="Aucun"/>
+          <w:rFonts w:ascii="Courier New" w:hAnsi="Courier New"/>
+          <w:rtl w:val="0"/>
+          <w:lang w:val="fr-FR"/>
+        </w:rPr>
+        <w:t>id</w:t>
+      </w:r>
+      <w:r>
+        <w:rPr>
+          <w:rStyle w:val="Aucun"/>
+          <w:rtl w:val="0"/>
+          <w:lang w:val="fr-FR"/>
+        </w:rPr>
+        <w:t xml:space="preserve"> 200, s'appelle Oscar, p</w:t>
+      </w:r>
+      <w:r>
+        <w:rPr>
+          <w:rStyle w:val="Aucun"/>
           <w:rtl w:val="0"/>
           <w:lang w:val="fr-FR"/>
         </w:rPr>
@@ -2644,7 +2862,7 @@
       </w:r>
       <w:r>
         <w:rPr>
-          <w:rStyle w:val="Aucun A"/>
+          <w:rStyle w:val="Aucun"/>
           <w:rtl w:val="0"/>
           <w:lang w:val="fr-FR"/>
         </w:rPr>
@@ -2652,7 +2870,7 @@
       </w:r>
       <w:r>
         <w:rPr>
-          <w:rStyle w:val="Aucun A"/>
+          <w:rStyle w:val="Aucun"/>
           <w:rtl w:val="0"/>
           <w:lang w:val="fr-FR"/>
         </w:rPr>
@@ -2660,14 +2878,14 @@
       </w:r>
       <w:r>
         <w:rPr>
-          <w:rStyle w:val="Aucun A"/>
-          <w:rtl w:val="0"/>
-          <w:lang w:val="fr-FR"/>
-        </w:rPr>
-        <w:t xml:space="preserve">le 1er janvier 2025 au refuge, puis afficher ses informations. </w:t>
+          <w:rStyle w:val="Aucun"/>
+          <w:rtl w:val="0"/>
+          <w:lang w:val="fr-FR"/>
+        </w:rPr>
+        <w:t xml:space="preserve">le 1er janvier 2026 au refuge, puis afficher ses informations. </w:t>
       </w:r>
     </w:p>
-    <w:p>
+    <w:p xmlns:wp14="http://schemas.microsoft.com/office/word/2010/wordml" wp14:textId="77777777">
       <w:pPr>
         <w:pStyle w:val="Body Text"/>
         <w:numPr>
@@ -2684,7 +2902,7 @@
       </w:pPr>
       <w:r>
         <w:rPr>
-          <w:rStyle w:val="Aucun A"/>
+          <w:rStyle w:val="Aucun"/>
           <w:rtl w:val="0"/>
           <w:lang w:val="fr-FR"/>
         </w:rPr>
@@ -2692,7 +2910,7 @@
       </w:r>
       <w:r>
         <w:rPr>
-          <w:rStyle w:val="Aucun A"/>
+          <w:rStyle w:val="Aucun"/>
           <w:rtl w:val="0"/>
           <w:lang w:val="fr-FR"/>
         </w:rPr>
@@ -2700,7 +2918,7 @@
       </w:r>
       <w:r>
         <w:rPr>
-          <w:rStyle w:val="Aucun A"/>
+          <w:rStyle w:val="Aucun"/>
           <w:rtl w:val="0"/>
           <w:lang w:val="fr-FR"/>
         </w:rPr>
@@ -2717,15 +2935,32 @@
       </w:r>
       <w:r>
         <w:rPr>
-          <w:rStyle w:val="Aucun A"/>
-          <w:rtl w:val="0"/>
-          <w:lang w:val="fr-FR"/>
-        </w:rPr>
-        <w:t xml:space="preserve">  de la classe Refuge. Il doit prendre le nom du refuge et son adresse en param</w:t>
-      </w:r>
-      <w:r>
-        <w:rPr>
-          <w:rStyle w:val="Aucun A"/>
+          <w:rStyle w:val="Aucun"/>
+          <w:rtl w:val="0"/>
+          <w:lang w:val="fr-FR"/>
+        </w:rPr>
+        <w:t xml:space="preserve">  de la classe </w:t>
+      </w:r>
+      <w:r>
+        <w:rPr>
+          <w:rStyle w:val="Aucun"/>
+          <w:rFonts w:ascii="Courier New" w:hAnsi="Courier New"/>
+          <w:rtl w:val="0"/>
+          <w:lang w:val="fr-FR"/>
+        </w:rPr>
+        <w:t>Refuge</w:t>
+      </w:r>
+      <w:r>
+        <w:rPr>
+          <w:rStyle w:val="Aucun"/>
+          <w:rtl w:val="0"/>
+          <w:lang w:val="fr-FR"/>
+        </w:rPr>
+        <w:t>. Il doit prendre le nom du refuge et son adresse en param</w:t>
+      </w:r>
+      <w:r>
+        <w:rPr>
+          <w:rStyle w:val="Aucun"/>
           <w:rtl w:val="0"/>
           <w:lang w:val="fr-FR"/>
         </w:rPr>
@@ -2733,7 +2968,7 @@
       </w:r>
       <w:r>
         <w:rPr>
-          <w:rStyle w:val="Aucun A"/>
+          <w:rStyle w:val="Aucun"/>
           <w:rtl w:val="0"/>
           <w:lang w:val="fr-FR"/>
         </w:rPr>
@@ -2741,7 +2976,7 @@
       </w:r>
       <w:r>
         <w:rPr>
-          <w:rStyle w:val="Aucun A"/>
+          <w:rStyle w:val="Aucun"/>
           <w:rtl w:val="0"/>
           <w:lang w:val="fr-FR"/>
         </w:rPr>
@@ -2749,7 +2984,7 @@
       </w:r>
       <w:r>
         <w:rPr>
-          <w:rStyle w:val="Aucun A"/>
+          <w:rStyle w:val="Aucun"/>
           <w:rtl w:val="0"/>
           <w:lang w:val="fr-FR"/>
         </w:rPr>
@@ -2766,7 +3001,7 @@
       </w:r>
       <w:r>
         <w:rPr>
-          <w:rStyle w:val="Aucun A"/>
+          <w:rStyle w:val="Aucun"/>
           <w:rtl w:val="0"/>
           <w:lang w:val="fr-FR"/>
         </w:rPr>
@@ -2774,15 +3009,21 @@
       </w:r>
       <w:r>
         <w:rPr>
-          <w:rStyle w:val="Aucun A"/>
+          <w:rStyle w:val="Aucun"/>
           <w:rtl w:val="0"/>
         </w:rPr>
         <w:br w:type="textWrapping"/>
+      </w:r>
+      <w:r>
+        <w:rPr>
+          <w:rStyle w:val="Aucun"/>
+          <w:rtl w:val="0"/>
+        </w:rPr>
         <w:t>É</w:t>
       </w:r>
       <w:r>
         <w:rPr>
-          <w:rStyle w:val="Aucun A"/>
+          <w:rStyle w:val="Aucun"/>
           <w:rtl w:val="0"/>
           <w:lang w:val="fr-FR"/>
         </w:rPr>
@@ -2790,7 +3031,7 @@
       </w:r>
       <w:r>
         <w:rPr>
-          <w:rStyle w:val="Aucun A"/>
+          <w:rStyle w:val="Aucun"/>
           <w:rtl w:val="0"/>
           <w:lang w:val="fr-FR"/>
         </w:rPr>
@@ -2798,7 +3039,7 @@
       </w:r>
       <w:r>
         <w:rPr>
-          <w:rStyle w:val="Aucun A"/>
+          <w:rStyle w:val="Aucun"/>
           <w:rtl w:val="0"/>
           <w:lang w:val="fr-FR"/>
         </w:rPr>
@@ -2815,15 +3056,32 @@
       </w:r>
       <w:r>
         <w:rPr>
-          <w:rStyle w:val="Aucun A"/>
-          <w:rtl w:val="0"/>
-          <w:lang w:val="fr-FR"/>
-        </w:rPr>
-        <w:t xml:space="preserve">  de la classe Refuge ayant pour param</w:t>
-      </w:r>
-      <w:r>
-        <w:rPr>
-          <w:rStyle w:val="Aucun A"/>
+          <w:rStyle w:val="Aucun"/>
+          <w:rtl w:val="0"/>
+          <w:lang w:val="fr-FR"/>
+        </w:rPr>
+        <w:t xml:space="preserve">  de la classe </w:t>
+      </w:r>
+      <w:r>
+        <w:rPr>
+          <w:rStyle w:val="Aucun"/>
+          <w:rFonts w:ascii="Courier New" w:hAnsi="Courier New"/>
+          <w:rtl w:val="0"/>
+          <w:lang w:val="fr-FR"/>
+        </w:rPr>
+        <w:t>Refuge</w:t>
+      </w:r>
+      <w:r>
+        <w:rPr>
+          <w:rStyle w:val="Aucun"/>
+          <w:rtl w:val="0"/>
+          <w:lang w:val="fr-FR"/>
+        </w:rPr>
+        <w:t xml:space="preserve"> ayant pour param</w:t>
+      </w:r>
+      <w:r>
+        <w:rPr>
+          <w:rStyle w:val="Aucun"/>
           <w:rtl w:val="0"/>
           <w:lang w:val="fr-FR"/>
         </w:rPr>
@@ -2831,11 +3089,11 @@
       </w:r>
       <w:r>
         <w:rPr>
-          <w:rStyle w:val="Aucun A"/>
-          <w:rtl w:val="0"/>
-          <w:lang w:val="fr-FR"/>
-        </w:rPr>
-        <w:t xml:space="preserve">tre </w:t>
+          <w:rStyle w:val="Aucun"/>
+          <w:rtl w:val="0"/>
+          <w:lang w:val="fr-FR"/>
+        </w:rPr>
+        <w:t xml:space="preserve">tres </w:t>
       </w:r>
       <w:r>
         <w:rPr>
@@ -2848,7 +3106,7 @@
       </w:r>
       <w:r>
         <w:rPr>
-          <w:rStyle w:val="Aucun A"/>
+          <w:rStyle w:val="Aucun"/>
           <w:rtl w:val="0"/>
           <w:lang w:val="fr-FR"/>
         </w:rPr>
@@ -2856,7 +3114,7 @@
       </w:r>
       <w:r>
         <w:rPr>
-          <w:rStyle w:val="Aucun A"/>
+          <w:rStyle w:val="Aucun"/>
           <w:rtl w:val="0"/>
           <w:lang w:val="fr-FR"/>
         </w:rPr>
@@ -2864,7 +3122,7 @@
       </w:r>
       <w:r>
         <w:rPr>
-          <w:rStyle w:val="Aucun A"/>
+          <w:rStyle w:val="Aucun"/>
           <w:rtl w:val="0"/>
           <w:lang w:val="fr-FR"/>
         </w:rPr>
@@ -2872,7 +3130,7 @@
       </w:r>
       <w:r>
         <w:rPr>
-          <w:rStyle w:val="Aucun A"/>
+          <w:rStyle w:val="Aucun"/>
           <w:rtl w:val="0"/>
           <w:lang w:val="fr-FR"/>
         </w:rPr>
@@ -2880,7 +3138,7 @@
       </w:r>
       <w:r>
         <w:rPr>
-          <w:rStyle w:val="Aucun A"/>
+          <w:rStyle w:val="Aucun"/>
           <w:rtl w:val="0"/>
           <w:lang w:val="fr-FR"/>
         </w:rPr>
@@ -2897,11 +3155,11 @@
       </w:r>
       <w:r>
         <w:rPr>
-          <w:rStyle w:val="Aucun A"/>
-          <w:rtl w:val="0"/>
-          <w:lang w:val="fr-FR"/>
-        </w:rPr>
-        <w:t xml:space="preserve"> (de type objet Renard)</w:t>
+          <w:rStyle w:val="Aucun"/>
+          <w:rtl w:val="0"/>
+          <w:lang w:val="fr-FR"/>
+        </w:rPr>
+        <w:t xml:space="preserve"> (de type objet </w:t>
       </w:r>
       <w:r>
         <w:rPr>
@@ -2910,11 +3168,28 @@
           <w:rtl w:val="0"/>
           <w:lang w:val="fr-FR"/>
         </w:rPr>
+        <w:t>Renard</w:t>
+      </w:r>
+      <w:r>
+        <w:rPr>
+          <w:rStyle w:val="Aucun"/>
+          <w:rtl w:val="0"/>
+          <w:lang w:val="fr-FR"/>
+        </w:rPr>
+        <w:t>)</w:t>
+      </w:r>
+      <w:r>
+        <w:rPr>
+          <w:rStyle w:val="Aucun"/>
+          <w:rFonts w:ascii="Courier New" w:hAnsi="Courier New"/>
+          <w:rtl w:val="0"/>
+          <w:lang w:val="fr-FR"/>
+        </w:rPr>
         <w:t xml:space="preserve"> </w:t>
       </w:r>
       <w:r>
         <w:rPr>
-          <w:rStyle w:val="Aucun A"/>
+          <w:rStyle w:val="Aucun"/>
           <w:rtl w:val="0"/>
           <w:lang w:val="fr-FR"/>
         </w:rPr>
@@ -2922,7 +3197,7 @@
       </w:r>
       <w:r>
         <w:rPr>
-          <w:rStyle w:val="Aucun A"/>
+          <w:rStyle w:val="Aucun"/>
           <w:rtl w:val="0"/>
           <w:lang w:val="fr-FR"/>
         </w:rPr>
@@ -2939,7 +3214,7 @@
       </w:r>
       <w:r>
         <w:rPr>
-          <w:rStyle w:val="Aucun A"/>
+          <w:rStyle w:val="Aucun"/>
           <w:rtl w:val="0"/>
           <w:lang w:val="fr-FR"/>
         </w:rPr>
@@ -2957,22 +3232,45 @@
       <w:r>
         <w:rPr>
           <w:rStyle w:val="Aucun"/>
-          <w:rFonts w:ascii="Courier New" w:cs="Courier New" w:hAnsi="Courier New" w:eastAsia="Courier New"/>
+          <w:rFonts w:ascii="Courier New" w:hAnsi="Courier New" w:eastAsia="Courier New" w:cs="Courier New"/>
         </w:rPr>
         <w:br w:type="textWrapping"/>
+      </w:r>
+      <w:r>
+        <w:rPr>
+          <w:rStyle w:val="Aucun"/>
+          <w:rFonts w:ascii="Courier New" w:hAnsi="Courier New" w:eastAsia="Courier New" w:cs="Courier New"/>
+        </w:rPr>
         <w:br w:type="textWrapping"/>
       </w:r>
       <w:r>
         <w:rPr>
-          <w:rStyle w:val="Aucun A"/>
-          <w:rtl w:val="0"/>
-          <w:lang w:val="fr-FR"/>
-        </w:rPr>
-        <w:t>Tester la classe Refuge en cr</w:t>
-      </w:r>
-      <w:r>
-        <w:rPr>
-          <w:rStyle w:val="Aucun A"/>
+          <w:rStyle w:val="Aucun"/>
+          <w:rtl w:val="0"/>
+          <w:lang w:val="fr-FR"/>
+        </w:rPr>
+        <w:t xml:space="preserve">Tester la classe </w:t>
+      </w:r>
+      <w:r>
+        <w:rPr>
+          <w:rStyle w:val="Aucun"/>
+          <w:rFonts w:ascii="Courier New" w:hAnsi="Courier New"/>
+          <w:rtl w:val="0"/>
+          <w:lang w:val="fr-FR"/>
+        </w:rPr>
+        <w:t>Refuge</w:t>
+      </w:r>
+      <w:r>
+        <w:rPr>
+          <w:rStyle w:val="Aucun"/>
+          <w:rtl w:val="0"/>
+          <w:lang w:val="fr-FR"/>
+        </w:rPr>
+        <w:t xml:space="preserve"> en cr</w:t>
+      </w:r>
+      <w:r>
+        <w:rPr>
+          <w:rStyle w:val="Aucun"/>
           <w:rtl w:val="0"/>
           <w:lang w:val="fr-FR"/>
         </w:rPr>
@@ -2980,7 +3278,7 @@
       </w:r>
       <w:r>
         <w:rPr>
-          <w:rStyle w:val="Aucun A"/>
+          <w:rStyle w:val="Aucun"/>
           <w:rtl w:val="0"/>
           <w:lang w:val="fr-FR"/>
         </w:rPr>
@@ -2988,7 +3286,7 @@
       </w:r>
       <w:r>
         <w:rPr>
-          <w:rStyle w:val="Aucun A"/>
+          <w:rStyle w:val="Aucun"/>
           <w:rtl w:val="0"/>
           <w:lang w:val="fr-FR"/>
         </w:rPr>
@@ -3005,7 +3303,7 @@
       </w:r>
       <w:r>
         <w:rPr>
-          <w:rStyle w:val="Aucun A"/>
+          <w:rStyle w:val="Aucun"/>
           <w:rtl w:val="0"/>
           <w:lang w:val="fr-FR"/>
         </w:rPr>
@@ -3022,7 +3320,7 @@
       </w:r>
       <w:r>
         <w:rPr>
-          <w:rStyle w:val="Aucun A"/>
+          <w:rStyle w:val="Aucun"/>
           <w:rtl w:val="0"/>
           <w:lang w:val="fr-FR"/>
         </w:rPr>
@@ -3039,7 +3337,7 @@
       </w:r>
       <w:r>
         <w:rPr>
-          <w:rStyle w:val="Aucun A"/>
+          <w:rStyle w:val="Aucun"/>
           <w:rtl w:val="0"/>
           <w:lang w:val="fr-FR"/>
         </w:rPr>
@@ -3056,7 +3354,7 @@
       </w:r>
       <w:r>
         <w:rPr>
-          <w:rStyle w:val="Aucun A"/>
+          <w:rStyle w:val="Aucun"/>
           <w:rtl w:val="0"/>
           <w:lang w:val="fr-FR"/>
         </w:rPr>
@@ -3064,7 +3362,7 @@
       </w:r>
       <w:r>
         <w:rPr>
-          <w:rStyle w:val="Aucun A"/>
+          <w:rStyle w:val="Aucun"/>
           <w:rtl w:val="0"/>
           <w:lang w:val="fr-FR"/>
         </w:rPr>
@@ -3072,7 +3370,7 @@
       </w:r>
       <w:r>
         <w:rPr>
-          <w:rStyle w:val="Aucun A"/>
+          <w:rStyle w:val="Aucun"/>
           <w:rtl w:val="0"/>
           <w:lang w:val="fr-FR"/>
         </w:rPr>
@@ -3080,7 +3378,7 @@
       </w:r>
       <w:r>
         <w:rPr>
-          <w:rStyle w:val="Aucun A"/>
+          <w:rStyle w:val="Aucun"/>
           <w:rtl w:val="0"/>
           <w:lang w:val="fr-FR"/>
         </w:rPr>
@@ -3088,7 +3386,7 @@
       </w:r>
       <w:r>
         <w:rPr>
-          <w:rStyle w:val="Aucun A"/>
+          <w:rStyle w:val="Aucun"/>
           <w:rtl w:val="0"/>
           <w:lang w:val="fr-FR"/>
         </w:rPr>
@@ -3096,7 +3394,7 @@
       </w:r>
       <w:r>
         <w:rPr>
-          <w:rStyle w:val="Aucun A"/>
+          <w:rStyle w:val="Aucun"/>
           <w:rtl w:val="0"/>
           <w:lang w:val="fr-FR"/>
         </w:rPr>
@@ -3104,7 +3402,7 @@
       </w:r>
       <w:r>
         <w:rPr>
-          <w:rStyle w:val="Aucun A"/>
+          <w:rStyle w:val="Aucun"/>
           <w:rtl w:val="0"/>
           <w:lang w:val="fr-FR"/>
         </w:rPr>
@@ -3124,7 +3422,7 @@
       <w:tblPr>
         <w:tblW w:w="8714" w:type="dxa"/>
         <w:jc w:val="left"/>
-        <w:tblInd w:w="540" w:type="dxa"/>
+        <w:tblInd w:w="864" w:type="dxa"/>
         <w:tblBorders>
           <w:top w:val="single" w:color="ffffff" w:sz="8" w:space="0" w:shadow="0" w:frame="0"/>
           <w:left w:val="single" w:color="ffffff" w:sz="8" w:space="0" w:shadow="0" w:frame="0"/>
@@ -3140,16 +3438,16 @@
         <w:gridCol w:w="1300"/>
         <w:gridCol w:w="7414"/>
       </w:tblGrid>
-      <w:tr>
+      <w:tr xmlns:wp14="http://schemas.microsoft.com/office/word/2010/wordml" wp14:textId="77777777">
         <w:tblPrEx>
           <w:shd w:val="clear" w:color="auto" w:fill="ced7e7"/>
         </w:tblPrEx>
         <w:trPr>
-          <w:trHeight w:val="602" w:hRule="atLeast"/>
+          <w:trHeight w:val="632" w:hRule="atLeast"/>
         </w:trPr>
         <w:tc>
           <w:tcPr>
-            <w:tcW w:type="dxa" w:w="1300"/>
+            <w:tcW w:w="1300" w:type="dxa"/>
             <w:tcBorders>
               <w:top w:val="single" w:color="000000" w:sz="4" w:space="0" w:shadow="0" w:frame="0"/>
               <w:left w:val="single" w:color="000000" w:sz="4" w:space="0" w:shadow="0" w:frame="0"/>
@@ -3158,14 +3456,14 @@
             </w:tcBorders>
             <w:shd w:val="clear" w:color="auto" w:fill="auto"/>
             <w:tcMar>
-              <w:top w:type="dxa" w:w="80"/>
-              <w:left w:type="dxa" w:w="80"/>
-              <w:bottom w:type="dxa" w:w="80"/>
-              <w:right w:type="dxa" w:w="80"/>
+              <w:top w:w="80" w:type="dxa"/>
+              <w:left w:w="80" w:type="dxa"/>
+              <w:bottom w:w="80" w:type="dxa"/>
+              <w:right w:w="80" w:type="dxa"/>
             </w:tcMar>
             <w:vAlign w:val="center"/>
           </w:tcPr>
-          <w:p>
+          <w:p wp14:textId="77777777">
             <w:pPr>
               <w:pStyle w:val="Corps A A"/>
               <w:jc w:val="center"/>
@@ -3207,7 +3505,7 @@
         </w:tc>
         <w:tc>
           <w:tcPr>
-            <w:tcW w:type="dxa" w:w="7414"/>
+            <w:tcW w:w="7414" w:type="dxa"/>
             <w:tcBorders>
               <w:top w:val="single" w:color="000000" w:sz="4" w:space="0" w:shadow="0" w:frame="0"/>
               <w:left w:val="single" w:color="000000" w:sz="4" w:space="0" w:shadow="0" w:frame="0"/>
@@ -3216,14 +3514,14 @@
             </w:tcBorders>
             <w:shd w:val="clear" w:color="auto" w:fill="auto"/>
             <w:tcMar>
-              <w:top w:type="dxa" w:w="80"/>
-              <w:left w:type="dxa" w:w="80"/>
-              <w:bottom w:type="dxa" w:w="80"/>
-              <w:right w:type="dxa" w:w="80"/>
+              <w:top w:w="80" w:type="dxa"/>
+              <w:left w:w="80" w:type="dxa"/>
+              <w:bottom w:w="80" w:type="dxa"/>
+              <w:right w:w="80" w:type="dxa"/>
             </w:tcMar>
             <w:vAlign w:val="center"/>
           </w:tcPr>
-          <w:p>
+          <w:p wp14:textId="77777777">
             <w:pPr>
               <w:pStyle w:val="Corps A A"/>
               <w:jc w:val="center"/>
@@ -3277,36 +3575,39 @@
         </w:tc>
       </w:tr>
     </w:tbl>
-    <w:p>
+    <w:p xmlns:wp14="http://schemas.microsoft.com/office/word/2010/wordml" wp14:textId="287336FA">
       <w:pPr>
         <w:pStyle w:val="Body Text"/>
         <w:widowControl w:val="0"/>
         <w:spacing w:line="240" w:lineRule="auto"/>
-        <w:ind w:left="432" w:hanging="432"/>
+        <w:ind w:left="0"/>
       </w:pPr>
     </w:p>
-    <w:p>
+    <w:p xmlns:wp14="http://schemas.microsoft.com/office/word/2010/wordml" wp14:textId="77777777">
       <w:pPr>
         <w:pStyle w:val="Body Text"/>
       </w:pPr>
       <w:r>
         <w:rPr>
-          <w:rStyle w:val="Aucun A"/>
-          <w:rtl w:val="0"/>
+          <w:rStyle w:val="Aucun"/>
+          <w:rtl w:val="0"/>
+          <w:lang w:val="fr-FR"/>
         </w:rPr>
         <w:t>Une m</w:t>
       </w:r>
       <w:r>
         <w:rPr>
-          <w:rStyle w:val="Aucun A"/>
-          <w:rtl w:val="0"/>
+          <w:rStyle w:val="Aucun"/>
+          <w:rtl w:val="0"/>
+          <w:lang w:val="fr-FR"/>
         </w:rPr>
         <w:t>é</w:t>
       </w:r>
       <w:r>
         <w:rPr>
-          <w:rStyle w:val="Aucun A"/>
-          <w:rtl w:val="0"/>
+          <w:rStyle w:val="Aucun"/>
+          <w:rtl w:val="0"/>
+          <w:lang w:val="fr-FR"/>
         </w:rPr>
         <w:t xml:space="preserve">thode </w:t>
       </w:r>
@@ -3321,22 +3622,25 @@
       </w:r>
       <w:r>
         <w:rPr>
-          <w:rStyle w:val="Aucun A"/>
-          <w:rtl w:val="0"/>
+          <w:rStyle w:val="Aucun"/>
+          <w:rtl w:val="0"/>
+          <w:lang w:val="fr-FR"/>
         </w:rPr>
         <w:t>qui prend en param</w:t>
       </w:r>
       <w:r>
         <w:rPr>
-          <w:rStyle w:val="Aucun A"/>
-          <w:rtl w:val="0"/>
+          <w:rStyle w:val="Aucun"/>
+          <w:rtl w:val="0"/>
+          <w:lang w:val="fr-FR"/>
         </w:rPr>
         <w:t>è</w:t>
       </w:r>
       <w:r>
         <w:rPr>
-          <w:rStyle w:val="Aucun A"/>
-          <w:rtl w:val="0"/>
+          <w:rStyle w:val="Aucun"/>
+          <w:rtl w:val="0"/>
+          <w:lang w:val="fr-FR"/>
         </w:rPr>
         <w:t xml:space="preserve">tres </w:t>
       </w:r>
@@ -3351,36 +3655,41 @@
       </w:r>
       <w:r>
         <w:rPr>
-          <w:rStyle w:val="Aucun A"/>
-          <w:rtl w:val="0"/>
+          <w:rStyle w:val="Aucun"/>
+          <w:rtl w:val="0"/>
+          <w:lang w:val="fr-FR"/>
         </w:rPr>
         <w:t xml:space="preserve"> (l</w:t>
       </w:r>
       <w:r>
         <w:rPr>
-          <w:rStyle w:val="Aucun A"/>
-          <w:rtl w:val="0"/>
+          <w:rStyle w:val="Aucun"/>
+          <w:rtl w:val="0"/>
+          <w:lang w:val="fr-FR"/>
         </w:rPr>
         <w:t>’</w:t>
       </w:r>
       <w:r>
         <w:rPr>
-          <w:rStyle w:val="Aucun A"/>
-          <w:rtl w:val="0"/>
+          <w:rStyle w:val="Aucun"/>
+          <w:rtl w:val="0"/>
+          <w:lang w:val="fr-FR"/>
         </w:rPr>
         <w:t>instance de l</w:t>
       </w:r>
       <w:r>
         <w:rPr>
-          <w:rStyle w:val="Aucun A"/>
-          <w:rtl w:val="0"/>
+          <w:rStyle w:val="Aucun"/>
+          <w:rtl w:val="0"/>
+          <w:lang w:val="fr-FR"/>
         </w:rPr>
         <w:t>’</w:t>
       </w:r>
       <w:r>
         <w:rPr>
-          <w:rStyle w:val="Aucun A"/>
-          <w:rtl w:val="0"/>
+          <w:rStyle w:val="Aucun"/>
+          <w:rtl w:val="0"/>
+          <w:lang w:val="fr-FR"/>
         </w:rPr>
         <w:t xml:space="preserve">objet) et le nom de fichier, est fournie dans le fichier </w:t>
       </w:r>
@@ -3395,64 +3704,203 @@
       </w:r>
       <w:r>
         <w:rPr>
-          <w:rStyle w:val="Aucun A"/>
-          <w:rtl w:val="0"/>
+          <w:rStyle w:val="Aucun"/>
+          <w:rtl w:val="0"/>
+          <w:lang w:val="fr-FR"/>
         </w:rPr>
         <w:t>.</w:t>
       </w:r>
       <w:r>
         <w:rPr>
-          <w:rStyle w:val="Aucun A"/>
+          <w:rStyle w:val="Aucun"/>
         </w:rPr>
         <w:br w:type="textWrapping"/>
       </w:r>
       <w:r>
         <w:rPr>
-          <w:rStyle w:val="Aucun A"/>
-          <w:rtl w:val="0"/>
-        </w:rPr>
-        <w:t>Cependant, cette m</w:t>
-      </w:r>
-      <w:r>
-        <w:rPr>
-          <w:rStyle w:val="Aucun A"/>
-          <w:rtl w:val="0"/>
+          <w:rStyle w:val="Aucun"/>
+          <w:rtl w:val="0"/>
+          <w:lang w:val="fr-FR"/>
+        </w:rPr>
+        <w:t>Cependant, la m</w:t>
+      </w:r>
+      <w:r>
+        <w:rPr>
+          <w:rStyle w:val="Aucun"/>
+          <w:rtl w:val="0"/>
+          <w:lang w:val="fr-FR"/>
         </w:rPr>
         <w:t>é</w:t>
       </w:r>
       <w:r>
         <w:rPr>
-          <w:rStyle w:val="Aucun A"/>
-          <w:rtl w:val="0"/>
-        </w:rPr>
-        <w:t>thode contient une erreur.</w:t>
-      </w:r>
-      <w:r>
-        <w:rPr>
-          <w:rStyle w:val="Aucun A"/>
+          <w:rStyle w:val="Aucun"/>
+          <w:rtl w:val="0"/>
+          <w:lang w:val="fr-FR"/>
+        </w:rPr>
+        <w:t xml:space="preserve">thode </w:t>
+      </w:r>
+      <w:r>
+        <w:rPr>
+          <w:rStyle w:val="Aucun"/>
+          <w:rFonts w:ascii="Courier New" w:hAnsi="Courier New"/>
+          <w:rtl w:val="0"/>
+          <w:lang w:val="fr-FR"/>
+        </w:rPr>
+        <w:t>importer_donnees</w:t>
+      </w:r>
+      <w:r>
+        <w:rPr>
+          <w:rStyle w:val="Aucun"/>
+          <w:rtl w:val="0"/>
+          <w:lang w:val="fr-FR"/>
+        </w:rPr>
+        <w:t xml:space="preserve"> pr</w:t>
+      </w:r>
+      <w:r>
+        <w:rPr>
+          <w:rStyle w:val="Aucun"/>
+          <w:rtl w:val="0"/>
+          <w:lang w:val="fr-FR"/>
+        </w:rPr>
+        <w:t>é</w:t>
+      </w:r>
+      <w:r>
+        <w:rPr>
+          <w:rStyle w:val="Aucun"/>
+          <w:rtl w:val="0"/>
+          <w:lang w:val="fr-FR"/>
+        </w:rPr>
+        <w:t>sente une erreur.</w:t>
+      </w:r>
+    </w:p>
+    <w:p xmlns:wp14="http://schemas.microsoft.com/office/word/2010/wordml" wp14:textId="77777777">
+      <w:pPr>
+        <w:pStyle w:val="Body Text"/>
+        <w:numPr>
+          <w:ilvl w:val="0"/>
+          <w:numId w:val="4"/>
+        </w:numPr>
+        <w:bidi w:val="0"/>
+        <w:ind w:right="0"/>
+        <w:jc w:val="left"/>
+        <w:rPr>
+          <w:rtl w:val="0"/>
+          <w:lang w:val="fr-FR"/>
+        </w:rPr>
+      </w:pPr>
+      <w:r>
+        <w:rPr>
+          <w:rStyle w:val="Aucun"/>
+          <w:rtl w:val="0"/>
+          <w:lang w:val="fr-FR"/>
+        </w:rPr>
+        <w:t>Proposer une correction du code de la m</w:t>
+      </w:r>
+      <w:r>
+        <w:rPr>
+          <w:rStyle w:val="Aucun"/>
+          <w:rtl w:val="0"/>
+          <w:lang w:val="fr-FR"/>
+        </w:rPr>
+        <w:t>é</w:t>
+      </w:r>
+      <w:r>
+        <w:rPr>
+          <w:rStyle w:val="Aucun"/>
+          <w:rtl w:val="0"/>
+          <w:lang w:val="fr-FR"/>
+        </w:rPr>
+        <w:t xml:space="preserve">thode </w:t>
+      </w:r>
+      <w:r>
+        <w:rPr>
+          <w:rStyle w:val="Aucun"/>
+          <w:rFonts w:ascii="Courier New" w:hAnsi="Courier New"/>
+          <w:rtl w:val="0"/>
+          <w:lang w:val="fr-FR"/>
+        </w:rPr>
+        <w:t xml:space="preserve">importer_donnees </w:t>
+      </w:r>
+      <w:r>
+        <w:rPr>
+          <w:rStyle w:val="Aucun"/>
+          <w:rtl w:val="0"/>
+          <w:lang w:val="fr-FR"/>
+        </w:rPr>
+        <w:t>qui permet de respecter les contraintes expliqu</w:t>
+      </w:r>
+      <w:r>
+        <w:rPr>
+          <w:rStyle w:val="Aucun"/>
+          <w:rtl w:val="0"/>
+          <w:lang w:val="fr-FR"/>
+        </w:rPr>
+        <w:t>é</w:t>
+      </w:r>
+      <w:r>
+        <w:rPr>
+          <w:rStyle w:val="Aucun"/>
+          <w:rtl w:val="0"/>
+          <w:lang w:val="fr-FR"/>
+        </w:rPr>
+        <w:t>es dans le contexte</w:t>
+      </w:r>
+      <w:r>
+        <w:rPr>
+          <w:rStyle w:val="Aucun"/>
+          <w:rFonts w:ascii="Courier New" w:hAnsi="Courier New"/>
+          <w:rtl w:val="0"/>
+          <w:lang w:val="fr-FR"/>
+        </w:rPr>
+        <w:t>.</w:t>
+      </w:r>
+      <w:r>
+        <w:rPr>
+          <w:rStyle w:val="Aucun"/>
+          <w:rFonts w:ascii="Courier New" w:hAnsi="Courier New" w:eastAsia="Courier New" w:cs="Courier New"/>
         </w:rPr>
         <w:br w:type="textWrapping"/>
       </w:r>
       <w:r>
         <w:rPr>
-          <w:rStyle w:val="Aucun A"/>
-          <w:rtl w:val="0"/>
-        </w:rPr>
-        <w:t>La m</w:t>
-      </w:r>
-      <w:r>
-        <w:rPr>
-          <w:rStyle w:val="Aucun A"/>
-          <w:rtl w:val="0"/>
+          <w:rStyle w:val="Aucun"/>
+          <w:rtl w:val="0"/>
+          <w:lang w:val="fr-FR"/>
+        </w:rPr>
+        <w:t>Tester la m</w:t>
+      </w:r>
+      <w:r>
+        <w:rPr>
+          <w:rStyle w:val="Aucun"/>
+          <w:rtl w:val="0"/>
+          <w:lang w:val="fr-FR"/>
         </w:rPr>
         <w:t>é</w:t>
       </w:r>
       <w:r>
         <w:rPr>
-          <w:rStyle w:val="Aucun A"/>
-          <w:rtl w:val="0"/>
-        </w:rPr>
-        <w:t xml:space="preserve">thode </w:t>
+          <w:rStyle w:val="Aucun"/>
+          <w:rtl w:val="0"/>
+          <w:lang w:val="fr-FR"/>
+        </w:rPr>
+        <w:t>thode corrig</w:t>
+      </w:r>
+      <w:r>
+        <w:rPr>
+          <w:rStyle w:val="Aucun"/>
+          <w:rtl w:val="0"/>
+          <w:lang w:val="fr-FR"/>
+        </w:rPr>
+        <w:t>é</w:t>
+      </w:r>
+      <w:r>
+        <w:rPr>
+          <w:rStyle w:val="Aucun"/>
+          <w:rtl w:val="0"/>
+          <w:lang w:val="fr-FR"/>
+        </w:rPr>
+        <w:t xml:space="preserve">e avec </w:t>
       </w:r>
       <w:r>
         <w:rPr>
@@ -3461,31 +3909,176 @@
           <w:rtl w:val="0"/>
           <w:lang w:val="fr-FR"/>
         </w:rPr>
-        <w:t>importer_donnees</w:t>
-      </w:r>
-      <w:r>
-        <w:rPr>
-          <w:rStyle w:val="Aucun A"/>
-          <w:rtl w:val="0"/>
-        </w:rPr>
-        <w:t xml:space="preserve"> pr</w:t>
-      </w:r>
-      <w:r>
-        <w:rPr>
-          <w:rStyle w:val="Aucun A"/>
-          <w:rtl w:val="0"/>
+        <w:t xml:space="preserve">donnees_renards.csv </w:t>
+      </w:r>
+      <w:r>
+        <w:rPr>
+          <w:rStyle w:val="Aucun"/>
+          <w:rtl w:val="0"/>
+          <w:lang w:val="fr-FR"/>
+        </w:rPr>
+        <w:t>en important les renards dans le refuge cr</w:t>
+      </w:r>
+      <w:r>
+        <w:rPr>
+          <w:rStyle w:val="Aucun"/>
+          <w:rtl w:val="0"/>
+          <w:lang w:val="fr-FR"/>
+        </w:rPr>
+        <w:t xml:space="preserve">éé </w:t>
+      </w:r>
+      <w:r>
+        <w:rPr>
+          <w:rStyle w:val="Aucun"/>
+          <w:rtl w:val="0"/>
+          <w:lang w:val="fr-FR"/>
+        </w:rPr>
+        <w:t>en question 2.</w:t>
+      </w:r>
+      <w:r>
+        <w:rPr>
+          <w:rStyle w:val="Aucun"/>
+        </w:rPr>
+        <w:br w:type="textWrapping"/>
+      </w:r>
+      <w:r>
+        <w:rPr>
+          <w:rStyle w:val="Aucun"/>
+        </w:rPr>
+        <w:br w:type="textWrapping"/>
+      </w:r>
+      <w:r>
+        <w:rPr>
+          <w:rStyle w:val="Aucun"/>
+          <w:rtl w:val="0"/>
+          <w:lang w:val="fr-FR"/>
+        </w:rPr>
+        <w:t>Le refuge utilise l'importation de donn</w:t>
+      </w:r>
+      <w:r>
+        <w:rPr>
+          <w:rStyle w:val="Aucun"/>
+          <w:rtl w:val="0"/>
+          <w:lang w:val="fr-FR"/>
         </w:rPr>
         <w:t>é</w:t>
       </w:r>
       <w:r>
         <w:rPr>
-          <w:rStyle w:val="Aucun A"/>
-          <w:rtl w:val="0"/>
-        </w:rPr>
-        <w:t>sente une erreur.</w:t>
+          <w:rStyle w:val="Aucun"/>
+          <w:rtl w:val="0"/>
+          <w:lang w:val="fr-FR"/>
+        </w:rPr>
+        <w:t>es pour surveiller la sant</w:t>
+      </w:r>
+      <w:r>
+        <w:rPr>
+          <w:rStyle w:val="Aucun"/>
+          <w:rtl w:val="0"/>
+          <w:lang w:val="fr-FR"/>
+        </w:rPr>
+        <w:t xml:space="preserve">é </w:t>
+      </w:r>
+      <w:r>
+        <w:rPr>
+          <w:rStyle w:val="Aucun"/>
+          <w:rtl w:val="0"/>
+          <w:lang w:val="fr-FR"/>
+        </w:rPr>
+        <w:t>des animaux. On consid</w:t>
+      </w:r>
+      <w:r>
+        <w:rPr>
+          <w:rStyle w:val="Aucun"/>
+          <w:rtl w:val="0"/>
+          <w:lang w:val="fr-FR"/>
+        </w:rPr>
+        <w:t>è</w:t>
+      </w:r>
+      <w:r>
+        <w:rPr>
+          <w:rStyle w:val="Aucun"/>
+          <w:rtl w:val="0"/>
+          <w:lang w:val="fr-FR"/>
+        </w:rPr>
+        <w:t>re qu'un renard est peu corpulent si sa masse est inf</w:t>
+      </w:r>
+      <w:r>
+        <w:rPr>
+          <w:rStyle w:val="Aucun"/>
+          <w:rtl w:val="0"/>
+          <w:lang w:val="fr-FR"/>
+        </w:rPr>
+        <w:t>é</w:t>
+      </w:r>
+      <w:r>
+        <w:rPr>
+          <w:rStyle w:val="Aucun"/>
+          <w:rtl w:val="0"/>
+          <w:lang w:val="fr-FR"/>
+        </w:rPr>
+        <w:t xml:space="preserve">rieure </w:t>
+      </w:r>
+      <w:r>
+        <w:rPr>
+          <w:rStyle w:val="Aucun"/>
+          <w:rtl w:val="0"/>
+          <w:lang w:val="fr-FR"/>
+        </w:rPr>
+        <w:t xml:space="preserve">à </w:t>
+      </w:r>
+      <w:r>
+        <w:rPr>
+          <w:rStyle w:val="Aucun"/>
+          <w:rtl w:val="0"/>
+          <w:lang w:val="fr-FR"/>
+        </w:rPr>
+        <w:t>6.0 kg. On dispose de deux m</w:t>
+      </w:r>
+      <w:r>
+        <w:rPr>
+          <w:rStyle w:val="Aucun"/>
+          <w:rtl w:val="0"/>
+          <w:lang w:val="fr-FR"/>
+        </w:rPr>
+        <w:t>é</w:t>
+      </w:r>
+      <w:r>
+        <w:rPr>
+          <w:rStyle w:val="Aucun"/>
+          <w:rtl w:val="0"/>
+          <w:lang w:val="fr-FR"/>
+        </w:rPr>
+        <w:t xml:space="preserve">thodes </w:t>
+      </w:r>
+      <w:r>
+        <w:rPr>
+          <w:rStyle w:val="Aucun"/>
+          <w:rFonts w:ascii="Courier New" w:hAnsi="Courier New"/>
+          <w:rtl w:val="0"/>
+          <w:lang w:val="fr-FR"/>
+        </w:rPr>
+        <w:t xml:space="preserve">lister_peu_corpulent </w:t>
+      </w:r>
+      <w:r>
+        <w:rPr>
+          <w:rStyle w:val="Aucun"/>
+          <w:rtl w:val="0"/>
+          <w:lang w:val="fr-FR"/>
+        </w:rPr>
+        <w:t>et</w:t>
+      </w:r>
+      <w:r>
+        <w:rPr>
+          <w:rStyle w:val="Aucun"/>
+          <w:rFonts w:ascii="Courier New" w:hAnsi="Courier New"/>
+          <w:rtl w:val="0"/>
+          <w:lang w:val="fr-FR"/>
+        </w:rPr>
+        <w:t xml:space="preserve"> pourcentage_peu_corpulent.</w:t>
       </w:r>
     </w:p>
-    <w:p>
+    <w:p xmlns:wp14="http://schemas.microsoft.com/office/word/2010/wordml" wp14:textId="77777777">
       <w:pPr>
         <w:pStyle w:val="Body Text"/>
         <w:numPr>
@@ -3502,15 +4095,15 @@
       </w:pPr>
       <w:r>
         <w:rPr>
-          <w:rStyle w:val="Aucun A"/>
-          <w:rtl w:val="0"/>
-          <w:lang w:val="fr-FR"/>
-        </w:rPr>
-        <w:t>Proposer une correction du code de la m</w:t>
-      </w:r>
-      <w:r>
-        <w:rPr>
-          <w:rStyle w:val="Aucun A"/>
+          <w:rStyle w:val="Aucun"/>
+          <w:rtl w:val="0"/>
+          <w:lang w:val="fr-FR"/>
+        </w:rPr>
+        <w:t>Expliquer comment fonctionne la cr</w:t>
+      </w:r>
+      <w:r>
+        <w:rPr>
+          <w:rStyle w:val="Aucun"/>
           <w:rtl w:val="0"/>
           <w:lang w:val="fr-FR"/>
         </w:rPr>
@@ -3518,7 +4111,23 @@
       </w:r>
       <w:r>
         <w:rPr>
-          <w:rStyle w:val="Aucun A"/>
+          <w:rStyle w:val="Aucun"/>
+          <w:rtl w:val="0"/>
+          <w:lang w:val="fr-FR"/>
+        </w:rPr>
+        <w:t>ation de la liste de la m</w:t>
+      </w:r>
+      <w:r>
+        <w:rPr>
+          <w:rStyle w:val="Aucun"/>
+          <w:rtl w:val="0"/>
+          <w:lang w:val="fr-FR"/>
+        </w:rPr>
+        <w:t>é</w:t>
+      </w:r>
+      <w:r>
+        <w:rPr>
+          <w:rStyle w:val="Aucun"/>
           <w:rtl w:val="0"/>
           <w:lang w:val="fr-FR"/>
         </w:rPr>
@@ -3531,19 +4140,39 @@
           <w:rtl w:val="0"/>
           <w:lang w:val="fr-FR"/>
         </w:rPr>
-        <w:t xml:space="preserve">importer_donnees </w:t>
-      </w:r>
-      <w:r>
-        <w:rPr>
-          <w:rStyle w:val="Aucun A"/>
-          <w:rtl w:val="0"/>
-          <w:lang w:val="fr-FR"/>
-        </w:rPr>
-        <w:t>qui permet de respecter les contraintes expliqu</w:t>
-      </w:r>
-      <w:r>
-        <w:rPr>
-          <w:rStyle w:val="Aucun A"/>
+        <w:t>lister_peu_corpulent</w:t>
+      </w:r>
+      <w:r>
+        <w:rPr>
+          <w:rStyle w:val="Aucun"/>
+          <w:rtl w:val="0"/>
+          <w:lang w:val="fr-FR"/>
+        </w:rPr>
+        <w:t>.</w:t>
+      </w:r>
+      <w:r>
+        <w:rPr>
+          <w:rStyle w:val="Aucun"/>
+        </w:rPr>
+        <w:br w:type="textWrapping"/>
+      </w:r>
+      <w:r>
+        <w:rPr>
+          <w:rStyle w:val="Aucun"/>
+        </w:rPr>
+        <w:br w:type="textWrapping"/>
+      </w:r>
+      <w:r>
+        <w:rPr>
+          <w:rStyle w:val="Aucun"/>
+          <w:rtl w:val="0"/>
+          <w:lang w:val="fr-FR"/>
+        </w:rPr>
+        <w:t>Tester les deux m</w:t>
+      </w:r>
+      <w:r>
+        <w:rPr>
+          <w:rStyle w:val="Aucun"/>
           <w:rtl w:val="0"/>
           <w:lang w:val="fr-FR"/>
         </w:rPr>
@@ -3551,11 +4180,11 @@
       </w:r>
       <w:r>
         <w:rPr>
-          <w:rStyle w:val="Aucun A"/>
-          <w:rtl w:val="0"/>
-          <w:lang w:val="fr-FR"/>
-        </w:rPr>
-        <w:t>es dans le contexte</w:t>
+          <w:rStyle w:val="Aucun"/>
+          <w:rtl w:val="0"/>
+          <w:lang w:val="fr-FR"/>
+        </w:rPr>
+        <w:t xml:space="preserve">thodes avec le refuge rempli par le fichier </w:t>
       </w:r>
       <w:r>
         <w:rPr>
@@ -3564,26 +4193,19 @@
           <w:rtl w:val="0"/>
           <w:lang w:val="fr-FR"/>
         </w:rPr>
-        <w:t>.</w:t>
-      </w:r>
-      <w:r>
-        <w:rPr>
-          <w:rStyle w:val="Aucun"/>
-          <w:rFonts w:ascii="Courier New" w:cs="Courier New" w:hAnsi="Courier New" w:eastAsia="Courier New"/>
-        </w:rPr>
-        <w:br w:type="textWrapping"/>
-      </w:r>
-      <w:r>
-        <w:rPr>
-          <w:rStyle w:val="Aucun A"/>
-          <w:rtl w:val="0"/>
-          <w:lang w:val="fr-FR"/>
-        </w:rPr>
-        <w:t>Tester la m</w:t>
-      </w:r>
-      <w:r>
-        <w:rPr>
-          <w:rStyle w:val="Aucun A"/>
+        <w:t>donnees_renards.csv</w:t>
+      </w:r>
+      <w:r>
+        <w:rPr>
+          <w:rStyle w:val="Aucun"/>
+          <w:rtl w:val="0"/>
+          <w:lang w:val="fr-FR"/>
+        </w:rPr>
+        <w:t xml:space="preserve"> et justifier le pourcentage obtenu en affichant le nombre de renards peu corpulents et le nombre total de renards dans la m</w:t>
+      </w:r>
+      <w:r>
+        <w:rPr>
+          <w:rStyle w:val="Aucun"/>
           <w:rtl w:val="0"/>
           <w:lang w:val="fr-FR"/>
         </w:rPr>
@@ -3591,27 +4213,11 @@
       </w:r>
       <w:r>
         <w:rPr>
-          <w:rStyle w:val="Aucun A"/>
-          <w:rtl w:val="0"/>
-          <w:lang w:val="fr-FR"/>
-        </w:rPr>
-        <w:t>thode corrig</w:t>
-      </w:r>
-      <w:r>
-        <w:rPr>
-          <w:rStyle w:val="Aucun A"/>
-          <w:rtl w:val="0"/>
-          <w:lang w:val="fr-FR"/>
-        </w:rPr>
-        <w:t>é</w:t>
-      </w:r>
-      <w:r>
-        <w:rPr>
-          <w:rStyle w:val="Aucun A"/>
-          <w:rtl w:val="0"/>
-          <w:lang w:val="fr-FR"/>
-        </w:rPr>
-        <w:t xml:space="preserve">e avec </w:t>
+          <w:rStyle w:val="Aucun"/>
+          <w:rtl w:val="0"/>
+          <w:lang w:val="fr-FR"/>
+        </w:rPr>
+        <w:t xml:space="preserve">thode </w:t>
       </w:r>
       <w:r>
         <w:rPr>
@@ -3620,318 +4226,11 @@
           <w:rtl w:val="0"/>
           <w:lang w:val="fr-FR"/>
         </w:rPr>
-        <w:t xml:space="preserve">donnees_renards.csv </w:t>
-      </w:r>
-      <w:r>
-        <w:rPr>
-          <w:rStyle w:val="Aucun A"/>
-          <w:rtl w:val="0"/>
-          <w:lang w:val="fr-FR"/>
-        </w:rPr>
-        <w:t>en important les renards dans le refuge cr</w:t>
-      </w:r>
-      <w:r>
-        <w:rPr>
-          <w:rStyle w:val="Aucun A"/>
-          <w:rtl w:val="0"/>
-          <w:lang w:val="fr-FR"/>
-        </w:rPr>
-        <w:t xml:space="preserve">éé </w:t>
-      </w:r>
-      <w:r>
-        <w:rPr>
-          <w:rStyle w:val="Aucun A"/>
-          <w:rtl w:val="0"/>
-          <w:lang w:val="fr-FR"/>
-        </w:rPr>
-        <w:t>en question 2.</w:t>
-      </w:r>
-      <w:r>
-        <w:rPr>
-          <w:rStyle w:val="Aucun A"/>
-        </w:rPr>
-        <w:br w:type="textWrapping"/>
-        <w:br w:type="textWrapping"/>
-      </w:r>
-      <w:r>
-        <w:rPr>
-          <w:rStyle w:val="Aucun A"/>
-          <w:rtl w:val="0"/>
-          <w:lang w:val="fr-FR"/>
-        </w:rPr>
-        <w:t>Le refuge utilise l'importation de donn</w:t>
-      </w:r>
-      <w:r>
-        <w:rPr>
-          <w:rStyle w:val="Aucun A"/>
-          <w:rtl w:val="0"/>
-          <w:lang w:val="fr-FR"/>
-        </w:rPr>
-        <w:t>é</w:t>
-      </w:r>
-      <w:r>
-        <w:rPr>
-          <w:rStyle w:val="Aucun A"/>
-          <w:rtl w:val="0"/>
-          <w:lang w:val="fr-FR"/>
-        </w:rPr>
-        <w:t>es pour surveiller la sant</w:t>
-      </w:r>
-      <w:r>
-        <w:rPr>
-          <w:rStyle w:val="Aucun A"/>
-          <w:rtl w:val="0"/>
-          <w:lang w:val="fr-FR"/>
-        </w:rPr>
-        <w:t xml:space="preserve">é </w:t>
-      </w:r>
-      <w:r>
-        <w:rPr>
-          <w:rStyle w:val="Aucun A"/>
-          <w:rtl w:val="0"/>
-          <w:lang w:val="fr-FR"/>
-        </w:rPr>
-        <w:t>des animaux. On consid</w:t>
-      </w:r>
-      <w:r>
-        <w:rPr>
-          <w:rStyle w:val="Aucun A"/>
-          <w:rtl w:val="0"/>
-          <w:lang w:val="fr-FR"/>
-        </w:rPr>
-        <w:t>è</w:t>
-      </w:r>
-      <w:r>
-        <w:rPr>
-          <w:rStyle w:val="Aucun A"/>
-          <w:rtl w:val="0"/>
-          <w:lang w:val="fr-FR"/>
-        </w:rPr>
-        <w:t>re qu'un renard est peu corpulent si sa masse est inf</w:t>
-      </w:r>
-      <w:r>
-        <w:rPr>
-          <w:rStyle w:val="Aucun A"/>
-          <w:rtl w:val="0"/>
-          <w:lang w:val="fr-FR"/>
-        </w:rPr>
-        <w:t>é</w:t>
-      </w:r>
-      <w:r>
-        <w:rPr>
-          <w:rStyle w:val="Aucun A"/>
-          <w:rtl w:val="0"/>
-          <w:lang w:val="fr-FR"/>
-        </w:rPr>
-        <w:t xml:space="preserve">rieure </w:t>
-      </w:r>
-      <w:r>
-        <w:rPr>
-          <w:rStyle w:val="Aucun A"/>
-          <w:rtl w:val="0"/>
-          <w:lang w:val="fr-FR"/>
-        </w:rPr>
-        <w:t xml:space="preserve">à </w:t>
-      </w:r>
-      <w:r>
-        <w:rPr>
-          <w:rStyle w:val="Aucun A"/>
-          <w:rtl w:val="0"/>
-          <w:lang w:val="fr-FR"/>
-        </w:rPr>
-        <w:t>6.0 kg. On dispose de deux m</w:t>
-      </w:r>
-      <w:r>
-        <w:rPr>
-          <w:rStyle w:val="Aucun A"/>
-          <w:rtl w:val="0"/>
-          <w:lang w:val="fr-FR"/>
-        </w:rPr>
-        <w:t>é</w:t>
-      </w:r>
-      <w:r>
-        <w:rPr>
-          <w:rStyle w:val="Aucun A"/>
-          <w:rtl w:val="0"/>
-          <w:lang w:val="fr-FR"/>
-        </w:rPr>
-        <w:t xml:space="preserve">thodes </w:t>
-      </w:r>
-      <w:r>
-        <w:rPr>
-          <w:rStyle w:val="Aucun"/>
-          <w:rFonts w:ascii="Courier New" w:hAnsi="Courier New"/>
-          <w:rtl w:val="0"/>
-          <w:lang w:val="fr-FR"/>
-        </w:rPr>
-        <w:t xml:space="preserve">lister_peu_corpulent </w:t>
-      </w:r>
-      <w:r>
-        <w:rPr>
-          <w:rStyle w:val="Aucun A"/>
-          <w:rtl w:val="0"/>
-          <w:lang w:val="fr-FR"/>
-        </w:rPr>
-        <w:t>et</w:t>
-      </w:r>
-      <w:r>
-        <w:rPr>
-          <w:rStyle w:val="Aucun"/>
-          <w:rFonts w:ascii="Courier New" w:hAnsi="Courier New"/>
-          <w:rtl w:val="0"/>
-          <w:lang w:val="fr-FR"/>
-        </w:rPr>
-        <w:t xml:space="preserve"> pourcentage_peu_corpulent.</w:t>
-      </w:r>
-    </w:p>
-    <w:p>
-      <w:pPr>
-        <w:pStyle w:val="Body Text"/>
-        <w:numPr>
-          <w:ilvl w:val="0"/>
-          <w:numId w:val="2"/>
-        </w:numPr>
-        <w:bidi w:val="0"/>
-        <w:ind w:right="0"/>
-        <w:jc w:val="left"/>
-        <w:rPr>
-          <w:rtl w:val="0"/>
-          <w:lang w:val="fr-FR"/>
-        </w:rPr>
-      </w:pPr>
-      <w:r>
-        <w:rPr>
-          <w:rStyle w:val="Aucun A"/>
-          <w:rtl w:val="0"/>
-          <w:lang w:val="fr-FR"/>
-        </w:rPr>
-        <w:t>Expliquer comment fonctionne la compr</w:t>
-      </w:r>
-      <w:r>
-        <w:rPr>
-          <w:rStyle w:val="Aucun A"/>
-          <w:rtl w:val="0"/>
-          <w:lang w:val="fr-FR"/>
-        </w:rPr>
-        <w:t>é</w:t>
-      </w:r>
-      <w:r>
-        <w:rPr>
-          <w:rStyle w:val="Aucun A"/>
-          <w:rtl w:val="0"/>
-          <w:lang w:val="fr-FR"/>
-        </w:rPr>
-        <w:t>hension de la m</w:t>
-      </w:r>
-      <w:r>
-        <w:rPr>
-          <w:rStyle w:val="Aucun A"/>
-          <w:rtl w:val="0"/>
-          <w:lang w:val="fr-FR"/>
-        </w:rPr>
-        <w:t>é</w:t>
-      </w:r>
-      <w:r>
-        <w:rPr>
-          <w:rStyle w:val="Aucun A"/>
-          <w:rtl w:val="0"/>
-          <w:lang w:val="fr-FR"/>
-        </w:rPr>
-        <w:t xml:space="preserve">thode </w:t>
-      </w:r>
-      <w:r>
-        <w:rPr>
-          <w:rStyle w:val="Aucun"/>
-          <w:rFonts w:ascii="Courier New" w:hAnsi="Courier New"/>
-          <w:rtl w:val="0"/>
-          <w:lang w:val="fr-FR"/>
-        </w:rPr>
-        <w:t>lister_peu_corpulent</w:t>
-      </w:r>
-      <w:r>
-        <w:rPr>
-          <w:rStyle w:val="Aucun A"/>
-          <w:rtl w:val="0"/>
-          <w:lang w:val="fr-FR"/>
-        </w:rPr>
-        <w:t>.</w:t>
-      </w:r>
-      <w:r>
-        <w:rPr>
-          <w:rStyle w:val="Aucun A"/>
-        </w:rPr>
-        <w:br w:type="textWrapping"/>
-        <w:br w:type="textWrapping"/>
-      </w:r>
-      <w:r>
-        <w:rPr>
-          <w:rStyle w:val="Aucun A"/>
-          <w:rtl w:val="0"/>
-          <w:lang w:val="fr-FR"/>
-        </w:rPr>
-        <w:t>Tester les deux m</w:t>
-      </w:r>
-      <w:r>
-        <w:rPr>
-          <w:rStyle w:val="Aucun A"/>
-          <w:rtl w:val="0"/>
-          <w:lang w:val="fr-FR"/>
-        </w:rPr>
-        <w:t>é</w:t>
-      </w:r>
-      <w:r>
-        <w:rPr>
-          <w:rStyle w:val="Aucun A"/>
-          <w:rtl w:val="0"/>
-          <w:lang w:val="fr-FR"/>
-        </w:rPr>
-        <w:t xml:space="preserve">thodes avec le refuge rempli par le fichier </w:t>
-      </w:r>
-      <w:r>
-        <w:rPr>
-          <w:rStyle w:val="Aucun"/>
-          <w:rFonts w:ascii="Courier New" w:hAnsi="Courier New"/>
-          <w:rtl w:val="0"/>
-          <w:lang w:val="fr-FR"/>
-        </w:rPr>
-        <w:t>donnees_renards.py</w:t>
-      </w:r>
-      <w:r>
-        <w:rPr>
-          <w:rStyle w:val="Aucun A"/>
-          <w:rtl w:val="0"/>
-          <w:lang w:val="fr-FR"/>
-        </w:rPr>
-        <w:t xml:space="preserve"> et justifier le pourcentage obtenu en affichant le nombre de renards peu corpulents et le nombre total de renards dans la m</w:t>
-      </w:r>
-      <w:r>
-        <w:rPr>
-          <w:rStyle w:val="Aucun A"/>
-          <w:rtl w:val="0"/>
-          <w:lang w:val="fr-FR"/>
-        </w:rPr>
-        <w:t>é</w:t>
-      </w:r>
-      <w:r>
-        <w:rPr>
-          <w:rStyle w:val="Aucun A"/>
-          <w:rtl w:val="0"/>
-          <w:lang w:val="fr-FR"/>
-        </w:rPr>
-        <w:t xml:space="preserve">thode </w:t>
-      </w:r>
-      <w:r>
-        <w:rPr>
-          <w:rStyle w:val="Aucun"/>
-          <w:rFonts w:ascii="Courier New" w:hAnsi="Courier New"/>
-          <w:rtl w:val="0"/>
-          <w:lang w:val="fr-FR"/>
-        </w:rPr>
         <w:t>pourcentage_peu_corpulent</w:t>
       </w:r>
       <w:r>
         <w:rPr>
-          <w:rStyle w:val="Aucun A"/>
+          <w:rStyle w:val="Aucun"/>
           <w:rtl w:val="0"/>
           <w:lang w:val="fr-FR"/>
         </w:rPr>
@@ -3942,7 +4241,7 @@
       <w:tblPr>
         <w:tblW w:w="8714" w:type="dxa"/>
         <w:jc w:val="left"/>
-        <w:tblInd w:w="900" w:type="dxa"/>
+        <w:tblInd w:w="1224" w:type="dxa"/>
         <w:tblBorders>
           <w:top w:val="single" w:color="ffffff" w:sz="8" w:space="0" w:shadow="0" w:frame="0"/>
           <w:left w:val="single" w:color="ffffff" w:sz="8" w:space="0" w:shadow="0" w:frame="0"/>
@@ -3958,16 +4257,16 @@
         <w:gridCol w:w="1300"/>
         <w:gridCol w:w="7414"/>
       </w:tblGrid>
-      <w:tr>
+      <w:tr xmlns:wp14="http://schemas.microsoft.com/office/word/2010/wordml" wp14:textId="77777777">
         <w:tblPrEx>
           <w:shd w:val="clear" w:color="auto" w:fill="ced7e7"/>
         </w:tblPrEx>
         <w:trPr>
-          <w:trHeight w:val="602" w:hRule="atLeast"/>
+          <w:trHeight w:val="632" w:hRule="atLeast"/>
         </w:trPr>
         <w:tc>
           <w:tcPr>
-            <w:tcW w:type="dxa" w:w="1300"/>
+            <w:tcW w:w="1300" w:type="dxa"/>
             <w:tcBorders>
               <w:top w:val="single" w:color="000000" w:sz="4" w:space="0" w:shadow="0" w:frame="0"/>
               <w:left w:val="single" w:color="000000" w:sz="4" w:space="0" w:shadow="0" w:frame="0"/>
@@ -3976,14 +4275,14 @@
             </w:tcBorders>
             <w:shd w:val="clear" w:color="auto" w:fill="auto"/>
             <w:tcMar>
-              <w:top w:type="dxa" w:w="80"/>
-              <w:left w:type="dxa" w:w="80"/>
-              <w:bottom w:type="dxa" w:w="80"/>
-              <w:right w:type="dxa" w:w="80"/>
+              <w:top w:w="80" w:type="dxa"/>
+              <w:left w:w="80" w:type="dxa"/>
+              <w:bottom w:w="80" w:type="dxa"/>
+              <w:right w:w="80" w:type="dxa"/>
             </w:tcMar>
             <w:vAlign w:val="center"/>
           </w:tcPr>
-          <w:p>
+          <w:p wp14:textId="77777777">
             <w:pPr>
               <w:pStyle w:val="Corps A A"/>
               <w:jc w:val="center"/>
@@ -4025,7 +4324,7 @@
         </w:tc>
         <w:tc>
           <w:tcPr>
-            <w:tcW w:type="dxa" w:w="7414"/>
+            <w:tcW w:w="7414" w:type="dxa"/>
             <w:tcBorders>
               <w:top w:val="single" w:color="000000" w:sz="4" w:space="0" w:shadow="0" w:frame="0"/>
               <w:left w:val="single" w:color="000000" w:sz="4" w:space="0" w:shadow="0" w:frame="0"/>
@@ -4034,14 +4333,14 @@
             </w:tcBorders>
             <w:shd w:val="clear" w:color="auto" w:fill="auto"/>
             <w:tcMar>
-              <w:top w:type="dxa" w:w="80"/>
-              <w:left w:type="dxa" w:w="80"/>
-              <w:bottom w:type="dxa" w:w="80"/>
-              <w:right w:type="dxa" w:w="80"/>
+              <w:top w:w="80" w:type="dxa"/>
+              <w:left w:w="80" w:type="dxa"/>
+              <w:bottom w:w="80" w:type="dxa"/>
+              <w:right w:w="80" w:type="dxa"/>
             </w:tcMar>
             <w:vAlign w:val="center"/>
           </w:tcPr>
-          <w:p>
+          <w:p wp14:textId="77777777">
             <w:pPr>
               <w:pStyle w:val="Corps A A"/>
               <w:jc w:val="center"/>
@@ -4113,15 +4412,22 @@
         </w:tc>
       </w:tr>
     </w:tbl>
-    <w:p>
+    <w:p xmlns:wp14="http://schemas.microsoft.com/office/word/2010/wordml" wp14:textId="77777777">
       <w:pPr>
         <w:pStyle w:val="Body Text"/>
         <w:widowControl w:val="0"/>
         <w:spacing w:line="240" w:lineRule="auto"/>
-        <w:ind w:left="792" w:hanging="792"/>
+        <w:ind w:left="0"/>
       </w:pPr>
     </w:p>
-    <w:p>
+    <w:p xmlns:wp14="http://schemas.microsoft.com/office/word/2010/wordml" wp14:textId="77777777">
+      <w:pPr>
+        <w:pStyle w:val="Body Text"/>
+        <w:widowControl w:val="0"/>
+        <w:spacing w:line="240" w:lineRule="auto"/>
+      </w:pPr>
+    </w:p>
+    <w:p xmlns:wp14="http://schemas.microsoft.com/office/word/2010/wordml" wp14:textId="77777777">
       <w:pPr>
         <w:pStyle w:val="heading 1"/>
         <w:rPr>
@@ -4134,7 +4440,7 @@
       <w:r>
         <w:rPr>
           <w:rStyle w:val="Aucun"/>
-          <w:rFonts w:cs="Arial Unicode MS" w:eastAsia="Arial Unicode MS"/>
+          <w:rFonts w:eastAsia="Arial Unicode MS" w:cs="Arial Unicode MS"/>
           <w:b w:val="0"/>
           <w:bCs w:val="0"/>
           <w:rtl w:val="0"/>
@@ -4143,66 +4449,73 @@
         <w:t>Description du dossier</w:t>
       </w:r>
     </w:p>
-    <w:p>
+    <w:p xmlns:wp14="http://schemas.microsoft.com/office/word/2010/wordml" wp14:textId="77777777">
       <w:pPr>
         <w:pStyle w:val="First Paragraph"/>
       </w:pPr>
       <w:r>
         <w:rPr>
-          <w:rStyle w:val="Aucun A"/>
-          <w:rtl w:val="0"/>
+          <w:rStyle w:val="Aucun"/>
+          <w:rtl w:val="0"/>
+          <w:lang w:val="fr-FR"/>
         </w:rPr>
         <w:t>Le dossier fourni au candidat sur l</w:t>
       </w:r>
       <w:r>
         <w:rPr>
-          <w:rStyle w:val="Aucun A"/>
-          <w:rtl w:val="0"/>
+          <w:rStyle w:val="Aucun"/>
+          <w:rtl w:val="0"/>
+          <w:lang w:val="fr-FR"/>
         </w:rPr>
         <w:t>’</w:t>
       </w:r>
       <w:r>
         <w:rPr>
-          <w:rStyle w:val="Aucun A"/>
-          <w:rtl w:val="0"/>
+          <w:rStyle w:val="Aucun"/>
+          <w:rtl w:val="0"/>
+          <w:lang w:val="fr-FR"/>
         </w:rPr>
         <w:t xml:space="preserve">ordinateur comporte les </w:t>
       </w:r>
       <w:r>
         <w:rPr>
-          <w:rStyle w:val="Aucun A"/>
-          <w:rtl w:val="0"/>
+          <w:rStyle w:val="Aucun"/>
+          <w:rtl w:val="0"/>
+          <w:lang w:val="fr-FR"/>
         </w:rPr>
         <w:t>é</w:t>
       </w:r>
       <w:r>
         <w:rPr>
-          <w:rStyle w:val="Aucun A"/>
-          <w:rtl w:val="0"/>
+          <w:rStyle w:val="Aucun"/>
+          <w:rtl w:val="0"/>
+          <w:lang w:val="fr-FR"/>
         </w:rPr>
         <w:t>l</w:t>
       </w:r>
       <w:r>
         <w:rPr>
-          <w:rStyle w:val="Aucun A"/>
-          <w:rtl w:val="0"/>
+          <w:rStyle w:val="Aucun"/>
+          <w:rtl w:val="0"/>
+          <w:lang w:val="fr-FR"/>
         </w:rPr>
         <w:t>é</w:t>
       </w:r>
       <w:r>
         <w:rPr>
-          <w:rStyle w:val="Aucun A"/>
-          <w:rtl w:val="0"/>
+          <w:rStyle w:val="Aucun"/>
+          <w:rtl w:val="0"/>
+          <w:lang w:val="fr-FR"/>
         </w:rPr>
         <w:t>ments suivants :</w:t>
       </w:r>
     </w:p>
-    <w:p>
+    <w:p xmlns:wp14="http://schemas.microsoft.com/office/word/2010/wordml" wp14:textId="77777777">
       <w:pPr>
         <w:pStyle w:val="Compact"/>
         <w:numPr>
           <w:ilvl w:val="0"/>
-          <w:numId w:val="4"/>
+          <w:numId w:val="7"/>
         </w:numPr>
         <w:bidi w:val="0"/>
         <w:ind w:right="0"/>
@@ -4214,7 +4527,7 @@
       </w:pPr>
       <w:r>
         <w:rPr>
-          <w:rStyle w:val="Aucun A"/>
+          <w:rStyle w:val="Aucun"/>
           <w:rtl w:val="0"/>
           <w:lang w:val="fr-FR"/>
         </w:rPr>
@@ -4222,7 +4535,7 @@
       </w:r>
       <w:r>
         <w:rPr>
-          <w:rStyle w:val="Aucun A"/>
+          <w:rStyle w:val="Aucun"/>
           <w:rtl w:val="0"/>
           <w:lang w:val="fr-FR"/>
         </w:rPr>
@@ -4230,7 +4543,7 @@
       </w:r>
       <w:r>
         <w:rPr>
-          <w:rStyle w:val="Aucun A"/>
+          <w:rStyle w:val="Aucun"/>
           <w:rtl w:val="0"/>
           <w:lang w:val="fr-FR"/>
         </w:rPr>
@@ -4238,7 +4551,7 @@
       </w:r>
       <w:r>
         <w:rPr>
-          <w:rStyle w:val="Aucun A"/>
+          <w:rStyle w:val="Aucun"/>
           <w:rtl w:val="0"/>
           <w:lang w:val="fr-FR"/>
         </w:rPr>
@@ -4246,19 +4559,19 @@
       </w:r>
       <w:r>
         <w:rPr>
-          <w:rStyle w:val="Aucun A"/>
+          <w:rStyle w:val="Aucun"/>
           <w:rtl w:val="0"/>
           <w:lang w:val="fr-FR"/>
         </w:rPr>
         <w:t>;</w:t>
       </w:r>
     </w:p>
-    <w:p>
+    <w:p xmlns:wp14="http://schemas.microsoft.com/office/word/2010/wordml" wp14:textId="77777777">
       <w:pPr>
         <w:pStyle w:val="Compact"/>
         <w:numPr>
           <w:ilvl w:val="0"/>
-          <w:numId w:val="4"/>
+          <w:numId w:val="7"/>
         </w:numPr>
         <w:bidi w:val="0"/>
         <w:ind w:right="0"/>
@@ -4270,7 +4583,7 @@
       </w:pPr>
       <w:r>
         <w:rPr>
-          <w:rStyle w:val="Aucun A"/>
+          <w:rStyle w:val="Aucun"/>
           <w:rtl w:val="0"/>
           <w:lang w:val="fr-FR"/>
         </w:rPr>
@@ -4278,7 +4591,7 @@
       </w:r>
       <w:r>
         <w:rPr>
-          <w:rStyle w:val="Aucun A"/>
+          <w:rStyle w:val="Aucun"/>
           <w:rtl w:val="0"/>
           <w:lang w:val="fr-FR"/>
         </w:rPr>
@@ -4286,7 +4599,7 @@
       </w:r>
       <w:r>
         <w:rPr>
-          <w:rStyle w:val="Aucun A"/>
+          <w:rStyle w:val="Aucun"/>
           <w:rtl w:val="0"/>
           <w:lang w:val="fr-FR"/>
         </w:rPr>
@@ -4303,25 +4616,25 @@
       </w:r>
       <w:r>
         <w:rPr>
-          <w:rStyle w:val="Aucun A"/>
+          <w:rStyle w:val="Aucun"/>
           <w:rtl w:val="0"/>
           <w:lang w:val="fr-FR"/>
         </w:rPr>
         <w:t xml:space="preserve"> ;</w:t>
       </w:r>
     </w:p>
-    <w:p>
+    <w:p xmlns:wp14="http://schemas.microsoft.com/office/word/2010/wordml" wp14:textId="77777777">
       <w:pPr>
         <w:pStyle w:val="Compact"/>
         <w:numPr>
           <w:ilvl w:val="0"/>
-          <w:numId w:val="4"/>
+          <w:numId w:val="7"/>
         </w:numPr>
       </w:pPr>
       <w:bookmarkEnd w:id="1"/>
       <w:r>
         <w:rPr>
-          <w:rStyle w:val="Aucun A"/>
+          <w:rStyle w:val="Aucun"/>
           <w:rtl w:val="0"/>
           <w:lang w:val="fr-FR"/>
         </w:rPr>
@@ -4338,7 +4651,7 @@
       </w:r>
       <w:r>
         <w:rPr>
-          <w:rStyle w:val="Aucun A"/>
+          <w:rStyle w:val="Aucun"/>
           <w:rtl w:val="0"/>
           <w:lang w:val="fr-FR"/>
         </w:rPr>
@@ -4346,7 +4659,7 @@
       </w:r>
       <w:r>
         <w:rPr>
-          <w:rStyle w:val="Aucun A"/>
+          <w:rStyle w:val="Aucun"/>
           <w:rtl w:val="0"/>
           <w:lang w:val="fr-FR"/>
         </w:rPr>
@@ -4354,14 +4667,14 @@
       </w:r>
       <w:r>
         <w:rPr>
-          <w:rStyle w:val="Aucun A"/>
+          <w:rStyle w:val="Aucun"/>
           <w:rtl w:val="0"/>
           <w:lang w:val="fr-FR"/>
         </w:rPr>
         <w:t>es des renards.</w:t>
       </w:r>
     </w:p>
-    <w:p>
+    <w:p xmlns:wp14="http://schemas.microsoft.com/office/word/2010/wordml" wp14:textId="77777777">
       <w:pPr>
         <w:pStyle w:val="heading 2"/>
         <w:rPr>
@@ -4374,7 +4687,7 @@
       <w:r>
         <w:rPr>
           <w:rStyle w:val="Aucun"/>
-          <w:rFonts w:cs="Arial Unicode MS" w:eastAsia="Arial Unicode MS"/>
+          <w:rFonts w:eastAsia="Arial Unicode MS" w:cs="Arial Unicode MS"/>
           <w:b w:val="0"/>
           <w:bCs w:val="0"/>
           <w:rtl w:val="0"/>
@@ -4385,7 +4698,7 @@
       <w:r>
         <w:rPr>
           <w:rStyle w:val="Aucun"/>
-          <w:rFonts w:cs="Arial Unicode MS" w:eastAsia="Arial Unicode MS" w:hint="default"/>
+          <w:rFonts w:hint="default" w:eastAsia="Arial Unicode MS" w:cs="Arial Unicode MS"/>
           <w:b w:val="0"/>
           <w:bCs w:val="0"/>
           <w:rtl w:val="0"/>
@@ -4396,7 +4709,7 @@
       <w:r>
         <w:rPr>
           <w:rStyle w:val="Aucun"/>
-          <w:rFonts w:cs="Arial Unicode MS" w:eastAsia="Arial Unicode MS"/>
+          <w:rFonts w:eastAsia="Arial Unicode MS" w:cs="Arial Unicode MS"/>
           <w:b w:val="0"/>
           <w:bCs w:val="0"/>
           <w:rtl w:val="0"/>
@@ -4407,7 +4720,7 @@
       <w:r>
         <w:rPr>
           <w:rStyle w:val="Aucun"/>
-          <w:rFonts w:cs="Arial Unicode MS" w:eastAsia="Arial Unicode MS" w:hint="default"/>
+          <w:rFonts w:hint="default" w:eastAsia="Arial Unicode MS" w:cs="Arial Unicode MS"/>
           <w:b w:val="0"/>
           <w:bCs w:val="0"/>
           <w:rtl w:val="0"/>
@@ -4418,7 +4731,7 @@
       <w:r>
         <w:rPr>
           <w:rStyle w:val="Aucun"/>
-          <w:rFonts w:cs="Arial Unicode MS" w:eastAsia="Arial Unicode MS"/>
+          <w:rFonts w:eastAsia="Arial Unicode MS" w:cs="Arial Unicode MS"/>
           <w:b w:val="0"/>
           <w:bCs w:val="0"/>
           <w:rtl w:val="0"/>
@@ -4427,56 +4740,63 @@
         <w:t>environnement</w:t>
       </w:r>
     </w:p>
-    <w:p>
+    <w:p xmlns:wp14="http://schemas.microsoft.com/office/word/2010/wordml" wp14:textId="77777777">
       <w:pPr>
         <w:pStyle w:val="First Paragraph"/>
       </w:pPr>
       <w:r>
         <w:rPr>
-          <w:rStyle w:val="Aucun A"/>
-          <w:rtl w:val="0"/>
+          <w:rStyle w:val="Aucun"/>
+          <w:rtl w:val="0"/>
+          <w:lang w:val="fr-FR"/>
         </w:rPr>
         <w:t>Pour faire fonctionner le code fourni dans le dossier, les biblioth</w:t>
       </w:r>
       <w:r>
         <w:rPr>
-          <w:rStyle w:val="Aucun A"/>
-          <w:rtl w:val="0"/>
+          <w:rStyle w:val="Aucun"/>
+          <w:rtl w:val="0"/>
+          <w:lang w:val="fr-FR"/>
         </w:rPr>
         <w:t>è</w:t>
       </w:r>
       <w:r>
         <w:rPr>
-          <w:rStyle w:val="Aucun A"/>
-          <w:rtl w:val="0"/>
+          <w:rStyle w:val="Aucun"/>
+          <w:rtl w:val="0"/>
+          <w:lang w:val="fr-FR"/>
         </w:rPr>
         <w:t xml:space="preserve">ques suivantes doivent </w:t>
       </w:r>
       <w:r>
         <w:rPr>
-          <w:rStyle w:val="Aucun A"/>
-          <w:rtl w:val="0"/>
+          <w:rStyle w:val="Aucun"/>
+          <w:rtl w:val="0"/>
+          <w:lang w:val="fr-FR"/>
         </w:rPr>
         <w:t>ê</w:t>
       </w:r>
       <w:r>
         <w:rPr>
-          <w:rStyle w:val="Aucun A"/>
-          <w:rtl w:val="0"/>
+          <w:rStyle w:val="Aucun"/>
+          <w:rtl w:val="0"/>
+          <w:lang w:val="fr-FR"/>
         </w:rPr>
         <w:t>tre pr</w:t>
       </w:r>
       <w:r>
         <w:rPr>
-          <w:rStyle w:val="Aucun A"/>
-          <w:rtl w:val="0"/>
+          <w:rStyle w:val="Aucun"/>
+          <w:rtl w:val="0"/>
+          <w:lang w:val="fr-FR"/>
         </w:rPr>
         <w:t>é</w:t>
       </w:r>
       <w:r>
         <w:rPr>
-          <w:rStyle w:val="Aucun A"/>
-          <w:rtl w:val="0"/>
+          <w:rStyle w:val="Aucun"/>
+          <w:rtl w:val="0"/>
+          <w:lang w:val="fr-FR"/>
         </w:rPr>
         <w:t xml:space="preserve">sentes : </w:t>
       </w:r>
@@ -4501,110 +4821,133 @@
       </w:r>
       <w:r>
         <w:rPr>
-          <w:rStyle w:val="Aucun A"/>
-          <w:rtl w:val="0"/>
-        </w:rPr>
-        <w:t>.</w:t>
+          <w:rStyle w:val="Aucun"/>
+          <w:rFonts w:ascii="Courier New" w:hAnsi="Courier New"/>
+          <w:rtl w:val="0"/>
+          <w:lang w:val="fr-FR"/>
+        </w:rPr>
+        <w:t xml:space="preserve"> </w:t>
+      </w:r>
+      <w:r>
+        <w:rPr>
+          <w:rtl w:val="0"/>
+        </w:rPr>
+        <w:t xml:space="preserve">et </w:t>
+      </w:r>
+      <w:r>
+        <w:rPr>
+          <w:rStyle w:val="Aucun"/>
+          <w:rFonts w:ascii="Courier New" w:hAnsi="Courier New"/>
+          <w:rtl w:val="0"/>
+          <w:lang w:val="fr-FR"/>
+        </w:rPr>
+        <w:t>csv.</w:t>
       </w:r>
     </w:p>
-    <w:p>
+    <w:p xmlns:wp14="http://schemas.microsoft.com/office/word/2010/wordml" wp14:textId="77777777">
       <w:pPr>
         <w:pStyle w:val="Body Text"/>
       </w:pPr>
     </w:p>
-    <w:p>
+    <w:p xmlns:wp14="http://schemas.microsoft.com/office/word/2010/wordml" wp14:textId="77777777">
       <w:pPr>
         <w:pStyle w:val="Body Text"/>
       </w:pPr>
     </w:p>
-    <w:p>
+    <w:p xmlns:wp14="http://schemas.microsoft.com/office/word/2010/wordml" wp14:textId="77777777">
       <w:pPr>
         <w:pStyle w:val="Body Text"/>
       </w:pPr>
     </w:p>
-    <w:p>
+    <w:p xmlns:wp14="http://schemas.microsoft.com/office/word/2010/wordml" wp14:textId="77777777">
       <w:pPr>
         <w:pStyle w:val="Body Text"/>
       </w:pPr>
     </w:p>
-    <w:p>
+    <w:p xmlns:wp14="http://schemas.microsoft.com/office/word/2010/wordml" wp14:textId="77777777">
       <w:pPr>
         <w:pStyle w:val="Body Text"/>
       </w:pPr>
     </w:p>
-    <w:p>
+    <w:p xmlns:wp14="http://schemas.microsoft.com/office/word/2010/wordml" wp14:textId="77777777">
       <w:pPr>
         <w:pStyle w:val="Body Text"/>
       </w:pPr>
     </w:p>
-    <w:p>
+    <w:p xmlns:wp14="http://schemas.microsoft.com/office/word/2010/wordml" wp14:textId="77777777">
       <w:pPr>
         <w:pStyle w:val="Body Text"/>
       </w:pPr>
     </w:p>
-    <w:p>
+    <w:p xmlns:wp14="http://schemas.microsoft.com/office/word/2010/wordml" wp14:textId="77777777">
       <w:pPr>
         <w:pStyle w:val="Body Text"/>
       </w:pPr>
     </w:p>
-    <w:p>
+    <w:p xmlns:wp14="http://schemas.microsoft.com/office/word/2010/wordml" wp14:textId="77777777">
       <w:pPr>
         <w:pStyle w:val="Body Text"/>
       </w:pPr>
       <w:r>
         <w:rPr>
-          <w:rStyle w:val="Aucun A"/>
-          <w:rtl w:val="0"/>
+          <w:rStyle w:val="Aucun"/>
+          <w:rtl w:val="0"/>
+          <w:lang w:val="fr-FR"/>
         </w:rPr>
         <w:t>Programmation 30%</w:t>
       </w:r>
     </w:p>
-    <w:p>
+    <w:p xmlns:wp14="http://schemas.microsoft.com/office/word/2010/wordml" wp14:textId="77777777">
       <w:pPr>
         <w:pStyle w:val="Body Text"/>
       </w:pPr>
       <w:r>
         <w:rPr>
-          <w:rStyle w:val="Aucun A"/>
-          <w:rtl w:val="0"/>
+          <w:rStyle w:val="Aucun"/>
+          <w:rtl w:val="0"/>
+          <w:lang w:val="fr-FR"/>
         </w:rPr>
         <w:t xml:space="preserve">Autonomie 20% </w:t>
       </w:r>
     </w:p>
-    <w:p>
+    <w:p xmlns:wp14="http://schemas.microsoft.com/office/word/2010/wordml" wp14:textId="77777777">
       <w:pPr>
         <w:pStyle w:val="Body Text"/>
       </w:pPr>
       <w:r>
         <w:rPr>
-          <w:rStyle w:val="Aucun A"/>
-          <w:rtl w:val="0"/>
+          <w:rStyle w:val="Aucun"/>
+          <w:rtl w:val="0"/>
+          <w:lang w:val="fr-FR"/>
         </w:rPr>
         <w:t>Compr</w:t>
       </w:r>
       <w:r>
         <w:rPr>
-          <w:rStyle w:val="Aucun A"/>
-          <w:rtl w:val="0"/>
+          <w:rStyle w:val="Aucun"/>
+          <w:rtl w:val="0"/>
+          <w:lang w:val="fr-FR"/>
         </w:rPr>
         <w:t>é</w:t>
       </w:r>
       <w:r>
         <w:rPr>
-          <w:rStyle w:val="Aucun A"/>
-          <w:rtl w:val="0"/>
+          <w:rStyle w:val="Aucun"/>
+          <w:rtl w:val="0"/>
+          <w:lang w:val="fr-FR"/>
         </w:rPr>
         <w:t>hension 35%</w:t>
       </w:r>
     </w:p>
-    <w:p>
+    <w:p xmlns:wp14="http://schemas.microsoft.com/office/word/2010/wordml" wp14:textId="77777777">
       <w:pPr>
         <w:pStyle w:val="Body Text"/>
       </w:pPr>
       <w:r>
         <w:rPr>
-          <w:rStyle w:val="Aucun A"/>
-          <w:rtl w:val="0"/>
+          <w:rStyle w:val="Aucun"/>
+          <w:rtl w:val="0"/>
+          <w:lang w:val="fr-FR"/>
         </w:rPr>
         <w:t xml:space="preserve">Oral 15% </w:t>
       </w:r>
@@ -4617,14 +4960,15 @@
       <w:pgSz w:w="11900" w:h="16840" w:orient="portrait"/>
       <w:pgMar w:top="1411" w:right="1411" w:bottom="1470" w:left="1411" w:header="0" w:footer="706"/>
       <w:bidi w:val="0"/>
+      <w:cols w:num="1"/>
     </w:sectPr>
   </w:body>
 </w:document>
 </file>
 
 <file path=word/footer1.xml><?xml version="1.0" encoding="utf-8"?>
-<w:ftr xmlns:r="http://schemas.openxmlformats.org/officeDocument/2006/relationships" xmlns:wp="http://schemas.openxmlformats.org/drawingml/2006/wordprocessingDrawing" xmlns:w="http://schemas.openxmlformats.org/wordprocessingml/2006/main" xmlns:w10="urn:schemas-microsoft-com:office:word" xmlns:w14="http://schemas.microsoft.com/office/word/2010/wordml" xmlns:wps="http://schemas.microsoft.com/office/word/2010/wordprocessingShape" xmlns:wpg="http://schemas.microsoft.com/office/word/2010/wordprocessingGroup" xmlns:mc="http://schemas.openxmlformats.org/markup-compatibility/2006" xmlns:v="urn:schemas-microsoft-com:vml" xmlns:o="urn:schemas-microsoft-com:office:office" xmlns:m="http://schemas.openxmlformats.org/officeDocument/2006/math" mc:Ignorable="w14">
-  <w:p>
+<w:ftr xmlns:wp14="http://schemas.microsoft.com/office/word/2010/wordprocessingDrawing" xmlns:r="http://schemas.openxmlformats.org/officeDocument/2006/relationships" xmlns:wp="http://schemas.openxmlformats.org/drawingml/2006/wordprocessingDrawing" xmlns:w="http://schemas.openxmlformats.org/wordprocessingml/2006/main" xmlns:w10="urn:schemas-microsoft-com:office:word" xmlns:w14="http://schemas.microsoft.com/office/word/2010/wordml" xmlns:wps="http://schemas.microsoft.com/office/word/2010/wordprocessingShape" xmlns:wpg="http://schemas.microsoft.com/office/word/2010/wordprocessingGroup" xmlns:mc="http://schemas.openxmlformats.org/markup-compatibility/2006" xmlns:v="urn:schemas-microsoft-com:vml" xmlns:o="urn:schemas-microsoft-com:office:office" xmlns:m="http://schemas.openxmlformats.org/officeDocument/2006/math" mc:Ignorable="w14 wp14">
+  <w:p xmlns:wp14="http://schemas.microsoft.com/office/word/2010/wordml" wp14:textId="77777777">
     <w:pPr>
       <w:pStyle w:val="Footer Left"/>
       <w:tabs>
@@ -4635,45 +4979,57 @@
     </w:pPr>
     <w:r>
       <w:rPr>
-        <w:rStyle w:val="Aucun A"/>
+        <w:rStyle w:val="Aucun"/>
         <w:rtl w:val="0"/>
       </w:rPr>
       <w:tab/>
+    </w:r>
+    <w:r>
+      <w:rPr>
+        <w:rStyle w:val="Aucun"/>
+        <w:rtl w:val="0"/>
+      </w:rPr>
       <w:tab/>
+    </w:r>
+    <w:r>
+      <w:rPr>
+        <w:rStyle w:val="Aucun"/>
+        <w:rtl w:val="0"/>
+      </w:rPr>
       <w:t xml:space="preserve">Page : </w:t>
     </w:r>
     <w:r>
       <w:rPr>
-        <w:rStyle w:val="Aucun A"/>
+        <w:rStyle w:val="Aucun"/>
       </w:rPr>
       <w:fldChar w:fldCharType="begin" w:fldLock="0"/>
     </w:r>
     <w:r>
       <w:rPr>
-        <w:rStyle w:val="Aucun A"/>
+        <w:rStyle w:val="Aucun"/>
       </w:rPr>
       <w:instrText xml:space="preserve"> PAGE </w:instrText>
     </w:r>
     <w:r>
       <w:rPr>
-        <w:rStyle w:val="Aucun A"/>
+        <w:rStyle w:val="Aucun"/>
       </w:rPr>
       <w:fldChar w:fldCharType="separate" w:fldLock="0"/>
     </w:r>
     <w:r>
       <w:rPr>
-        <w:rStyle w:val="Aucun A"/>
+        <w:rStyle w:val="Aucun"/>
       </w:rPr>
     </w:r>
     <w:r>
       <w:rPr>
-        <w:rStyle w:val="Aucun A"/>
+        <w:rStyle w:val="Aucun"/>
       </w:rPr>
       <w:fldChar w:fldCharType="end" w:fldLock="0"/>
     </w:r>
     <w:r>
       <w:rPr>
-        <w:rStyle w:val="Aucun A"/>
+        <w:rStyle w:val="Aucun"/>
         <w:rtl w:val="0"/>
         <w:lang w:val="fr-FR"/>
       </w:rPr>
@@ -4681,30 +5037,30 @@
     </w:r>
     <w:r>
       <w:rPr>
-        <w:rStyle w:val="Aucun A"/>
+        <w:rStyle w:val="Aucun"/>
       </w:rPr>
       <w:fldChar w:fldCharType="begin" w:fldLock="0"/>
     </w:r>
     <w:r>
       <w:rPr>
-        <w:rStyle w:val="Aucun A"/>
+        <w:rStyle w:val="Aucun"/>
       </w:rPr>
       <w:instrText xml:space="preserve"> NUMPAGES </w:instrText>
     </w:r>
     <w:r>
       <w:rPr>
-        <w:rStyle w:val="Aucun A"/>
+        <w:rStyle w:val="Aucun"/>
       </w:rPr>
       <w:fldChar w:fldCharType="separate" w:fldLock="0"/>
     </w:r>
     <w:r>
       <w:rPr>
-        <w:rStyle w:val="Aucun A"/>
+        <w:rStyle w:val="Aucun"/>
       </w:rPr>
     </w:r>
     <w:r>
       <w:rPr>
-        <w:rStyle w:val="Aucun A"/>
+        <w:rStyle w:val="Aucun"/>
       </w:rPr>
       <w:fldChar w:fldCharType="end" w:fldLock="0"/>
     </w:r>
@@ -4713,8 +5069,8 @@
 </file>
 
 <file path=word/header1.xml><?xml version="1.0" encoding="utf-8"?>
-<w:hdr xmlns:r="http://schemas.openxmlformats.org/officeDocument/2006/relationships" xmlns:wp="http://schemas.openxmlformats.org/drawingml/2006/wordprocessingDrawing" xmlns:w="http://schemas.openxmlformats.org/wordprocessingml/2006/main" xmlns:w10="urn:schemas-microsoft-com:office:word" xmlns:w14="http://schemas.microsoft.com/office/word/2010/wordml" xmlns:wps="http://schemas.microsoft.com/office/word/2010/wordprocessingShape" xmlns:wpg="http://schemas.microsoft.com/office/word/2010/wordprocessingGroup" xmlns:mc="http://schemas.openxmlformats.org/markup-compatibility/2006" xmlns:v="urn:schemas-microsoft-com:vml" xmlns:o="urn:schemas-microsoft-com:office:office" xmlns:m="http://schemas.openxmlformats.org/officeDocument/2006/math" mc:Ignorable="w14">
-  <w:p>
+<w:hdr xmlns:wp14="http://schemas.microsoft.com/office/word/2010/wordprocessingDrawing" xmlns:r="http://schemas.openxmlformats.org/officeDocument/2006/relationships" xmlns:wp="http://schemas.openxmlformats.org/drawingml/2006/wordprocessingDrawing" xmlns:w="http://schemas.openxmlformats.org/wordprocessingml/2006/main" xmlns:w10="urn:schemas-microsoft-com:office:word" xmlns:w14="http://schemas.microsoft.com/office/word/2010/wordml" xmlns:wps="http://schemas.microsoft.com/office/word/2010/wordprocessingShape" xmlns:wpg="http://schemas.microsoft.com/office/word/2010/wordprocessingGroup" xmlns:mc="http://schemas.openxmlformats.org/markup-compatibility/2006" xmlns:v="urn:schemas-microsoft-com:vml" xmlns:o="urn:schemas-microsoft-com:office:office" xmlns:m="http://schemas.openxmlformats.org/officeDocument/2006/math" mc:Ignorable="w14 wp14">
+  <w:p xmlns:wp14="http://schemas.microsoft.com/office/word/2010/wordml" wp14:textId="77777777">
     <w:pPr>
       <w:pStyle w:val="En-tête, pied de page"/>
       <w:bidi w:val="0"/>
@@ -4727,10 +5083,12 @@
 <file path=word/numbering.xml><?xml version="1.0" encoding="utf-8"?>
 <w:numbering xmlns:w="http://schemas.openxmlformats.org/wordprocessingml/2006/main" xmlns:wp="http://schemas.openxmlformats.org/drawingml/2006/wordprocessingDrawing" xmlns:w14="http://schemas.microsoft.com/office/word/2010/wordml" xmlns:r="http://schemas.openxmlformats.org/officeDocument/2006/relationships" xmlns:v="urn:schemas-microsoft-com:vml" xmlns:o="urn:schemas-microsoft-com:office:office">
   <w:abstractNum w:abstractNumId="0">
+    <w:nsid w:val="8b11d3d"/>
     <w:multiLevelType w:val="hybridMultilevel"/>
     <w:numStyleLink w:val="Style 1 importé"/>
   </w:abstractNum>
   <w:abstractNum w:abstractNumId="1">
+    <w:nsid w:val="67e08f20"/>
     <w:multiLevelType w:val="hybridMultilevel"/>
     <w:styleLink w:val="Style 1 importé"/>
     <w:lvl w:ilvl="0">
@@ -4969,10 +5327,12 @@
     </w:lvl>
   </w:abstractNum>
   <w:abstractNum w:abstractNumId="2">
+    <w:nsid w:val="470a1163"/>
     <w:multiLevelType w:val="hybridMultilevel"/>
     <w:numStyleLink w:val="Style 5 importé"/>
   </w:abstractNum>
   <w:abstractNum w:abstractNumId="3">
+    <w:nsid w:val="c3bd324"/>
     <w:multiLevelType w:val="hybridMultilevel"/>
     <w:styleLink w:val="Style 5 importé"/>
     <w:lvl w:ilvl="0">
@@ -4985,7 +5345,7 @@
         <w:ind w:left="720" w:hanging="360"/>
       </w:pPr>
       <w:rPr>
-        <w:rFonts w:ascii="Symbol" w:cs="Symbol" w:hAnsi="Symbol" w:eastAsia="Symbol"/>
+        <w:rFonts w:ascii="Symbol" w:hAnsi="Symbol" w:eastAsia="Symbol" w:cs="Symbol"/>
         <w:b w:val="0"/>
         <w:bCs w:val="0"/>
         <w:i w:val="0"/>
@@ -5015,7 +5375,7 @@
         <w:ind w:left="1440" w:hanging="360"/>
       </w:pPr>
       <w:rPr>
-        <w:rFonts w:ascii="Arial Unicode MS" w:cs="Arial Unicode MS" w:hAnsi="Arial Unicode MS" w:eastAsia="Arial Unicode MS"/>
+        <w:rFonts w:ascii="Arial Unicode MS" w:hAnsi="Arial Unicode MS" w:eastAsia="Arial Unicode MS" w:cs="Arial Unicode MS"/>
         <w:b w:val="0"/>
         <w:bCs w:val="0"/>
         <w:i w:val="0"/>
@@ -5045,7 +5405,7 @@
         <w:ind w:left="2160" w:hanging="360"/>
       </w:pPr>
       <w:rPr>
-        <w:rFonts w:ascii="Arial Unicode MS" w:cs="Arial Unicode MS" w:hAnsi="Arial Unicode MS" w:eastAsia="Arial Unicode MS"/>
+        <w:rFonts w:ascii="Arial Unicode MS" w:hAnsi="Arial Unicode MS" w:eastAsia="Arial Unicode MS" w:cs="Arial Unicode MS"/>
         <w:b w:val="0"/>
         <w:bCs w:val="0"/>
         <w:i w:val="0"/>
@@ -5075,7 +5435,7 @@
         <w:ind w:left="2880" w:hanging="360"/>
       </w:pPr>
       <w:rPr>
-        <w:rFonts w:ascii="Symbol" w:cs="Symbol" w:hAnsi="Symbol" w:eastAsia="Symbol"/>
+        <w:rFonts w:ascii="Symbol" w:hAnsi="Symbol" w:eastAsia="Symbol" w:cs="Symbol"/>
         <w:b w:val="0"/>
         <w:bCs w:val="0"/>
         <w:i w:val="0"/>
@@ -5105,7 +5465,7 @@
         <w:ind w:left="3600" w:hanging="360"/>
       </w:pPr>
       <w:rPr>
-        <w:rFonts w:ascii="Arial Unicode MS" w:cs="Arial Unicode MS" w:hAnsi="Arial Unicode MS" w:eastAsia="Arial Unicode MS"/>
+        <w:rFonts w:ascii="Arial Unicode MS" w:hAnsi="Arial Unicode MS" w:eastAsia="Arial Unicode MS" w:cs="Arial Unicode MS"/>
         <w:b w:val="0"/>
         <w:bCs w:val="0"/>
         <w:i w:val="0"/>
@@ -5135,7 +5495,7 @@
         <w:ind w:left="4320" w:hanging="360"/>
       </w:pPr>
       <w:rPr>
-        <w:rFonts w:ascii="Arial Unicode MS" w:cs="Arial Unicode MS" w:hAnsi="Arial Unicode MS" w:eastAsia="Arial Unicode MS"/>
+        <w:rFonts w:ascii="Arial Unicode MS" w:hAnsi="Arial Unicode MS" w:eastAsia="Arial Unicode MS" w:cs="Arial Unicode MS"/>
         <w:b w:val="0"/>
         <w:bCs w:val="0"/>
         <w:i w:val="0"/>
@@ -5165,7 +5525,7 @@
         <w:ind w:left="5040" w:hanging="360"/>
       </w:pPr>
       <w:rPr>
-        <w:rFonts w:ascii="Symbol" w:cs="Symbol" w:hAnsi="Symbol" w:eastAsia="Symbol"/>
+        <w:rFonts w:ascii="Symbol" w:hAnsi="Symbol" w:eastAsia="Symbol" w:cs="Symbol"/>
         <w:b w:val="0"/>
         <w:bCs w:val="0"/>
         <w:i w:val="0"/>
@@ -5195,7 +5555,7 @@
         <w:ind w:left="5760" w:hanging="360"/>
       </w:pPr>
       <w:rPr>
-        <w:rFonts w:ascii="Arial Unicode MS" w:cs="Arial Unicode MS" w:hAnsi="Arial Unicode MS" w:eastAsia="Arial Unicode MS"/>
+        <w:rFonts w:ascii="Arial Unicode MS" w:hAnsi="Arial Unicode MS" w:eastAsia="Arial Unicode MS" w:cs="Arial Unicode MS"/>
         <w:b w:val="0"/>
         <w:bCs w:val="0"/>
         <w:i w:val="0"/>
@@ -5225,7 +5585,7 @@
         <w:ind w:left="6480" w:hanging="360"/>
       </w:pPr>
       <w:rPr>
-        <w:rFonts w:ascii="Arial Unicode MS" w:cs="Arial Unicode MS" w:hAnsi="Arial Unicode MS" w:eastAsia="Arial Unicode MS"/>
+        <w:rFonts w:ascii="Arial Unicode MS" w:hAnsi="Arial Unicode MS" w:eastAsia="Arial Unicode MS" w:cs="Arial Unicode MS"/>
         <w:b w:val="0"/>
         <w:bCs w:val="0"/>
         <w:i w:val="0"/>
@@ -5253,20 +5613,590 @@
     <w:abstractNumId w:val="0"/>
   </w:num>
   <w:num w:numId="3">
+    <w:abstractNumId w:val="0"/>
+    <w:lvlOverride w:ilvl="0">
+      <w:lvl w:ilvl="0">
+        <w:start w:val="1"/>
+        <w:numFmt w:val="decimal"/>
+        <w:suff w:val="tab"/>
+        <w:lvlText w:val="%1."/>
+        <w:lvlJc w:val="left"/>
+        <w:pPr>
+          <w:tabs>
+            <w:tab w:val="num" w:pos="360"/>
+          </w:tabs>
+          <w:ind w:left="1116" w:hanging="1116"/>
+        </w:pPr>
+        <w:rPr>
+          <w:rFonts w:hAnsi="Arial Unicode MS"/>
+          <w:caps w:val="0"/>
+          <w:smallCaps w:val="0"/>
+          <w:strike w:val="0"/>
+          <w:dstrike w:val="0"/>
+          <w:outline w:val="0"/>
+          <w:emboss w:val="0"/>
+          <w:imprint w:val="0"/>
+          <w:spacing w:val="0"/>
+          <w:w w:val="100"/>
+          <w:kern w:val="0"/>
+          <w:position w:val="0"/>
+          <w:highlight w:val="none"/>
+          <w:vertAlign w:val="baseline"/>
+        </w:rPr>
+      </w:lvl>
+    </w:lvlOverride>
+    <w:lvlOverride w:ilvl="1">
+      <w:lvl w:ilvl="1">
+        <w:start w:val="1"/>
+        <w:numFmt w:val="decimal"/>
+        <w:suff w:val="tab"/>
+        <w:lvlText w:val="%2."/>
+        <w:lvlJc w:val="left"/>
+        <w:pPr>
+          <w:tabs>
+            <w:tab w:val="num" w:pos="1080"/>
+          </w:tabs>
+          <w:ind w:left="1836" w:hanging="1116"/>
+        </w:pPr>
+        <w:rPr>
+          <w:rFonts w:hAnsi="Arial Unicode MS"/>
+          <w:caps w:val="0"/>
+          <w:smallCaps w:val="0"/>
+          <w:strike w:val="0"/>
+          <w:dstrike w:val="0"/>
+          <w:outline w:val="0"/>
+          <w:emboss w:val="0"/>
+          <w:imprint w:val="0"/>
+          <w:spacing w:val="0"/>
+          <w:w w:val="100"/>
+          <w:kern w:val="0"/>
+          <w:position w:val="0"/>
+          <w:highlight w:val="none"/>
+          <w:vertAlign w:val="baseline"/>
+        </w:rPr>
+      </w:lvl>
+    </w:lvlOverride>
+    <w:lvlOverride w:ilvl="2">
+      <w:lvl w:ilvl="2">
+        <w:start w:val="1"/>
+        <w:numFmt w:val="decimal"/>
+        <w:suff w:val="tab"/>
+        <w:lvlText w:val="%3."/>
+        <w:lvlJc w:val="left"/>
+        <w:pPr>
+          <w:tabs>
+            <w:tab w:val="num" w:pos="1800"/>
+          </w:tabs>
+          <w:ind w:left="2556" w:hanging="1116"/>
+        </w:pPr>
+        <w:rPr>
+          <w:rFonts w:hAnsi="Arial Unicode MS"/>
+          <w:caps w:val="0"/>
+          <w:smallCaps w:val="0"/>
+          <w:strike w:val="0"/>
+          <w:dstrike w:val="0"/>
+          <w:outline w:val="0"/>
+          <w:emboss w:val="0"/>
+          <w:imprint w:val="0"/>
+          <w:spacing w:val="0"/>
+          <w:w w:val="100"/>
+          <w:kern w:val="0"/>
+          <w:position w:val="0"/>
+          <w:highlight w:val="none"/>
+          <w:vertAlign w:val="baseline"/>
+        </w:rPr>
+      </w:lvl>
+    </w:lvlOverride>
+    <w:lvlOverride w:ilvl="3">
+      <w:lvl w:ilvl="3">
+        <w:start w:val="1"/>
+        <w:numFmt w:val="decimal"/>
+        <w:suff w:val="tab"/>
+        <w:lvlText w:val="%4."/>
+        <w:lvlJc w:val="left"/>
+        <w:pPr>
+          <w:tabs>
+            <w:tab w:val="num" w:pos="2520"/>
+          </w:tabs>
+          <w:ind w:left="3276" w:hanging="1116"/>
+        </w:pPr>
+        <w:rPr>
+          <w:rFonts w:hAnsi="Arial Unicode MS"/>
+          <w:caps w:val="0"/>
+          <w:smallCaps w:val="0"/>
+          <w:strike w:val="0"/>
+          <w:dstrike w:val="0"/>
+          <w:outline w:val="0"/>
+          <w:emboss w:val="0"/>
+          <w:imprint w:val="0"/>
+          <w:spacing w:val="0"/>
+          <w:w w:val="100"/>
+          <w:kern w:val="0"/>
+          <w:position w:val="0"/>
+          <w:highlight w:val="none"/>
+          <w:vertAlign w:val="baseline"/>
+        </w:rPr>
+      </w:lvl>
+    </w:lvlOverride>
+    <w:lvlOverride w:ilvl="4">
+      <w:lvl w:ilvl="4">
+        <w:start w:val="1"/>
+        <w:numFmt w:val="decimal"/>
+        <w:suff w:val="tab"/>
+        <w:lvlText w:val="%5."/>
+        <w:lvlJc w:val="left"/>
+        <w:pPr>
+          <w:tabs>
+            <w:tab w:val="num" w:pos="3240"/>
+          </w:tabs>
+          <w:ind w:left="3996" w:hanging="1116"/>
+        </w:pPr>
+        <w:rPr>
+          <w:rFonts w:hAnsi="Arial Unicode MS"/>
+          <w:caps w:val="0"/>
+          <w:smallCaps w:val="0"/>
+          <w:strike w:val="0"/>
+          <w:dstrike w:val="0"/>
+          <w:outline w:val="0"/>
+          <w:emboss w:val="0"/>
+          <w:imprint w:val="0"/>
+          <w:spacing w:val="0"/>
+          <w:w w:val="100"/>
+          <w:kern w:val="0"/>
+          <w:position w:val="0"/>
+          <w:highlight w:val="none"/>
+          <w:vertAlign w:val="baseline"/>
+        </w:rPr>
+      </w:lvl>
+    </w:lvlOverride>
+    <w:lvlOverride w:ilvl="5">
+      <w:lvl w:ilvl="5">
+        <w:start w:val="1"/>
+        <w:numFmt w:val="decimal"/>
+        <w:suff w:val="tab"/>
+        <w:lvlText w:val="%6."/>
+        <w:lvlJc w:val="left"/>
+        <w:pPr>
+          <w:tabs>
+            <w:tab w:val="num" w:pos="3960"/>
+          </w:tabs>
+          <w:ind w:left="4716" w:hanging="1116"/>
+        </w:pPr>
+        <w:rPr>
+          <w:rFonts w:hAnsi="Arial Unicode MS"/>
+          <w:caps w:val="0"/>
+          <w:smallCaps w:val="0"/>
+          <w:strike w:val="0"/>
+          <w:dstrike w:val="0"/>
+          <w:outline w:val="0"/>
+          <w:emboss w:val="0"/>
+          <w:imprint w:val="0"/>
+          <w:spacing w:val="0"/>
+          <w:w w:val="100"/>
+          <w:kern w:val="0"/>
+          <w:position w:val="0"/>
+          <w:highlight w:val="none"/>
+          <w:vertAlign w:val="baseline"/>
+        </w:rPr>
+      </w:lvl>
+    </w:lvlOverride>
+    <w:lvlOverride w:ilvl="6">
+      <w:lvl w:ilvl="6">
+        <w:start w:val="1"/>
+        <w:numFmt w:val="decimal"/>
+        <w:suff w:val="tab"/>
+        <w:lvlText w:val="%7."/>
+        <w:lvlJc w:val="left"/>
+        <w:pPr>
+          <w:tabs>
+            <w:tab w:val="num" w:pos="4680"/>
+          </w:tabs>
+          <w:ind w:left="5436" w:hanging="1116"/>
+        </w:pPr>
+        <w:rPr>
+          <w:rFonts w:hAnsi="Arial Unicode MS"/>
+          <w:caps w:val="0"/>
+          <w:smallCaps w:val="0"/>
+          <w:strike w:val="0"/>
+          <w:dstrike w:val="0"/>
+          <w:outline w:val="0"/>
+          <w:emboss w:val="0"/>
+          <w:imprint w:val="0"/>
+          <w:spacing w:val="0"/>
+          <w:w w:val="100"/>
+          <w:kern w:val="0"/>
+          <w:position w:val="0"/>
+          <w:highlight w:val="none"/>
+          <w:vertAlign w:val="baseline"/>
+        </w:rPr>
+      </w:lvl>
+    </w:lvlOverride>
+    <w:lvlOverride w:ilvl="7">
+      <w:lvl w:ilvl="7">
+        <w:start w:val="1"/>
+        <w:numFmt w:val="decimal"/>
+        <w:suff w:val="tab"/>
+        <w:lvlText w:val="%8."/>
+        <w:lvlJc w:val="left"/>
+        <w:pPr>
+          <w:tabs>
+            <w:tab w:val="num" w:pos="5400"/>
+          </w:tabs>
+          <w:ind w:left="6156" w:hanging="1116"/>
+        </w:pPr>
+        <w:rPr>
+          <w:rFonts w:hAnsi="Arial Unicode MS"/>
+          <w:caps w:val="0"/>
+          <w:smallCaps w:val="0"/>
+          <w:strike w:val="0"/>
+          <w:dstrike w:val="0"/>
+          <w:outline w:val="0"/>
+          <w:emboss w:val="0"/>
+          <w:imprint w:val="0"/>
+          <w:spacing w:val="0"/>
+          <w:w w:val="100"/>
+          <w:kern w:val="0"/>
+          <w:position w:val="0"/>
+          <w:highlight w:val="none"/>
+          <w:vertAlign w:val="baseline"/>
+        </w:rPr>
+      </w:lvl>
+    </w:lvlOverride>
+    <w:lvlOverride w:ilvl="8">
+      <w:lvl w:ilvl="8">
+        <w:start w:val="1"/>
+        <w:numFmt w:val="decimal"/>
+        <w:suff w:val="tab"/>
+        <w:lvlText w:val="%9."/>
+        <w:lvlJc w:val="left"/>
+        <w:pPr>
+          <w:tabs>
+            <w:tab w:val="num" w:pos="6120"/>
+          </w:tabs>
+          <w:ind w:left="6876" w:hanging="1116"/>
+        </w:pPr>
+        <w:rPr>
+          <w:rFonts w:hAnsi="Arial Unicode MS"/>
+          <w:caps w:val="0"/>
+          <w:smallCaps w:val="0"/>
+          <w:strike w:val="0"/>
+          <w:dstrike w:val="0"/>
+          <w:outline w:val="0"/>
+          <w:emboss w:val="0"/>
+          <w:imprint w:val="0"/>
+          <w:spacing w:val="0"/>
+          <w:w w:val="100"/>
+          <w:kern w:val="0"/>
+          <w:position w:val="0"/>
+          <w:highlight w:val="none"/>
+          <w:vertAlign w:val="baseline"/>
+        </w:rPr>
+      </w:lvl>
+    </w:lvlOverride>
+  </w:num>
+  <w:num w:numId="4">
+    <w:abstractNumId w:val="0"/>
+    <w:lvlOverride w:ilvl="0">
+      <w:startOverride w:val="3"/>
+    </w:lvlOverride>
+  </w:num>
+  <w:num w:numId="5">
+    <w:abstractNumId w:val="0"/>
+    <w:lvlOverride w:ilvl="0">
+      <w:lvl w:ilvl="0">
+        <w:start w:val="1"/>
+        <w:numFmt w:val="decimal"/>
+        <w:suff w:val="tab"/>
+        <w:lvlText w:val="%1."/>
+        <w:lvlJc w:val="left"/>
+        <w:pPr>
+          <w:tabs>
+            <w:tab w:val="num" w:pos="360"/>
+          </w:tabs>
+          <w:ind w:left="1476" w:hanging="1476"/>
+        </w:pPr>
+        <w:rPr>
+          <w:rFonts w:hAnsi="Arial Unicode MS"/>
+          <w:caps w:val="0"/>
+          <w:smallCaps w:val="0"/>
+          <w:strike w:val="0"/>
+          <w:dstrike w:val="0"/>
+          <w:outline w:val="0"/>
+          <w:emboss w:val="0"/>
+          <w:imprint w:val="0"/>
+          <w:spacing w:val="0"/>
+          <w:w w:val="100"/>
+          <w:kern w:val="0"/>
+          <w:position w:val="0"/>
+          <w:highlight w:val="none"/>
+          <w:vertAlign w:val="baseline"/>
+        </w:rPr>
+      </w:lvl>
+    </w:lvlOverride>
+    <w:lvlOverride w:ilvl="1">
+      <w:lvl w:ilvl="1">
+        <w:start w:val="1"/>
+        <w:numFmt w:val="decimal"/>
+        <w:suff w:val="tab"/>
+        <w:lvlText w:val="%2."/>
+        <w:lvlJc w:val="left"/>
+        <w:pPr>
+          <w:tabs>
+            <w:tab w:val="num" w:pos="1080"/>
+          </w:tabs>
+          <w:ind w:left="2196" w:hanging="1476"/>
+        </w:pPr>
+        <w:rPr>
+          <w:rFonts w:hAnsi="Arial Unicode MS"/>
+          <w:caps w:val="0"/>
+          <w:smallCaps w:val="0"/>
+          <w:strike w:val="0"/>
+          <w:dstrike w:val="0"/>
+          <w:outline w:val="0"/>
+          <w:emboss w:val="0"/>
+          <w:imprint w:val="0"/>
+          <w:spacing w:val="0"/>
+          <w:w w:val="100"/>
+          <w:kern w:val="0"/>
+          <w:position w:val="0"/>
+          <w:highlight w:val="none"/>
+          <w:vertAlign w:val="baseline"/>
+        </w:rPr>
+      </w:lvl>
+    </w:lvlOverride>
+    <w:lvlOverride w:ilvl="2">
+      <w:lvl w:ilvl="2">
+        <w:start w:val="1"/>
+        <w:numFmt w:val="decimal"/>
+        <w:suff w:val="tab"/>
+        <w:lvlText w:val="%3."/>
+        <w:lvlJc w:val="left"/>
+        <w:pPr>
+          <w:tabs>
+            <w:tab w:val="num" w:pos="1800"/>
+          </w:tabs>
+          <w:ind w:left="2916" w:hanging="1476"/>
+        </w:pPr>
+        <w:rPr>
+          <w:rFonts w:hAnsi="Arial Unicode MS"/>
+          <w:caps w:val="0"/>
+          <w:smallCaps w:val="0"/>
+          <w:strike w:val="0"/>
+          <w:dstrike w:val="0"/>
+          <w:outline w:val="0"/>
+          <w:emboss w:val="0"/>
+          <w:imprint w:val="0"/>
+          <w:spacing w:val="0"/>
+          <w:w w:val="100"/>
+          <w:kern w:val="0"/>
+          <w:position w:val="0"/>
+          <w:highlight w:val="none"/>
+          <w:vertAlign w:val="baseline"/>
+        </w:rPr>
+      </w:lvl>
+    </w:lvlOverride>
+    <w:lvlOverride w:ilvl="3">
+      <w:lvl w:ilvl="3">
+        <w:start w:val="1"/>
+        <w:numFmt w:val="decimal"/>
+        <w:suff w:val="tab"/>
+        <w:lvlText w:val="%4."/>
+        <w:lvlJc w:val="left"/>
+        <w:pPr>
+          <w:tabs>
+            <w:tab w:val="num" w:pos="2520"/>
+          </w:tabs>
+          <w:ind w:left="3636" w:hanging="1476"/>
+        </w:pPr>
+        <w:rPr>
+          <w:rFonts w:hAnsi="Arial Unicode MS"/>
+          <w:caps w:val="0"/>
+          <w:smallCaps w:val="0"/>
+          <w:strike w:val="0"/>
+          <w:dstrike w:val="0"/>
+          <w:outline w:val="0"/>
+          <w:emboss w:val="0"/>
+          <w:imprint w:val="0"/>
+          <w:spacing w:val="0"/>
+          <w:w w:val="100"/>
+          <w:kern w:val="0"/>
+          <w:position w:val="0"/>
+          <w:highlight w:val="none"/>
+          <w:vertAlign w:val="baseline"/>
+        </w:rPr>
+      </w:lvl>
+    </w:lvlOverride>
+    <w:lvlOverride w:ilvl="4">
+      <w:lvl w:ilvl="4">
+        <w:start w:val="1"/>
+        <w:numFmt w:val="decimal"/>
+        <w:suff w:val="tab"/>
+        <w:lvlText w:val="%5."/>
+        <w:lvlJc w:val="left"/>
+        <w:pPr>
+          <w:tabs>
+            <w:tab w:val="num" w:pos="3240"/>
+          </w:tabs>
+          <w:ind w:left="4356" w:hanging="1476"/>
+        </w:pPr>
+        <w:rPr>
+          <w:rFonts w:hAnsi="Arial Unicode MS"/>
+          <w:caps w:val="0"/>
+          <w:smallCaps w:val="0"/>
+          <w:strike w:val="0"/>
+          <w:dstrike w:val="0"/>
+          <w:outline w:val="0"/>
+          <w:emboss w:val="0"/>
+          <w:imprint w:val="0"/>
+          <w:spacing w:val="0"/>
+          <w:w w:val="100"/>
+          <w:kern w:val="0"/>
+          <w:position w:val="0"/>
+          <w:highlight w:val="none"/>
+          <w:vertAlign w:val="baseline"/>
+        </w:rPr>
+      </w:lvl>
+    </w:lvlOverride>
+    <w:lvlOverride w:ilvl="5">
+      <w:lvl w:ilvl="5">
+        <w:start w:val="1"/>
+        <w:numFmt w:val="decimal"/>
+        <w:suff w:val="tab"/>
+        <w:lvlText w:val="%6."/>
+        <w:lvlJc w:val="left"/>
+        <w:pPr>
+          <w:tabs>
+            <w:tab w:val="num" w:pos="3960"/>
+          </w:tabs>
+          <w:ind w:left="5076" w:hanging="1476"/>
+        </w:pPr>
+        <w:rPr>
+          <w:rFonts w:hAnsi="Arial Unicode MS"/>
+          <w:caps w:val="0"/>
+          <w:smallCaps w:val="0"/>
+          <w:strike w:val="0"/>
+          <w:dstrike w:val="0"/>
+          <w:outline w:val="0"/>
+          <w:emboss w:val="0"/>
+          <w:imprint w:val="0"/>
+          <w:spacing w:val="0"/>
+          <w:w w:val="100"/>
+          <w:kern w:val="0"/>
+          <w:position w:val="0"/>
+          <w:highlight w:val="none"/>
+          <w:vertAlign w:val="baseline"/>
+        </w:rPr>
+      </w:lvl>
+    </w:lvlOverride>
+    <w:lvlOverride w:ilvl="6">
+      <w:lvl w:ilvl="6">
+        <w:start w:val="1"/>
+        <w:numFmt w:val="decimal"/>
+        <w:suff w:val="tab"/>
+        <w:lvlText w:val="%7."/>
+        <w:lvlJc w:val="left"/>
+        <w:pPr>
+          <w:tabs>
+            <w:tab w:val="num" w:pos="4680"/>
+          </w:tabs>
+          <w:ind w:left="5796" w:hanging="1476"/>
+        </w:pPr>
+        <w:rPr>
+          <w:rFonts w:hAnsi="Arial Unicode MS"/>
+          <w:caps w:val="0"/>
+          <w:smallCaps w:val="0"/>
+          <w:strike w:val="0"/>
+          <w:dstrike w:val="0"/>
+          <w:outline w:val="0"/>
+          <w:emboss w:val="0"/>
+          <w:imprint w:val="0"/>
+          <w:spacing w:val="0"/>
+          <w:w w:val="100"/>
+          <w:kern w:val="0"/>
+          <w:position w:val="0"/>
+          <w:highlight w:val="none"/>
+          <w:vertAlign w:val="baseline"/>
+        </w:rPr>
+      </w:lvl>
+    </w:lvlOverride>
+    <w:lvlOverride w:ilvl="7">
+      <w:lvl w:ilvl="7">
+        <w:start w:val="1"/>
+        <w:numFmt w:val="decimal"/>
+        <w:suff w:val="tab"/>
+        <w:lvlText w:val="%8."/>
+        <w:lvlJc w:val="left"/>
+        <w:pPr>
+          <w:tabs>
+            <w:tab w:val="num" w:pos="5400"/>
+          </w:tabs>
+          <w:ind w:left="6516" w:hanging="1476"/>
+        </w:pPr>
+        <w:rPr>
+          <w:rFonts w:hAnsi="Arial Unicode MS"/>
+          <w:caps w:val="0"/>
+          <w:smallCaps w:val="0"/>
+          <w:strike w:val="0"/>
+          <w:dstrike w:val="0"/>
+          <w:outline w:val="0"/>
+          <w:emboss w:val="0"/>
+          <w:imprint w:val="0"/>
+          <w:spacing w:val="0"/>
+          <w:w w:val="100"/>
+          <w:kern w:val="0"/>
+          <w:position w:val="0"/>
+          <w:highlight w:val="none"/>
+          <w:vertAlign w:val="baseline"/>
+        </w:rPr>
+      </w:lvl>
+    </w:lvlOverride>
+    <w:lvlOverride w:ilvl="8">
+      <w:lvl w:ilvl="8">
+        <w:start w:val="1"/>
+        <w:numFmt w:val="decimal"/>
+        <w:suff w:val="tab"/>
+        <w:lvlText w:val="%9."/>
+        <w:lvlJc w:val="left"/>
+        <w:pPr>
+          <w:tabs>
+            <w:tab w:val="num" w:pos="6120"/>
+          </w:tabs>
+          <w:ind w:left="7236" w:hanging="1476"/>
+        </w:pPr>
+        <w:rPr>
+          <w:rFonts w:hAnsi="Arial Unicode MS"/>
+          <w:caps w:val="0"/>
+          <w:smallCaps w:val="0"/>
+          <w:strike w:val="0"/>
+          <w:dstrike w:val="0"/>
+          <w:outline w:val="0"/>
+          <w:emboss w:val="0"/>
+          <w:imprint w:val="0"/>
+          <w:spacing w:val="0"/>
+          <w:w w:val="100"/>
+          <w:kern w:val="0"/>
+          <w:position w:val="0"/>
+          <w:highlight w:val="none"/>
+          <w:vertAlign w:val="baseline"/>
+        </w:rPr>
+      </w:lvl>
+    </w:lvlOverride>
+  </w:num>
+  <w:num w:numId="6">
     <w:abstractNumId w:val="3"/>
   </w:num>
-  <w:num w:numId="4">
+  <w:num w:numId="7">
     <w:abstractNumId w:val="2"/>
   </w:num>
 </w:numbering>
 </file>
 
 <file path=word/styles.xml><?xml version="1.0" encoding="utf-8"?>
-<w:styles xmlns:w="http://schemas.openxmlformats.org/wordprocessingml/2006/main" xmlns:mc="http://schemas.openxmlformats.org/markup-compatibility/2006" xmlns:w14="http://schemas.microsoft.com/office/word/2010/wordml" mc:Ignorable="w14">
+<w:styles xmlns:wp14="http://schemas.microsoft.com/office/word/2010/wordprocessingDrawing" xmlns:w="http://schemas.openxmlformats.org/wordprocessingml/2006/main" xmlns:mc="http://schemas.openxmlformats.org/markup-compatibility/2006" xmlns:w14="http://schemas.microsoft.com/office/word/2010/wordml" mc:Ignorable="w14 wp14">
   <w:docDefaults>
     <w:rPrDefault>
       <w:rPr>
-        <w:rFonts w:ascii="Times New Roman" w:cs="Times New Roman" w:hAnsi="Times New Roman" w:eastAsia="Arial Unicode MS"/>
+        <w:rFonts w:ascii="Times New Roman" w:hAnsi="Times New Roman" w:eastAsia="Arial Unicode MS" w:cs="Times New Roman"/>
         <w:b w:val="0"/>
         <w:bCs w:val="0"/>
         <w:i w:val="0"/>
@@ -5297,7 +6227,7 @@
         <w:keepNext w:val="0"/>
         <w:keepLines w:val="0"/>
         <w:pageBreakBefore w:val="0"/>
-        <w:framePr w:anchorLock="0" w:w="0" w:h="0" w:vSpace="0" w:hSpace="0" w:xAlign="left" w:y="0" w:hRule="exact" w:vAnchor="margin"/>
+        <w:framePr w:w="0" w:h="0" w:vSpace="0" w:hSpace="0" w:vAnchor="margin" w:xAlign="left" w:y="0" w:hRule="exact" w:anchorLock="0"/>
         <w:widowControl w:val="1"/>
         <w:numPr>
           <w:ilvl w:val="0"/>
@@ -5321,7 +6251,7 @@
       </w:pPr>
     </w:pPrDefault>
   </w:docDefaults>
-  <w:style w:type="paragraph" w:default="1" w:styleId="Normal">
+  <w:style w:type="paragraph" w:styleId="Normal" w:default="1">
     <w:name w:val="Normal"/>
     <w:next w:val="Normal"/>
     <w:pPr/>
@@ -5331,7 +6261,7 @@
       <w:lang w:val="en-US" w:eastAsia="en-US" w:bidi="ar-SA"/>
     </w:rPr>
   </w:style>
-  <w:style w:type="character" w:default="1" w:styleId="Default Paragraph Font">
+  <w:style w:type="character" w:styleId="Default Paragraph Font" w:default="1">
     <w:name w:val="Default Paragraph Font"/>
     <w:next w:val="Default Paragraph Font"/>
   </w:style>
@@ -5341,7 +6271,7 @@
       <w:u w:val="single"/>
     </w:rPr>
   </w:style>
-  <w:style w:type="table" w:default="1" w:styleId="Table Normal">
+  <w:style w:type="table" w:styleId="Table Normal" w:default="1">
     <w:name w:val="Table Normal"/>
     <w:next w:val="Table Normal"/>
     <w:pPr/>
@@ -5363,7 +6293,7 @@
     <w:tblStylePr w:type="seCell"/>
     <w:tblStylePr w:type="swCell"/>
   </w:style>
-  <w:style w:type="numbering" w:default="1" w:styleId="No List">
+  <w:style w:type="numbering" w:styleId="No List" w:default="1">
     <w:name w:val="No List"/>
     <w:next w:val="No List"/>
     <w:pPr/>
@@ -5388,7 +6318,7 @@
       <w:outlineLvl w:val="9"/>
     </w:pPr>
     <w:rPr>
-      <w:rFonts w:ascii="Helvetica Neue" w:cs="Arial Unicode MS" w:hAnsi="Helvetica Neue" w:eastAsia="Arial Unicode MS"/>
+      <w:rFonts w:ascii="Helvetica Neue" w:hAnsi="Helvetica Neue" w:eastAsia="Arial Unicode MS" w:cs="Arial Unicode MS"/>
       <w:b w:val="0"/>
       <w:bCs w:val="0"/>
       <w:i w:val="0"/>
@@ -5438,7 +6368,7 @@
       <w:outlineLvl w:val="9"/>
     </w:pPr>
     <w:rPr>
-      <w:rFonts w:ascii="Arial" w:cs="Arial Unicode MS" w:hAnsi="Arial" w:eastAsia="Arial Unicode MS"/>
+      <w:rFonts w:ascii="Arial" w:hAnsi="Arial" w:eastAsia="Arial Unicode MS" w:cs="Arial Unicode MS"/>
       <w:b w:val="0"/>
       <w:bCs w:val="0"/>
       <w:i w:val="0"/>
@@ -5468,10 +6398,6 @@
   <w:style w:type="character" w:styleId="Aucun">
     <w:name w:val="Aucun"/>
   </w:style>
-  <w:style w:type="character" w:styleId="Aucun A">
-    <w:name w:val="Aucun A"/>
-    <w:basedOn w:val="Aucun"/>
-  </w:style>
   <w:style w:type="paragraph" w:styleId="Title">
     <w:name w:val="Title"/>
     <w:next w:val="Body Text"/>
@@ -5489,7 +6415,7 @@
       <w:outlineLvl w:val="9"/>
     </w:pPr>
     <w:rPr>
-      <w:rFonts w:ascii="Calibri" w:cs="Arial Unicode MS" w:hAnsi="Calibri" w:eastAsia="Arial Unicode MS" w:hint="default"/>
+      <w:rFonts w:hint="default" w:ascii="Calibri" w:hAnsi="Calibri" w:eastAsia="Arial Unicode MS" w:cs="Arial Unicode MS"/>
       <w:b w:val="1"/>
       <w:bCs w:val="1"/>
       <w:i w:val="0"/>
@@ -5537,7 +6463,7 @@
       <w:outlineLvl w:val="9"/>
     </w:pPr>
     <w:rPr>
-      <w:rFonts w:ascii="Arial" w:cs="Arial Unicode MS" w:hAnsi="Arial" w:eastAsia="Arial Unicode MS" w:hint="default"/>
+      <w:rFonts w:hint="default" w:ascii="Arial" w:hAnsi="Arial" w:eastAsia="Arial Unicode MS" w:cs="Arial Unicode MS"/>
       <w:b w:val="0"/>
       <w:bCs w:val="0"/>
       <w:i w:val="0"/>
@@ -5581,7 +6507,7 @@
       <w:outlineLvl w:val="9"/>
     </w:pPr>
     <w:rPr>
-      <w:rFonts w:ascii="Arial" w:cs="Arial Unicode MS" w:hAnsi="Arial" w:eastAsia="Arial Unicode MS"/>
+      <w:rFonts w:ascii="Arial" w:hAnsi="Arial" w:eastAsia="Arial Unicode MS" w:cs="Arial Unicode MS"/>
       <w:b w:val="0"/>
       <w:bCs w:val="0"/>
       <w:i w:val="0"/>
@@ -5625,7 +6551,7 @@
       <w:outlineLvl w:val="9"/>
     </w:pPr>
     <w:rPr>
-      <w:rFonts w:ascii="Times New Roman" w:cs="Arial Unicode MS" w:hAnsi="Times New Roman" w:eastAsia="Arial Unicode MS"/>
+      <w:rFonts w:ascii="Times New Roman" w:hAnsi="Times New Roman" w:eastAsia="Arial Unicode MS" w:cs="Arial Unicode MS"/>
       <w:b w:val="0"/>
       <w:bCs w:val="0"/>
       <w:i w:val="0"/>
@@ -5681,7 +6607,7 @@
       <w:outlineLvl w:val="9"/>
     </w:pPr>
     <w:rPr>
-      <w:rFonts w:ascii="Arial" w:cs="Arial Unicode MS" w:hAnsi="Arial" w:eastAsia="Arial Unicode MS"/>
+      <w:rFonts w:ascii="Arial" w:hAnsi="Arial" w:eastAsia="Arial Unicode MS" w:cs="Arial Unicode MS"/>
       <w:b w:val="0"/>
       <w:bCs w:val="0"/>
       <w:i w:val="0"/>
@@ -5729,7 +6655,7 @@
       <w:outlineLvl w:val="0"/>
     </w:pPr>
     <w:rPr>
-      <w:rFonts w:ascii="Arial" w:cs="Arial" w:hAnsi="Arial" w:eastAsia="Arial"/>
+      <w:rFonts w:ascii="Arial" w:hAnsi="Arial" w:eastAsia="Arial" w:cs="Arial"/>
       <w:b w:val="1"/>
       <w:bCs w:val="1"/>
       <w:i w:val="0"/>
@@ -5773,7 +6699,7 @@
       <w:outlineLvl w:val="9"/>
     </w:pPr>
     <w:rPr>
-      <w:rFonts w:ascii="Arial" w:cs="Arial Unicode MS" w:hAnsi="Arial" w:eastAsia="Arial Unicode MS"/>
+      <w:rFonts w:ascii="Arial" w:hAnsi="Arial" w:eastAsia="Arial Unicode MS" w:cs="Arial Unicode MS"/>
       <w:b w:val="0"/>
       <w:bCs w:val="0"/>
       <w:i w:val="0"/>
@@ -5804,7 +6730,7 @@
     <w:name w:val="Style 5 importé"/>
     <w:pPr>
       <w:numPr>
-        <w:numId w:val="3"/>
+        <w:numId w:val="6"/>
       </w:numPr>
     </w:pPr>
   </w:style>
@@ -5825,7 +6751,7 @@
       <w:outlineLvl w:val="1"/>
     </w:pPr>
     <w:rPr>
-      <w:rFonts w:ascii="Arial" w:cs="Arial" w:hAnsi="Arial" w:eastAsia="Arial"/>
+      <w:rFonts w:ascii="Arial" w:hAnsi="Arial" w:eastAsia="Arial" w:cs="Arial"/>
       <w:b w:val="1"/>
       <w:bCs w:val="1"/>
       <w:i w:val="0"/>
@@ -6077,7 +7003,7 @@
           <a:buFontTx/>
           <a:buNone/>
           <a:tabLst/>
-          <a:defRPr b="0" baseline="0" cap="none" i="0" spc="0" strike="noStrike" sz="1800" u="none" kumimoji="0" normalizeH="0">
+          <a:defRPr kumimoji="0" sz="1800" b="0" i="0" u="none" strike="noStrike" cap="none" spc="0" normalizeH="0" baseline="0">
             <a:ln>
               <a:noFill/>
             </a:ln>
@@ -6107,7 +7033,7 @@
           <a:buFontTx/>
           <a:buNone/>
           <a:tabLst/>
-          <a:defRPr b="0" baseline="0" cap="none" i="0" spc="0" strike="noStrike" sz="1800" u="none" kumimoji="0" normalizeH="0">
+          <a:defRPr kumimoji="0" sz="1800" b="0" i="0" u="none" strike="noStrike" cap="none" spc="0" normalizeH="0" baseline="0">
             <a:ln>
               <a:noFill/>
             </a:ln>
@@ -6133,7 +7059,7 @@
           <a:buFontTx/>
           <a:buNone/>
           <a:tabLst/>
-          <a:defRPr b="0" baseline="0" cap="none" i="0" spc="0" strike="noStrike" sz="1800" u="none" kumimoji="0" normalizeH="0">
+          <a:defRPr kumimoji="0" sz="1800" b="0" i="0" u="none" strike="noStrike" cap="none" spc="0" normalizeH="0" baseline="0">
             <a:ln>
               <a:noFill/>
             </a:ln>
@@ -6159,7 +7085,7 @@
           <a:buFontTx/>
           <a:buNone/>
           <a:tabLst/>
-          <a:defRPr b="0" baseline="0" cap="none" i="0" spc="0" strike="noStrike" sz="1800" u="none" kumimoji="0" normalizeH="0">
+          <a:defRPr kumimoji="0" sz="1800" b="0" i="0" u="none" strike="noStrike" cap="none" spc="0" normalizeH="0" baseline="0">
             <a:ln>
               <a:noFill/>
             </a:ln>
@@ -6185,7 +7111,7 @@
           <a:buFontTx/>
           <a:buNone/>
           <a:tabLst/>
-          <a:defRPr b="0" baseline="0" cap="none" i="0" spc="0" strike="noStrike" sz="1800" u="none" kumimoji="0" normalizeH="0">
+          <a:defRPr kumimoji="0" sz="1800" b="0" i="0" u="none" strike="noStrike" cap="none" spc="0" normalizeH="0" baseline="0">
             <a:ln>
               <a:noFill/>
             </a:ln>
@@ -6211,7 +7137,7 @@
           <a:buFontTx/>
           <a:buNone/>
           <a:tabLst/>
-          <a:defRPr b="0" baseline="0" cap="none" i="0" spc="0" strike="noStrike" sz="1800" u="none" kumimoji="0" normalizeH="0">
+          <a:defRPr kumimoji="0" sz="1800" b="0" i="0" u="none" strike="noStrike" cap="none" spc="0" normalizeH="0" baseline="0">
             <a:ln>
               <a:noFill/>
             </a:ln>
@@ -6237,7 +7163,7 @@
           <a:buFontTx/>
           <a:buNone/>
           <a:tabLst/>
-          <a:defRPr b="0" baseline="0" cap="none" i="0" spc="0" strike="noStrike" sz="1800" u="none" kumimoji="0" normalizeH="0">
+          <a:defRPr kumimoji="0" sz="1800" b="0" i="0" u="none" strike="noStrike" cap="none" spc="0" normalizeH="0" baseline="0">
             <a:ln>
               <a:noFill/>
             </a:ln>
@@ -6263,7 +7189,7 @@
           <a:buFontTx/>
           <a:buNone/>
           <a:tabLst/>
-          <a:defRPr b="0" baseline="0" cap="none" i="0" spc="0" strike="noStrike" sz="1800" u="none" kumimoji="0" normalizeH="0">
+          <a:defRPr kumimoji="0" sz="1800" b="0" i="0" u="none" strike="noStrike" cap="none" spc="0" normalizeH="0" baseline="0">
             <a:ln>
               <a:noFill/>
             </a:ln>
@@ -6289,7 +7215,7 @@
           <a:buFontTx/>
           <a:buNone/>
           <a:tabLst/>
-          <a:defRPr b="0" baseline="0" cap="none" i="0" spc="0" strike="noStrike" sz="1800" u="none" kumimoji="0" normalizeH="0">
+          <a:defRPr kumimoji="0" sz="1800" b="0" i="0" u="none" strike="noStrike" cap="none" spc="0" normalizeH="0" baseline="0">
             <a:ln>
               <a:noFill/>
             </a:ln>
@@ -6315,7 +7241,7 @@
           <a:buFontTx/>
           <a:buNone/>
           <a:tabLst/>
-          <a:defRPr b="0" baseline="0" cap="none" i="0" spc="0" strike="noStrike" sz="1800" u="none" kumimoji="0" normalizeH="0">
+          <a:defRPr kumimoji="0" sz="1800" b="0" i="0" u="none" strike="noStrike" cap="none" spc="0" normalizeH="0" baseline="0">
             <a:ln>
               <a:noFill/>
             </a:ln>
@@ -6366,7 +7292,7 @@
           <a:buFontTx/>
           <a:buNone/>
           <a:tabLst/>
-          <a:defRPr b="0" baseline="0" cap="none" i="0" spc="0" strike="noStrike" sz="1800" u="none" kumimoji="0" normalizeH="0">
+          <a:defRPr kumimoji="0" sz="1800" b="0" i="0" u="none" strike="noStrike" cap="none" spc="0" normalizeH="0" baseline="0">
             <a:ln>
               <a:noFill/>
             </a:ln>
@@ -6392,7 +7318,7 @@
           <a:buFontTx/>
           <a:buNone/>
           <a:tabLst/>
-          <a:defRPr b="0" baseline="0" cap="none" i="0" spc="0" strike="noStrike" sz="1800" u="none" kumimoji="0" normalizeH="0">
+          <a:defRPr kumimoji="0" sz="1800" b="0" i="0" u="none" strike="noStrike" cap="none" spc="0" normalizeH="0" baseline="0">
             <a:ln>
               <a:noFill/>
             </a:ln>
@@ -6418,7 +7344,7 @@
           <a:buFontTx/>
           <a:buNone/>
           <a:tabLst/>
-          <a:defRPr b="0" baseline="0" cap="none" i="0" spc="0" strike="noStrike" sz="1800" u="none" kumimoji="0" normalizeH="0">
+          <a:defRPr kumimoji="0" sz="1800" b="0" i="0" u="none" strike="noStrike" cap="none" spc="0" normalizeH="0" baseline="0">
             <a:ln>
               <a:noFill/>
             </a:ln>
@@ -6444,7 +7370,7 @@
           <a:buFontTx/>
           <a:buNone/>
           <a:tabLst/>
-          <a:defRPr b="0" baseline="0" cap="none" i="0" spc="0" strike="noStrike" sz="1800" u="none" kumimoji="0" normalizeH="0">
+          <a:defRPr kumimoji="0" sz="1800" b="0" i="0" u="none" strike="noStrike" cap="none" spc="0" normalizeH="0" baseline="0">
             <a:ln>
               <a:noFill/>
             </a:ln>
@@ -6470,7 +7396,7 @@
           <a:buFontTx/>
           <a:buNone/>
           <a:tabLst/>
-          <a:defRPr b="0" baseline="0" cap="none" i="0" spc="0" strike="noStrike" sz="1800" u="none" kumimoji="0" normalizeH="0">
+          <a:defRPr kumimoji="0" sz="1800" b="0" i="0" u="none" strike="noStrike" cap="none" spc="0" normalizeH="0" baseline="0">
             <a:ln>
               <a:noFill/>
             </a:ln>
@@ -6496,7 +7422,7 @@
           <a:buFontTx/>
           <a:buNone/>
           <a:tabLst/>
-          <a:defRPr b="0" baseline="0" cap="none" i="0" spc="0" strike="noStrike" sz="1800" u="none" kumimoji="0" normalizeH="0">
+          <a:defRPr kumimoji="0" sz="1800" b="0" i="0" u="none" strike="noStrike" cap="none" spc="0" normalizeH="0" baseline="0">
             <a:ln>
               <a:noFill/>
             </a:ln>
@@ -6522,7 +7448,7 @@
           <a:buFontTx/>
           <a:buNone/>
           <a:tabLst/>
-          <a:defRPr b="0" baseline="0" cap="none" i="0" spc="0" strike="noStrike" sz="1800" u="none" kumimoji="0" normalizeH="0">
+          <a:defRPr kumimoji="0" sz="1800" b="0" i="0" u="none" strike="noStrike" cap="none" spc="0" normalizeH="0" baseline="0">
             <a:ln>
               <a:noFill/>
             </a:ln>
@@ -6548,7 +7474,7 @@
           <a:buFontTx/>
           <a:buNone/>
           <a:tabLst/>
-          <a:defRPr b="0" baseline="0" cap="none" i="0" spc="0" strike="noStrike" sz="1800" u="none" kumimoji="0" normalizeH="0">
+          <a:defRPr kumimoji="0" sz="1800" b="0" i="0" u="none" strike="noStrike" cap="none" spc="0" normalizeH="0" baseline="0">
             <a:ln>
               <a:noFill/>
             </a:ln>
@@ -6574,7 +7500,7 @@
           <a:buFontTx/>
           <a:buNone/>
           <a:tabLst/>
-          <a:defRPr b="0" baseline="0" cap="none" i="0" spc="0" strike="noStrike" sz="1800" u="none" kumimoji="0" normalizeH="0">
+          <a:defRPr kumimoji="0" sz="1800" b="0" i="0" u="none" strike="noStrike" cap="none" spc="0" normalizeH="0" baseline="0">
             <a:ln>
               <a:noFill/>
             </a:ln>
@@ -6600,7 +7526,7 @@
           <a:buFontTx/>
           <a:buNone/>
           <a:tabLst/>
-          <a:defRPr b="0" baseline="0" cap="none" i="0" spc="0" strike="noStrike" sz="1800" u="none" kumimoji="0" normalizeH="0">
+          <a:defRPr kumimoji="0" sz="1800" b="0" i="0" u="none" strike="noStrike" cap="none" spc="0" normalizeH="0" baseline="0">
             <a:ln>
               <a:noFill/>
             </a:ln>
@@ -6648,7 +7574,7 @@
           <a:buFontTx/>
           <a:buNone/>
           <a:tabLst/>
-          <a:defRPr b="0" baseline="0" cap="none" i="0" spc="0" strike="noStrike" sz="1800" u="none" kumimoji="0" normalizeH="0">
+          <a:defRPr kumimoji="0" sz="1800" b="0" i="0" u="none" strike="noStrike" cap="none" spc="0" normalizeH="0" baseline="0">
             <a:ln>
               <a:noFill/>
             </a:ln>
@@ -6678,7 +7604,7 @@
           <a:buFontTx/>
           <a:buNone/>
           <a:tabLst/>
-          <a:defRPr b="0" baseline="0" cap="none" i="0" spc="0" strike="noStrike" sz="1800" u="none" kumimoji="0" normalizeH="0">
+          <a:defRPr kumimoji="0" sz="1800" b="0" i="0" u="none" strike="noStrike" cap="none" spc="0" normalizeH="0" baseline="0">
             <a:ln>
               <a:noFill/>
             </a:ln>
@@ -6704,7 +7630,7 @@
           <a:buFontTx/>
           <a:buNone/>
           <a:tabLst/>
-          <a:defRPr b="0" baseline="0" cap="none" i="0" spc="0" strike="noStrike" sz="1800" u="none" kumimoji="0" normalizeH="0">
+          <a:defRPr kumimoji="0" sz="1800" b="0" i="0" u="none" strike="noStrike" cap="none" spc="0" normalizeH="0" baseline="0">
             <a:ln>
               <a:noFill/>
             </a:ln>
@@ -6730,7 +7656,7 @@
           <a:buFontTx/>
           <a:buNone/>
           <a:tabLst/>
-          <a:defRPr b="0" baseline="0" cap="none" i="0" spc="0" strike="noStrike" sz="1800" u="none" kumimoji="0" normalizeH="0">
+          <a:defRPr kumimoji="0" sz="1800" b="0" i="0" u="none" strike="noStrike" cap="none" spc="0" normalizeH="0" baseline="0">
             <a:ln>
               <a:noFill/>
             </a:ln>
@@ -6756,7 +7682,7 @@
           <a:buFontTx/>
           <a:buNone/>
           <a:tabLst/>
-          <a:defRPr b="0" baseline="0" cap="none" i="0" spc="0" strike="noStrike" sz="1800" u="none" kumimoji="0" normalizeH="0">
+          <a:defRPr kumimoji="0" sz="1800" b="0" i="0" u="none" strike="noStrike" cap="none" spc="0" normalizeH="0" baseline="0">
             <a:ln>
               <a:noFill/>
             </a:ln>
@@ -6782,7 +7708,7 @@
           <a:buFontTx/>
           <a:buNone/>
           <a:tabLst/>
-          <a:defRPr b="0" baseline="0" cap="none" i="0" spc="0" strike="noStrike" sz="1800" u="none" kumimoji="0" normalizeH="0">
+          <a:defRPr kumimoji="0" sz="1800" b="0" i="0" u="none" strike="noStrike" cap="none" spc="0" normalizeH="0" baseline="0">
             <a:ln>
               <a:noFill/>
             </a:ln>
@@ -6808,7 +7734,7 @@
           <a:buFontTx/>
           <a:buNone/>
           <a:tabLst/>
-          <a:defRPr b="0" baseline="0" cap="none" i="0" spc="0" strike="noStrike" sz="1800" u="none" kumimoji="0" normalizeH="0">
+          <a:defRPr kumimoji="0" sz="1800" b="0" i="0" u="none" strike="noStrike" cap="none" spc="0" normalizeH="0" baseline="0">
             <a:ln>
               <a:noFill/>
             </a:ln>
@@ -6834,7 +7760,7 @@
           <a:buFontTx/>
           <a:buNone/>
           <a:tabLst/>
-          <a:defRPr b="0" baseline="0" cap="none" i="0" spc="0" strike="noStrike" sz="1800" u="none" kumimoji="0" normalizeH="0">
+          <a:defRPr kumimoji="0" sz="1800" b="0" i="0" u="none" strike="noStrike" cap="none" spc="0" normalizeH="0" baseline="0">
             <a:ln>
               <a:noFill/>
             </a:ln>
@@ -6860,7 +7786,7 @@
           <a:buFontTx/>
           <a:buNone/>
           <a:tabLst/>
-          <a:defRPr b="0" baseline="0" cap="none" i="0" spc="0" strike="noStrike" sz="1800" u="none" kumimoji="0" normalizeH="0">
+          <a:defRPr kumimoji="0" sz="1800" b="0" i="0" u="none" strike="noStrike" cap="none" spc="0" normalizeH="0" baseline="0">
             <a:ln>
               <a:noFill/>
             </a:ln>
@@ -6886,7 +7812,7 @@
           <a:buFontTx/>
           <a:buNone/>
           <a:tabLst/>
-          <a:defRPr b="0" baseline="0" cap="none" i="0" spc="0" strike="noStrike" sz="1800" u="none" kumimoji="0" normalizeH="0">
+          <a:defRPr kumimoji="0" sz="1800" b="0" i="0" u="none" strike="noStrike" cap="none" spc="0" normalizeH="0" baseline="0">
             <a:ln>
               <a:noFill/>
             </a:ln>
